--- a/frontend/public/CrowsNest-User-Guide.docx
+++ b/frontend/public/CrowsNest-User-Guide.docx
@@ -17,15 +17,15 @@
           <w:b/>
           <w:bCs/>
           <w:color w:val="5865F2"/>
-          <w:sz w:val="72"/>
-          <w:szCs w:val="72"/>
+          <w:sz w:val="64"/>
+          <w:szCs w:val="64"/>
         </w:rPr>
         <w:t xml:space="preserve">The Crows Nest</w:t>
       </w:r>
     </w:p>
     <w:p>
       <w:pPr>
-        <w:spacing w:after="80"/>
+        <w:spacing w:after="120"/>
         <w:jc w:val="center"/>
       </w:pPr>
       <w:r>
@@ -55,7 +55,7 @@
     </w:p>
     <w:p>
       <w:pPr>
-        <w:spacing w:after="80"/>
+        <w:spacing w:after="0"/>
         <w:jc w:val="center"/>
       </w:pPr>
       <w:r>
@@ -65,7 +65,7 @@
           <w:sz w:val="20"/>
           <w:szCs w:val="20"/>
         </w:rPr>
-        <w:t xml:space="preserve">Version 2.0  •  July 2026</w:t>
+        <w:t xml:space="preserve">Version 3.0  •  August 2026</w:t>
       </w:r>
     </w:p>
     <w:p>
@@ -87,8 +87,8 @@
           <w:b/>
           <w:bCs/>
           <w:color w:val="1E1F22"/>
-          <w:sz w:val="30"/>
-          <w:szCs w:val="30"/>
+          <w:sz w:val="28"/>
+          <w:szCs w:val="28"/>
         </w:rPr>
         <w:t xml:space="preserve">1. Getting Started</w:t>
       </w:r>
@@ -96,7 +96,7 @@
     <w:p>
       <w:pPr>
         <w:pStyle w:val="Heading2"/>
-        <w:spacing w:after="100" w:before="260"/>
+        <w:spacing w:after="120" w:before="280"/>
       </w:pPr>
       <w:r>
         <w:rPr>
@@ -122,7 +122,6 @@
       <w:r>
         <w:rPr>
           <w:rFonts w:ascii="Arial" w:cs="Arial" w:eastAsia="Arial" w:hAnsi="Arial"/>
-          <w:color w:val="313338"/>
           <w:sz w:val="22"/>
           <w:szCs w:val="22"/>
         </w:rPr>
@@ -141,7 +140,6 @@
       <w:r>
         <w:rPr>
           <w:rFonts w:ascii="Arial" w:cs="Arial" w:eastAsia="Arial" w:hAnsi="Arial"/>
-          <w:color w:val="313338"/>
           <w:sz w:val="22"/>
           <w:szCs w:val="22"/>
         </w:rPr>
@@ -160,11 +158,10 @@
       <w:r>
         <w:rPr>
           <w:rFonts w:ascii="Arial" w:cs="Arial" w:eastAsia="Arial" w:hAnsi="Arial"/>
-          <w:color w:val="313338"/>
-          <w:sz w:val="22"/>
-          <w:szCs w:val="22"/>
-        </w:rPr>
-        <w:t xml:space="preserve">Fill in your username (2-32 characters), email address, and a password (8+ characters)</w:t>
+          <w:sz w:val="22"/>
+          <w:szCs w:val="22"/>
+        </w:rPr>
+        <w:t xml:space="preserve">Fill in your username (2–32 characters), email address, and a password (8+ characters)</w:t>
       </w:r>
     </w:p>
     <w:p>
@@ -179,7 +176,6 @@
       <w:r>
         <w:rPr>
           <w:rFonts w:ascii="Arial" w:cs="Arial" w:eastAsia="Arial" w:hAnsi="Arial"/>
-          <w:color w:val="313338"/>
           <w:sz w:val="22"/>
           <w:szCs w:val="22"/>
         </w:rPr>
@@ -260,7 +256,7 @@
     <w:p>
       <w:pPr>
         <w:pStyle w:val="Heading2"/>
-        <w:spacing w:after="100" w:before="260"/>
+        <w:spacing w:after="120" w:before="280"/>
       </w:pPr>
       <w:r>
         <w:rPr>
@@ -271,7 +267,7 @@
           <w:sz w:val="24"/>
           <w:szCs w:val="24"/>
         </w:rPr>
-        <w:t xml:space="preserve">1.2 Logging In and Out</w:t>
+        <w:t xml:space="preserve">1.2 Logging In, Out, and Remember Me</w:t>
       </w:r>
     </w:p>
     <w:p>
@@ -286,22 +282,11 @@
       <w:r>
         <w:rPr>
           <w:rFonts w:ascii="Arial" w:cs="Arial" w:eastAsia="Arial" w:hAnsi="Arial"/>
-          <w:b/>
-          <w:bCs/>
           <w:color w:val="313338"/>
           <w:sz w:val="22"/>
           <w:szCs w:val="22"/>
         </w:rPr>
-        <w:t xml:space="preserve">Log in: </w:t>
-      </w:r>
-      <w:r>
-        <w:rPr>
-          <w:rFonts w:ascii="Arial" w:cs="Arial" w:eastAsia="Arial" w:hAnsi="Arial"/>
-          <w:color w:val="313338"/>
-          <w:sz w:val="22"/>
-          <w:szCs w:val="22"/>
-        </w:rPr>
-        <w:t xml:space="preserve">Enter your email and password on the login screen</w:t>
+        <w:t xml:space="preserve">Log in: enter your email and password on the login screen</w:t>
       </w:r>
     </w:p>
     <w:p>
@@ -316,14 +301,22 @@
       <w:r>
         <w:rPr>
           <w:rFonts w:ascii="Arial" w:cs="Arial" w:eastAsia="Arial" w:hAnsi="Arial"/>
-          <w:b/>
-          <w:bCs/>
           <w:color w:val="313338"/>
           <w:sz w:val="22"/>
           <w:szCs w:val="22"/>
         </w:rPr>
-        <w:t xml:space="preserve">Log out: </w:t>
-      </w:r>
+        <w:t xml:space="preserve">Remember Me: check this box to stay signed in on this device without re-entering your password each time</w:t>
+      </w:r>
+    </w:p>
+    <w:p>
+      <w:pPr>
+        <w:pStyle w:val="ListParagraph"/>
+        <w:numPr>
+          <w:ilvl w:val="0"/>
+          <w:numId w:val="3"/>
+        </w:numPr>
+        <w:spacing w:after="80"/>
+      </w:pPr>
       <w:r>
         <w:rPr>
           <w:rFonts w:ascii="Arial" w:cs="Arial" w:eastAsia="Arial" w:hAnsi="Arial"/>
@@ -331,7 +324,7 @@
           <w:sz w:val="22"/>
           <w:szCs w:val="22"/>
         </w:rPr>
-        <w:t xml:space="preserve">Click the arrow icon at the very bottom of the left sidebar</w:t>
+        <w:t xml:space="preserve">Log out: click the arrow icon at the very bottom of the left sidebar</w:t>
       </w:r>
     </w:p>
     <w:p>
@@ -394,7 +387,7 @@
                 <w:sz w:val="22"/>
                 <w:szCs w:val="22"/>
               </w:rPr>
-              <w:t xml:space="preserve">Your session stays active for 180 days. You will be logged out automatically after that.</w:t>
+              <w:t xml:space="preserve">Your session stays active for 180 days either way. You will be logged out automatically after that.</w:t>
             </w:r>
           </w:p>
         </w:tc>
@@ -408,7 +401,7 @@
     <w:p>
       <w:pPr>
         <w:pStyle w:val="Heading2"/>
-        <w:spacing w:after="100" w:before="260"/>
+        <w:spacing w:after="120" w:before="280"/>
       </w:pPr>
       <w:r>
         <w:rPr>
@@ -424,7 +417,7 @@
     </w:p>
     <w:p>
       <w:pPr>
-        <w:spacing w:after="100"/>
+        <w:spacing w:after="120"/>
       </w:pPr>
       <w:r>
         <w:rPr>
@@ -435,11 +428,6 @@
         </w:rPr>
         <w:t xml:space="preserve">Anyone can invite someone new — you do not need to be an admin:</w:t>
       </w:r>
-    </w:p>
-    <w:p>
-      <w:pPr>
-        <w:spacing w:after="40"/>
-      </w:pPr>
     </w:p>
     <w:p>
       <w:pPr>
@@ -453,7 +441,6 @@
       <w:r>
         <w:rPr>
           <w:rFonts w:ascii="Arial" w:cs="Arial" w:eastAsia="Arial" w:hAnsi="Arial"/>
-          <w:color w:val="313338"/>
           <w:sz w:val="22"/>
           <w:szCs w:val="22"/>
         </w:rPr>
@@ -472,11 +459,10 @@
       <w:r>
         <w:rPr>
           <w:rFonts w:ascii="Arial" w:cs="Arial" w:eastAsia="Arial" w:hAnsi="Arial"/>
-          <w:color w:val="313338"/>
-          <w:sz w:val="22"/>
-          <w:szCs w:val="22"/>
-        </w:rPr>
-        <w:t xml:space="preserve">Enter your friend's email address</w:t>
+          <w:sz w:val="22"/>
+          <w:szCs w:val="22"/>
+        </w:rPr>
+        <w:t xml:space="preserve">Enter your friend’s email address</w:t>
       </w:r>
     </w:p>
     <w:p>
@@ -491,7 +477,6 @@
       <w:r>
         <w:rPr>
           <w:rFonts w:ascii="Arial" w:cs="Arial" w:eastAsia="Arial" w:hAnsi="Arial"/>
-          <w:color w:val="313338"/>
           <w:sz w:val="22"/>
           <w:szCs w:val="22"/>
         </w:rPr>
@@ -558,7 +543,7 @@
                 <w:sz w:val="22"/>
                 <w:szCs w:val="22"/>
               </w:rPr>
-              <w:t xml:space="preserve">They'll get an email with a direct link straight to the signup page, with their email already filled in.</w:t>
+              <w:t xml:space="preserve">They’ll get an email with a direct link straight to the signup page, with their email already filled in.</w:t>
             </w:r>
           </w:p>
         </w:tc>
@@ -568,11 +553,6 @@
       <w:pPr>
         <w:spacing w:after="200"/>
       </w:pPr>
-    </w:p>
-    <w:p>
-      <w:r>
-        <w:br w:type="page"/>
-      </w:r>
     </w:p>
     <w:p>
       <w:pPr>
@@ -588,15 +568,15 @@
           <w:b/>
           <w:bCs/>
           <w:color w:val="1E1F22"/>
-          <w:sz w:val="30"/>
-          <w:szCs w:val="30"/>
+          <w:sz w:val="28"/>
+          <w:szCs w:val="28"/>
         </w:rPr>
         <w:t xml:space="preserve">2. Navigating the App</w:t>
       </w:r>
     </w:p>
     <w:p>
       <w:pPr>
-        <w:spacing w:after="100"/>
+        <w:spacing w:after="120"/>
       </w:pPr>
       <w:r>
         <w:rPr>
@@ -605,7 +585,7 @@
           <w:sz w:val="22"/>
           <w:szCs w:val="22"/>
         </w:rPr>
-        <w:t xml:space="preserve">The Crows Nest has three main areas visible at all times:</w:t>
+        <w:t xml:space="preserve">The Crows Nest has four main areas visible at all times:</w:t>
       </w:r>
     </w:p>
     <w:p>
@@ -626,8 +606,8 @@
         </w:tblBorders>
       </w:tblPr>
       <w:tblGrid>
-        <w:gridCol w:w="2400"/>
-        <w:gridCol w:w="6960"/>
+        <w:gridCol w:w="2800"/>
+        <w:gridCol w:w="6560"/>
       </w:tblGrid>
       <w:tr>
         <w:trPr>
@@ -635,7 +615,7 @@
         </w:trPr>
         <w:tc>
           <w:tcPr>
-            <w:tcW w:type="dxa" w:w="2400"/>
+            <w:tcW w:type="dxa" w:w="2800"/>
             <w:tcBorders>
               <w:top w:val="single" w:color="5865F2" w:sz="1"/>
               <w:left w:val="single" w:color="5865F2" w:sz="1"/>
@@ -652,6 +632,9 @@
             <w:vAlign w:val="center"/>
           </w:tcPr>
           <w:p>
+            <w:pPr>
+              <w:jc w:val="left"/>
+            </w:pPr>
             <w:r>
               <w:rPr>
                 <w:rFonts w:ascii="Arial" w:cs="Arial" w:eastAsia="Arial" w:hAnsi="Arial"/>
@@ -667,7 +650,7 @@
         </w:tc>
         <w:tc>
           <w:tcPr>
-            <w:tcW w:type="dxa" w:w="6960"/>
+            <w:tcW w:type="dxa" w:w="6560"/>
             <w:tcBorders>
               <w:top w:val="single" w:color="5865F2" w:sz="1"/>
               <w:left w:val="single" w:color="5865F2" w:sz="1"/>
@@ -684,6 +667,9 @@
             <w:vAlign w:val="center"/>
           </w:tcPr>
           <w:p>
+            <w:pPr>
+              <w:jc w:val="left"/>
+            </w:pPr>
             <w:r>
               <w:rPr>
                 <w:rFonts w:ascii="Arial" w:cs="Arial" w:eastAsia="Arial" w:hAnsi="Arial"/>
@@ -701,7 +687,7 @@
       <w:tr>
         <w:tc>
           <w:tcPr>
-            <w:tcW w:type="dxa" w:w="2400"/>
+            <w:tcW w:type="dxa" w:w="2800"/>
             <w:tcBorders>
               <w:top w:val="single" w:color="DDDDDD" w:sz="1"/>
               <w:left w:val="single" w:color="DDDDDD" w:sz="1"/>
@@ -730,7 +716,7 @@
         </w:tc>
         <w:tc>
           <w:tcPr>
-            <w:tcW w:type="dxa" w:w="6960"/>
+            <w:tcW w:type="dxa" w:w="6560"/>
             <w:tcBorders>
               <w:top w:val="single" w:color="DDDDDD" w:sz="1"/>
               <w:left w:val="single" w:color="DDDDDD" w:sz="1"/>
@@ -753,7 +739,7 @@
                 <w:sz w:val="20"/>
                 <w:szCs w:val="20"/>
               </w:rPr>
-              <w:t xml:space="preserve">Switch between the server and direct messages. Your avatar is here too.</w:t>
+              <w:t xml:space="preserve">Switch between the server and direct messages. Your avatar (with your status dot) is here too.</w:t>
             </w:r>
           </w:p>
         </w:tc>
@@ -761,7 +747,7 @@
       <w:tr>
         <w:tc>
           <w:tcPr>
-            <w:tcW w:type="dxa" w:w="2400"/>
+            <w:tcW w:type="dxa" w:w="2800"/>
             <w:tcBorders>
               <w:top w:val="single" w:color="DDDDDD" w:sz="1"/>
               <w:left w:val="single" w:color="DDDDDD" w:sz="1"/>
@@ -790,7 +776,7 @@
         </w:tc>
         <w:tc>
           <w:tcPr>
-            <w:tcW w:type="dxa" w:w="6960"/>
+            <w:tcW w:type="dxa" w:w="6560"/>
             <w:tcBorders>
               <w:top w:val="single" w:color="DDDDDD" w:sz="1"/>
               <w:left w:val="single" w:color="DDDDDD" w:sz="1"/>
@@ -813,7 +799,7 @@
                 <w:sz w:val="20"/>
                 <w:szCs w:val="20"/>
               </w:rPr>
-              <w:t xml:space="preserve">Lists all text channels, voice channels, or your DM conversations</w:t>
+              <w:t xml:space="preserve">Lists all text channels, voice channels, or your DM conversations — with unread dots and badges.</w:t>
             </w:r>
           </w:p>
         </w:tc>
@@ -821,7 +807,7 @@
       <w:tr>
         <w:tc>
           <w:tcPr>
-            <w:tcW w:type="dxa" w:w="2400"/>
+            <w:tcW w:type="dxa" w:w="2800"/>
             <w:tcBorders>
               <w:top w:val="single" w:color="DDDDDD" w:sz="1"/>
               <w:left w:val="single" w:color="DDDDDD" w:sz="1"/>
@@ -850,7 +836,7 @@
         </w:tc>
         <w:tc>
           <w:tcPr>
-            <w:tcW w:type="dxa" w:w="6960"/>
+            <w:tcW w:type="dxa" w:w="6560"/>
             <w:tcBorders>
               <w:top w:val="single" w:color="DDDDDD" w:sz="1"/>
               <w:left w:val="single" w:color="DDDDDD" w:sz="1"/>
@@ -881,7 +867,7 @@
       <w:tr>
         <w:tc>
           <w:tcPr>
-            <w:tcW w:type="dxa" w:w="2400"/>
+            <w:tcW w:type="dxa" w:w="2800"/>
             <w:tcBorders>
               <w:top w:val="single" w:color="DDDDDD" w:sz="1"/>
               <w:left w:val="single" w:color="DDDDDD" w:sz="1"/>
@@ -910,7 +896,7 @@
         </w:tc>
         <w:tc>
           <w:tcPr>
-            <w:tcW w:type="dxa" w:w="6960"/>
+            <w:tcW w:type="dxa" w:w="6560"/>
             <w:tcBorders>
               <w:top w:val="single" w:color="DDDDDD" w:sz="1"/>
               <w:left w:val="single" w:color="DDDDDD" w:sz="1"/>
@@ -933,7 +919,7 @@
                 <w:sz w:val="20"/>
                 <w:szCs w:val="20"/>
               </w:rPr>
-              <w:t xml:space="preserve">Online / offline members shown on the right side of text channels</w:t>
+              <w:t xml:space="preserve">Online / away / offline members shown on the right side of text channels</w:t>
             </w:r>
           </w:p>
         </w:tc>
@@ -947,7 +933,7 @@
     <w:p>
       <w:pPr>
         <w:pStyle w:val="Heading2"/>
-        <w:spacing w:after="100" w:before="260"/>
+        <w:spacing w:after="120" w:before="280"/>
       </w:pPr>
       <w:r>
         <w:rPr>
@@ -1001,13 +987,27 @@
     </w:p>
     <w:p>
       <w:pPr>
+        <w:pStyle w:val="ListParagraph"/>
+        <w:numPr>
+          <w:ilvl w:val="0"/>
+          <w:numId w:val="3"/>
+        </w:numPr>
+        <w:spacing w:after="80"/>
+      </w:pPr>
+      <w:r>
+        <w:rPr>
+          <w:rFonts w:ascii="Arial" w:cs="Arial" w:eastAsia="Arial" w:hAnsi="Arial"/>
+          <w:color w:val="313338"/>
+          <w:sz w:val="22"/>
+          <w:szCs w:val="22"/>
+        </w:rPr>
+        <w:t xml:space="preserve">A small red dot appears on either icon when there’s unread activity in that section</w:t>
+      </w:r>
+    </w:p>
+    <w:p>
+      <w:pPr>
         <w:spacing w:after="200"/>
       </w:pPr>
-    </w:p>
-    <w:p>
-      <w:r>
-        <w:br w:type="page"/>
-      </w:r>
     </w:p>
     <w:p>
       <w:pPr>
@@ -1023,8 +1023,8 @@
           <w:b/>
           <w:bCs/>
           <w:color w:val="1E1F22"/>
-          <w:sz w:val="30"/>
-          <w:szCs w:val="30"/>
+          <w:sz w:val="28"/>
+          <w:szCs w:val="28"/>
         </w:rPr>
         <w:t xml:space="preserve">3. Text Channels</w:t>
       </w:r>
@@ -1032,7 +1032,7 @@
     <w:p>
       <w:pPr>
         <w:pStyle w:val="Heading2"/>
-        <w:spacing w:after="100" w:before="260"/>
+        <w:spacing w:after="120" w:before="280"/>
       </w:pPr>
       <w:r>
         <w:rPr>
@@ -1058,11 +1058,10 @@
       <w:r>
         <w:rPr>
           <w:rFonts w:ascii="Arial" w:cs="Arial" w:eastAsia="Arial" w:hAnsi="Arial"/>
-          <w:color w:val="313338"/>
-          <w:sz w:val="22"/>
-          <w:szCs w:val="22"/>
-        </w:rPr>
-        <w:t xml:space="preserve">Click any text channel (starting with #) in the sidebar</w:t>
+          <w:sz w:val="22"/>
+          <w:szCs w:val="22"/>
+        </w:rPr>
+        <w:t xml:space="preserve">Click any text channel (starting with #) in the sidebar — note that some channels may be private and only visible if you’ve been given access</w:t>
       </w:r>
     </w:p>
     <w:p>
@@ -1077,7 +1076,6 @@
       <w:r>
         <w:rPr>
           <w:rFonts w:ascii="Arial" w:cs="Arial" w:eastAsia="Arial" w:hAnsi="Arial"/>
-          <w:color w:val="313338"/>
           <w:sz w:val="22"/>
           <w:szCs w:val="22"/>
         </w:rPr>
@@ -1096,11 +1094,10 @@
       <w:r>
         <w:rPr>
           <w:rFonts w:ascii="Arial" w:cs="Arial" w:eastAsia="Arial" w:hAnsi="Arial"/>
-          <w:color w:val="313338"/>
-          <w:sz w:val="22"/>
-          <w:szCs w:val="22"/>
-        </w:rPr>
-        <w:t xml:space="preserve">Type your message and press Enter or click the send button</w:t>
+          <w:sz w:val="22"/>
+          <w:szCs w:val="22"/>
+        </w:rPr>
+        <w:t xml:space="preserve">Type your message and press Enter, or click the send button</w:t>
       </w:r>
     </w:p>
     <w:p>
@@ -1177,7 +1174,7 @@
     <w:p>
       <w:pPr>
         <w:pStyle w:val="Heading2"/>
-        <w:spacing w:after="100" w:before="260"/>
+        <w:spacing w:after="120" w:before="280"/>
       </w:pPr>
       <w:r>
         <w:rPr>
@@ -1188,7 +1185,7 @@
           <w:sz w:val="24"/>
           <w:szCs w:val="24"/>
         </w:rPr>
-        <w:t xml:space="preserve">3.2 Deleting Your Own Messages</w:t>
+        <w:t xml:space="preserve">3.2 Editing and Deleting Your Own Messages</w:t>
       </w:r>
     </w:p>
     <w:p>
@@ -1207,7 +1204,7 @@
           <w:sz w:val="22"/>
           <w:szCs w:val="22"/>
         </w:rPr>
-        <w:t xml:space="preserve">Hover your mouse over the message you want to delete</w:t>
+        <w:t xml:space="preserve">Hover over your message — an edit (pencil) icon and a trash icon appear on the right</w:t>
       </w:r>
     </w:p>
     <w:p>
@@ -1226,7 +1223,7 @@
           <w:sz w:val="22"/>
           <w:szCs w:val="22"/>
         </w:rPr>
-        <w:t xml:space="preserve">A trash icon appears on the right side of the message</w:t>
+        <w:t xml:space="preserve">Click the pencil to edit it in place: change the text, press Enter to save or Escape to cancel</w:t>
       </w:r>
     </w:p>
     <w:p>
@@ -1245,7 +1242,7 @@
           <w:sz w:val="22"/>
           <w:szCs w:val="22"/>
         </w:rPr>
-        <w:t xml:space="preserve">Click it to permanently delete the message</w:t>
+        <w:t xml:space="preserve">Click the trash icon to permanently delete it</w:t>
       </w:r>
     </w:p>
     <w:p>
@@ -1308,7 +1305,7 @@
                 <w:sz w:val="22"/>
                 <w:szCs w:val="22"/>
               </w:rPr>
-              <w:t xml:space="preserve">You can only delete your own messages. Admins can delete anyone's messages.</w:t>
+              <w:t xml:space="preserve">You can only edit or delete your own messages. Admins can delete anyone’s messages (see the Administrator Guide).</w:t>
             </w:r>
           </w:p>
         </w:tc>
@@ -1322,7 +1319,7 @@
     <w:p>
       <w:pPr>
         <w:pStyle w:val="Heading2"/>
-        <w:spacing w:after="100" w:before="260"/>
+        <w:spacing w:after="120" w:before="280"/>
       </w:pPr>
       <w:r>
         <w:rPr>
@@ -1333,12 +1330,12 @@
           <w:sz w:val="24"/>
           <w:szCs w:val="24"/>
         </w:rPr>
-        <w:t xml:space="preserve">3.3 Typing Indicators</w:t>
-      </w:r>
-    </w:p>
-    <w:p>
-      <w:pPr>
-        <w:spacing w:after="100"/>
+        <w:t xml:space="preserve">3.3 Multi-line Messages</w:t>
+      </w:r>
+    </w:p>
+    <w:p>
+      <w:pPr>
+        <w:spacing w:after="120"/>
       </w:pPr>
       <w:r>
         <w:rPr>
@@ -1347,7 +1344,7 @@
           <w:sz w:val="22"/>
           <w:szCs w:val="22"/>
         </w:rPr>
-        <w:t xml:space="preserve">When you start typing, other users in the same channel see a "... is typing" indicator at the bottom of the chat. It disappears automatically after 2 seconds when you stop typing.</w:t>
+        <w:t xml:space="preserve">Press Shift+Enter to add a new line without sending — handy for longer messages or lists. Plain Enter still sends.</w:t>
       </w:r>
     </w:p>
     <w:p>
@@ -1358,7 +1355,7 @@
     <w:p>
       <w:pPr>
         <w:pStyle w:val="Heading2"/>
-        <w:spacing w:after="100" w:before="260"/>
+        <w:spacing w:after="120" w:before="280"/>
       </w:pPr>
       <w:r>
         <w:rPr>
@@ -1369,12 +1366,12 @@
           <w:sz w:val="24"/>
           <w:szCs w:val="24"/>
         </w:rPr>
-        <w:t xml:space="preserve">3.4 Message Grouping</w:t>
-      </w:r>
-    </w:p>
-    <w:p>
-      <w:pPr>
-        <w:spacing w:after="100"/>
+        <w:t xml:space="preserve">3.4 Typing Indicators</w:t>
+      </w:r>
+    </w:p>
+    <w:p>
+      <w:pPr>
+        <w:spacing w:after="120"/>
       </w:pPr>
       <w:r>
         <w:rPr>
@@ -1383,43 +1380,18 @@
           <w:sz w:val="22"/>
           <w:szCs w:val="22"/>
         </w:rPr>
-        <w:t xml:space="preserve">Consecutive messages from the same person sent within 5 minutes are grouped together — the avatar and username only appear on the first message to keep the chat clean and readable.</w:t>
-      </w:r>
-    </w:p>
-    <w:p>
-      <w:pPr>
-        <w:spacing w:after="200"/>
-      </w:pPr>
-    </w:p>
-    <w:p>
-      <w:r>
-        <w:br w:type="page"/>
-      </w:r>
-    </w:p>
-    <w:p>
-      <w:pPr>
-        <w:pStyle w:val="Heading1"/>
-        <w:pBdr>
-          <w:bottom w:val="single" w:color="5865F2" w:sz="4" w:space="6"/>
-        </w:pBdr>
-        <w:spacing w:after="160" w:before="360"/>
-      </w:pPr>
-      <w:r>
-        <w:rPr>
-          <w:rFonts w:ascii="Arial" w:cs="Arial" w:eastAsia="Arial" w:hAnsi="Arial"/>
-          <w:b/>
-          <w:bCs/>
-          <w:color w:val="1E1F22"/>
-          <w:sz w:val="30"/>
-          <w:szCs w:val="30"/>
-        </w:rPr>
-        <w:t xml:space="preserve">4. Direct Messages</w:t>
-      </w:r>
+        <w:t xml:space="preserve">When you start typing, other users in the same channel see a "... is typing" indicator at the bottom of the chat. It disappears automatically after 2 seconds when you stop typing.</w:t>
+      </w:r>
+    </w:p>
+    <w:p>
+      <w:pPr>
+        <w:spacing w:after="160"/>
+      </w:pPr>
     </w:p>
     <w:p>
       <w:pPr>
         <w:pStyle w:val="Heading2"/>
-        <w:spacing w:after="100" w:before="260"/>
+        <w:spacing w:after="120" w:before="280"/>
       </w:pPr>
       <w:r>
         <w:rPr>
@@ -1430,7 +1402,43 @@
           <w:sz w:val="24"/>
           <w:szCs w:val="24"/>
         </w:rPr>
-        <w:t xml:space="preserve">4.1 Starting a New Conversation</w:t>
+        <w:t xml:space="preserve">3.5 Message Grouping</w:t>
+      </w:r>
+    </w:p>
+    <w:p>
+      <w:pPr>
+        <w:spacing w:after="120"/>
+      </w:pPr>
+      <w:r>
+        <w:rPr>
+          <w:rFonts w:ascii="Arial" w:cs="Arial" w:eastAsia="Arial" w:hAnsi="Arial"/>
+          <w:color w:val="313338"/>
+          <w:sz w:val="22"/>
+          <w:szCs w:val="22"/>
+        </w:rPr>
+        <w:t xml:space="preserve">Consecutive messages from the same person sent within 5 minutes are grouped together — the avatar and username only appear on the first message to keep the chat clean and readable.</w:t>
+      </w:r>
+    </w:p>
+    <w:p>
+      <w:pPr>
+        <w:spacing w:after="160"/>
+      </w:pPr>
+    </w:p>
+    <w:p>
+      <w:pPr>
+        <w:pStyle w:val="Heading2"/>
+        <w:spacing w:after="120" w:before="280"/>
+      </w:pPr>
+      <w:r>
+        <w:rPr>
+          <w:rFonts w:ascii="Arial" w:cs="Arial" w:eastAsia="Arial" w:hAnsi="Arial"/>
+          <w:b/>
+          <w:bCs/>
+          <w:color w:val="5865F2"/>
+          <w:sz w:val="24"/>
+          <w:szCs w:val="24"/>
+        </w:rPr>
+        <w:t xml:space="preserve">3.6 Mentioning Someone</w:t>
       </w:r>
     </w:p>
     <w:p>
@@ -1445,11 +1453,10 @@
       <w:r>
         <w:rPr>
           <w:rFonts w:ascii="Arial" w:cs="Arial" w:eastAsia="Arial" w:hAnsi="Arial"/>
-          <w:color w:val="313338"/>
-          <w:sz w:val="22"/>
-          <w:szCs w:val="22"/>
-        </w:rPr>
-        <w:t xml:space="preserve">Click the envelope icon in the far-left sidebar to go to Direct Messages</w:t>
+          <w:sz w:val="22"/>
+          <w:szCs w:val="22"/>
+        </w:rPr>
+        <w:t xml:space="preserve">Type @ followed by a few letters of their name — a dropdown of matching users appears</w:t>
       </w:r>
     </w:p>
     <w:p>
@@ -1464,11 +1471,10 @@
       <w:r>
         <w:rPr>
           <w:rFonts w:ascii="Arial" w:cs="Arial" w:eastAsia="Arial" w:hAnsi="Arial"/>
-          <w:color w:val="313338"/>
-          <w:sz w:val="22"/>
-          <w:szCs w:val="22"/>
-        </w:rPr>
-        <w:t xml:space="preserve">Click the + button at the top of the DM list</w:t>
+          <w:sz w:val="22"/>
+          <w:szCs w:val="22"/>
+        </w:rPr>
+        <w:t xml:space="preserve">Use the arrow keys and Enter (or click) to pick someone, or pick everyone with @everyone to notify the whole channel</w:t>
       </w:r>
     </w:p>
     <w:p>
@@ -1483,287 +1489,10 @@
       <w:r>
         <w:rPr>
           <w:rFonts w:ascii="Arial" w:cs="Arial" w:eastAsia="Arial" w:hAnsi="Arial"/>
-          <w:color w:val="313338"/>
-          <w:sz w:val="22"/>
-          <w:szCs w:val="22"/>
-        </w:rPr>
-        <w:t xml:space="preserve">A list of all users appears — click the person you want to message</w:t>
-      </w:r>
-    </w:p>
-    <w:p>
-      <w:pPr>
-        <w:pStyle w:val="ListParagraph"/>
-        <w:numPr>
-          <w:ilvl w:val="0"/>
-          <w:numId w:val="2"/>
-        </w:numPr>
-        <w:spacing w:after="80"/>
-      </w:pPr>
-      <w:r>
-        <w:rPr>
-          <w:rFonts w:ascii="Arial" w:cs="Arial" w:eastAsia="Arial" w:hAnsi="Arial"/>
-          <w:color w:val="313338"/>
-          <w:sz w:val="22"/>
-          <w:szCs w:val="22"/>
-        </w:rPr>
-        <w:t xml:space="preserve">The conversation opens and is added to your DM list</w:t>
-      </w:r>
-    </w:p>
-    <w:p>
-      <w:pPr>
-        <w:spacing w:after="160"/>
-      </w:pPr>
-    </w:p>
-    <w:p>
-      <w:pPr>
-        <w:pStyle w:val="Heading2"/>
-        <w:spacing w:after="100" w:before="260"/>
-      </w:pPr>
-      <w:r>
-        <w:rPr>
-          <w:rFonts w:ascii="Arial" w:cs="Arial" w:eastAsia="Arial" w:hAnsi="Arial"/>
-          <w:b/>
-          <w:bCs/>
-          <w:color w:val="5865F2"/>
-          <w:sz w:val="24"/>
-          <w:szCs w:val="24"/>
-        </w:rPr>
-        <w:t xml:space="preserve">4.2 Sending a Direct Message</w:t>
-      </w:r>
-    </w:p>
-    <w:p>
-      <w:pPr>
-        <w:pStyle w:val="ListParagraph"/>
-        <w:numPr>
-          <w:ilvl w:val="0"/>
-          <w:numId w:val="3"/>
-        </w:numPr>
-        <w:spacing w:after="80"/>
-      </w:pPr>
-      <w:r>
-        <w:rPr>
-          <w:rFonts w:ascii="Arial" w:cs="Arial" w:eastAsia="Arial" w:hAnsi="Arial"/>
-          <w:color w:val="313338"/>
-          <w:sz w:val="22"/>
-          <w:szCs w:val="22"/>
-        </w:rPr>
-        <w:t xml:space="preserve">Click the conversation in the DM list on the left</w:t>
-      </w:r>
-    </w:p>
-    <w:p>
-      <w:pPr>
-        <w:pStyle w:val="ListParagraph"/>
-        <w:numPr>
-          <w:ilvl w:val="0"/>
-          <w:numId w:val="3"/>
-        </w:numPr>
-        <w:spacing w:after="80"/>
-      </w:pPr>
-      <w:r>
-        <w:rPr>
-          <w:rFonts w:ascii="Arial" w:cs="Arial" w:eastAsia="Arial" w:hAnsi="Arial"/>
-          <w:color w:val="313338"/>
-          <w:sz w:val="22"/>
-          <w:szCs w:val="22"/>
-        </w:rPr>
-        <w:t xml:space="preserve">Type in the message box at the bottom and press Enter</w:t>
-      </w:r>
-    </w:p>
-    <w:p>
-      <w:pPr>
-        <w:pStyle w:val="ListParagraph"/>
-        <w:numPr>
-          <w:ilvl w:val="0"/>
-          <w:numId w:val="3"/>
-        </w:numPr>
-        <w:spacing w:after="80"/>
-      </w:pPr>
-      <w:r>
-        <w:rPr>
-          <w:rFonts w:ascii="Arial" w:cs="Arial" w:eastAsia="Arial" w:hAnsi="Arial"/>
-          <w:color w:val="313338"/>
-          <w:sz w:val="22"/>
-          <w:szCs w:val="22"/>
-        </w:rPr>
-        <w:t xml:space="preserve">Messages are delivered in real time</w:t>
-      </w:r>
-    </w:p>
-    <w:p>
-      <w:pPr>
-        <w:spacing w:after="160"/>
-      </w:pPr>
-    </w:p>
-    <w:p>
-      <w:pPr>
-        <w:pStyle w:val="Heading2"/>
-        <w:spacing w:after="100" w:before="260"/>
-      </w:pPr>
-      <w:r>
-        <w:rPr>
-          <w:rFonts w:ascii="Arial" w:cs="Arial" w:eastAsia="Arial" w:hAnsi="Arial"/>
-          <w:b/>
-          <w:bCs/>
-          <w:color w:val="5865F2"/>
-          <w:sz w:val="24"/>
-          <w:szCs w:val="24"/>
-        </w:rPr>
-        <w:t xml:space="preserve">4.3 Typing Indicators in DMs</w:t>
-      </w:r>
-    </w:p>
-    <w:p>
-      <w:pPr>
-        <w:spacing w:after="100"/>
-      </w:pPr>
-      <w:r>
-        <w:rPr>
-          <w:rFonts w:ascii="Arial" w:cs="Arial" w:eastAsia="Arial" w:hAnsi="Arial"/>
-          <w:color w:val="313338"/>
-          <w:sz w:val="22"/>
-          <w:szCs w:val="22"/>
-        </w:rPr>
-        <w:t xml:space="preserve">The same typing indicator as text channels works in DMs — when the other person is typing, you will see their name appear at the bottom of the conversation.</w:t>
-      </w:r>
-    </w:p>
-    <w:p>
-      <w:pPr>
-        <w:spacing w:after="200"/>
-      </w:pPr>
-    </w:p>
-    <w:p>
-      <w:r>
-        <w:br w:type="page"/>
-      </w:r>
-    </w:p>
-    <w:p>
-      <w:pPr>
-        <w:pStyle w:val="Heading1"/>
-        <w:pBdr>
-          <w:bottom w:val="single" w:color="5865F2" w:sz="4" w:space="6"/>
-        </w:pBdr>
-        <w:spacing w:after="160" w:before="360"/>
-      </w:pPr>
-      <w:r>
-        <w:rPr>
-          <w:rFonts w:ascii="Arial" w:cs="Arial" w:eastAsia="Arial" w:hAnsi="Arial"/>
-          <w:b/>
-          <w:bCs/>
-          <w:color w:val="1E1F22"/>
-          <w:sz w:val="30"/>
-          <w:szCs w:val="30"/>
-        </w:rPr>
-        <w:t xml:space="preserve">5. Voice &amp; Video Channels</w:t>
-      </w:r>
-    </w:p>
-    <w:p>
-      <w:pPr>
-        <w:pStyle w:val="Heading2"/>
-        <w:spacing w:after="100" w:before="260"/>
-      </w:pPr>
-      <w:r>
-        <w:rPr>
-          <w:rFonts w:ascii="Arial" w:cs="Arial" w:eastAsia="Arial" w:hAnsi="Arial"/>
-          <w:b/>
-          <w:bCs/>
-          <w:color w:val="5865F2"/>
-          <w:sz w:val="24"/>
-          <w:szCs w:val="24"/>
-        </w:rPr>
-        <w:t xml:space="preserve">5.1 Joining a Voice Channel</w:t>
-      </w:r>
-    </w:p>
-    <w:p>
-      <w:pPr>
-        <w:pStyle w:val="ListParagraph"/>
-        <w:numPr>
-          <w:ilvl w:val="0"/>
-          <w:numId w:val="2"/>
-        </w:numPr>
-        <w:spacing w:after="80"/>
-      </w:pPr>
-      <w:r>
-        <w:rPr>
-          <w:rFonts w:ascii="Arial" w:cs="Arial" w:eastAsia="Arial" w:hAnsi="Arial"/>
-          <w:color w:val="313338"/>
-          <w:sz w:val="22"/>
-          <w:szCs w:val="22"/>
-        </w:rPr>
-        <w:t xml:space="preserve">Click a voice channel in the sidebar (shown with a microphone icon)</w:t>
-      </w:r>
-    </w:p>
-    <w:p>
-      <w:pPr>
-        <w:pStyle w:val="ListParagraph"/>
-        <w:numPr>
-          <w:ilvl w:val="0"/>
-          <w:numId w:val="2"/>
-        </w:numPr>
-        <w:spacing w:after="80"/>
-      </w:pPr>
-      <w:r>
-        <w:rPr>
-          <w:rFonts w:ascii="Arial" w:cs="Arial" w:eastAsia="Arial" w:hAnsi="Arial"/>
-          <w:color w:val="313338"/>
-          <w:sz w:val="22"/>
-          <w:szCs w:val="22"/>
-        </w:rPr>
-        <w:t xml:space="preserve">A Join Voice button appears</w:t>
-      </w:r>
-    </w:p>
-    <w:p>
-      <w:pPr>
-        <w:pStyle w:val="ListParagraph"/>
-        <w:numPr>
-          <w:ilvl w:val="0"/>
-          <w:numId w:val="2"/>
-        </w:numPr>
-        <w:spacing w:after="80"/>
-      </w:pPr>
-      <w:r>
-        <w:rPr>
-          <w:rFonts w:ascii="Arial" w:cs="Arial" w:eastAsia="Arial" w:hAnsi="Arial"/>
-          <w:color w:val="313338"/>
-          <w:sz w:val="22"/>
-          <w:szCs w:val="22"/>
-        </w:rPr>
-        <w:t xml:space="preserve">Click it — your browser will ask for microphone permission</w:t>
-      </w:r>
-    </w:p>
-    <w:p>
-      <w:pPr>
-        <w:pStyle w:val="ListParagraph"/>
-        <w:numPr>
-          <w:ilvl w:val="0"/>
-          <w:numId w:val="2"/>
-        </w:numPr>
-        <w:spacing w:after="80"/>
-      </w:pPr>
-      <w:r>
-        <w:rPr>
-          <w:rFonts w:ascii="Arial" w:cs="Arial" w:eastAsia="Arial" w:hAnsi="Arial"/>
-          <w:color w:val="313338"/>
-          <w:sz w:val="22"/>
-          <w:szCs w:val="22"/>
-        </w:rPr>
-        <w:t xml:space="preserve">Click Allow</w:t>
-      </w:r>
-    </w:p>
-    <w:p>
-      <w:pPr>
-        <w:pStyle w:val="ListParagraph"/>
-        <w:numPr>
-          <w:ilvl w:val="0"/>
-          <w:numId w:val="2"/>
-        </w:numPr>
-        <w:spacing w:after="80"/>
-      </w:pPr>
-      <w:r>
-        <w:rPr>
-          <w:rFonts w:ascii="Arial" w:cs="Arial" w:eastAsia="Arial" w:hAnsi="Arial"/>
-          <w:color w:val="313338"/>
-          <w:sz w:val="22"/>
-          <w:szCs w:val="22"/>
-        </w:rPr>
-        <w:t xml:space="preserve">You are now connected and can speak with others in the channel</w:t>
+          <w:sz w:val="22"/>
+          <w:szCs w:val="22"/>
+        </w:rPr>
+        <w:t xml:space="preserve">Click any @mention in a message (yours or someone else’s) to see that person’s profile card, with a Message button to jump straight into a DM with them</w:t>
       </w:r>
     </w:p>
     <w:p>
@@ -1796,7 +1525,7 @@
               <w:bottom w:val="none" w:color="FFFFFF" w:sz="0"/>
               <w:right w:val="none" w:color="FFFFFF" w:sz="0"/>
             </w:tcBorders>
-            <w:shd w:fill="FFF8E1" w:val="clear"/>
+            <w:shd w:fill="EEF0FF" w:val="clear"/>
             <w:tcMar>
               <w:top w:type="dxa" w:w="120"/>
               <w:left w:type="dxa" w:w="200"/>
@@ -1813,11 +1542,11 @@
                 <w:rFonts w:ascii="Arial" w:cs="Arial" w:eastAsia="Arial" w:hAnsi="Arial"/>
                 <w:b/>
                 <w:bCs/>
-                <w:color w:val="F57C00"/>
+                <w:color w:val="5865F2"/>
                 <w:sz w:val="22"/>
                 <w:szCs w:val="22"/>
               </w:rPr>
-              <w:t xml:space="preserve">TIP: </w:t>
+              <w:t xml:space="preserve">NOTE: </w:t>
             </w:r>
             <w:r>
               <w:rPr>
@@ -1826,7 +1555,7 @@
                 <w:sz w:val="22"/>
                 <w:szCs w:val="22"/>
               </w:rPr>
-              <w:t xml:space="preserve">Your browser must have permission to access your microphone. If denied, go to your browser settings and allow microphone access for this site.</w:t>
+              <w:t xml:space="preserve">Being @mentioned (or an @everyone) highlights the message for you, shows a red badge on that channel, pops an in-app toast, and — in the desktop app — a system notification too.</w:t>
             </w:r>
           </w:p>
         </w:tc>
@@ -1840,7 +1569,7 @@
     <w:p>
       <w:pPr>
         <w:pStyle w:val="Heading2"/>
-        <w:spacing w:after="100" w:before="260"/>
+        <w:spacing w:after="120" w:before="280"/>
       </w:pPr>
       <w:r>
         <w:rPr>
@@ -1851,7 +1580,21 @@
           <w:sz w:val="24"/>
           <w:szCs w:val="24"/>
         </w:rPr>
-        <w:t xml:space="preserve">5.2 Leaving a Voice Channel</w:t>
+        <w:t xml:space="preserve">3.7 Link Previews</w:t>
+      </w:r>
+    </w:p>
+    <w:p>
+      <w:pPr>
+        <w:spacing w:after="120"/>
+      </w:pPr>
+      <w:r>
+        <w:rPr>
+          <w:rFonts w:ascii="Arial" w:cs="Arial" w:eastAsia="Arial" w:hAnsi="Arial"/>
+          <w:color w:val="313338"/>
+          <w:sz w:val="22"/>
+          <w:szCs w:val="22"/>
+        </w:rPr>
+        <w:t xml:space="preserve">Paste a link and it becomes clickable automatically. Certain links also get a rich preview underneath the message:</w:t>
       </w:r>
     </w:p>
     <w:p>
@@ -1870,7 +1613,7 @@
           <w:sz w:val="22"/>
           <w:szCs w:val="22"/>
         </w:rPr>
-        <w:t xml:space="preserve">Click the Leave button (red phone icon) in the LiveKit control bar at the bottom of the room</w:t>
+        <w:t xml:space="preserve">YouTube, Twitch (clips, VODs, live channels), and Vimeo — click-to-play thumbnail</w:t>
       </w:r>
     </w:p>
     <w:p>
@@ -1889,18 +1632,57 @@
           <w:sz w:val="22"/>
           <w:szCs w:val="22"/>
         </w:rPr>
-        <w:t xml:space="preserve">You will be disconnected immediately</w:t>
-      </w:r>
-    </w:p>
-    <w:p>
-      <w:pPr>
-        <w:spacing w:after="160"/>
-      </w:pPr>
+        <w:t xml:space="preserve">Spotify and SoundCloud — an inline player</w:t>
+      </w:r>
+    </w:p>
+    <w:p>
+      <w:pPr>
+        <w:pStyle w:val="ListParagraph"/>
+        <w:numPr>
+          <w:ilvl w:val="0"/>
+          <w:numId w:val="3"/>
+        </w:numPr>
+        <w:spacing w:after="80"/>
+      </w:pPr>
+      <w:r>
+        <w:rPr>
+          <w:rFonts w:ascii="Arial" w:cs="Arial" w:eastAsia="Arial" w:hAnsi="Arial"/>
+          <w:color w:val="313338"/>
+          <w:sz w:val="22"/>
+          <w:szCs w:val="22"/>
+        </w:rPr>
+        <w:t xml:space="preserve">Direct image links (.png, .jpg, .gif, .webp) — an inline image preview</w:t>
+      </w:r>
+    </w:p>
+    <w:p>
+      <w:pPr>
+        <w:spacing w:after="200"/>
+      </w:pPr>
+    </w:p>
+    <w:p>
+      <w:pPr>
+        <w:pStyle w:val="Heading1"/>
+        <w:pBdr>
+          <w:bottom w:val="single" w:color="5865F2" w:sz="4" w:space="6"/>
+        </w:pBdr>
+        <w:spacing w:after="160" w:before="360"/>
+      </w:pPr>
+      <w:r>
+        <w:rPr>
+          <w:rFonts w:ascii="Arial" w:cs="Arial" w:eastAsia="Arial" w:hAnsi="Arial"/>
+          <w:b/>
+          <w:bCs/>
+          <w:color w:val="1E1F22"/>
+          <w:sz w:val="28"/>
+          <w:szCs w:val="28"/>
+        </w:rPr>
+        <w:t xml:space="preserve">4. Direct Messages</w:t>
+      </w:r>
     </w:p>
     <w:p>
       <w:pPr>
         <w:pStyle w:val="Heading2"/>
-        <w:spacing w:after="100" w:before="260"/>
+        <w:spacing w:after="120" w:before="280"/>
       </w:pPr>
       <w:r>
         <w:rPr>
@@ -1911,622 +1693,8 @@
           <w:sz w:val="24"/>
           <w:szCs w:val="24"/>
         </w:rPr>
-        <w:t xml:space="preserve">5.3 Voice Controls</w:t>
-      </w:r>
-    </w:p>
-    <w:p>
-      <w:pPr>
-        <w:spacing w:after="100"/>
-      </w:pPr>
-      <w:r>
-        <w:rPr>
-          <w:rFonts w:ascii="Arial" w:cs="Arial" w:eastAsia="Arial" w:hAnsi="Arial"/>
-          <w:color w:val="313338"/>
-          <w:sz w:val="22"/>
-          <w:szCs w:val="22"/>
-        </w:rPr>
-        <w:t xml:space="preserve">Below the video area is a compact row of icon buttons — hover over any of them to see its name and keyboard shortcut:</w:t>
-      </w:r>
-    </w:p>
-    <w:p>
-      <w:pPr>
-        <w:spacing w:after="40"/>
-      </w:pPr>
-    </w:p>
-    <w:tbl>
-      <w:tblPr>
-        <w:tblW w:type="dxa" w:w="9360"/>
-        <w:tblBorders>
-          <w:top w:val="single" w:color="auto" w:sz="4"/>
-          <w:left w:val="single" w:color="auto" w:sz="4"/>
-          <w:bottom w:val="single" w:color="auto" w:sz="4"/>
-          <w:right w:val="single" w:color="auto" w:sz="4"/>
-          <w:insideH w:val="single" w:color="auto" w:sz="4"/>
-          <w:insideV w:val="single" w:color="auto" w:sz="4"/>
-        </w:tblBorders>
-      </w:tblPr>
-      <w:tblGrid>
-        <w:gridCol w:w="2400"/>
-        <w:gridCol w:w="1600"/>
-        <w:gridCol w:w="5360"/>
-      </w:tblGrid>
-      <w:tr>
-        <w:trPr>
-          <w:tblHeader/>
-        </w:trPr>
-        <w:tc>
-          <w:tcPr>
-            <w:tcW w:type="dxa" w:w="2400"/>
-            <w:tcBorders>
-              <w:top w:val="single" w:color="5865F2" w:sz="1"/>
-              <w:left w:val="single" w:color="5865F2" w:sz="1"/>
-              <w:bottom w:val="single" w:color="5865F2" w:sz="1"/>
-              <w:right w:val="single" w:color="5865F2" w:sz="1"/>
-            </w:tcBorders>
-            <w:shd w:fill="5865F2" w:val="clear"/>
-            <w:tcMar>
-              <w:top w:type="dxa" w:w="100"/>
-              <w:left w:type="dxa" w:w="150"/>
-              <w:bottom w:type="dxa" w:w="100"/>
-              <w:right w:type="dxa" w:w="150"/>
-            </w:tcMar>
-            <w:vAlign w:val="center"/>
-          </w:tcPr>
-          <w:p>
-            <w:r>
-              <w:rPr>
-                <w:rFonts w:ascii="Arial" w:cs="Arial" w:eastAsia="Arial" w:hAnsi="Arial"/>
-                <w:b/>
-                <w:bCs/>
-                <w:color w:val="FFFFFF"/>
-                <w:sz w:val="20"/>
-                <w:szCs w:val="20"/>
-              </w:rPr>
-              <w:t xml:space="preserve">Control</w:t>
-            </w:r>
-          </w:p>
-        </w:tc>
-        <w:tc>
-          <w:tcPr>
-            <w:tcW w:type="dxa" w:w="1600"/>
-            <w:tcBorders>
-              <w:top w:val="single" w:color="5865F2" w:sz="1"/>
-              <w:left w:val="single" w:color="5865F2" w:sz="1"/>
-              <w:bottom w:val="single" w:color="5865F2" w:sz="1"/>
-              <w:right w:val="single" w:color="5865F2" w:sz="1"/>
-            </w:tcBorders>
-            <w:shd w:fill="5865F2" w:val="clear"/>
-            <w:tcMar>
-              <w:top w:type="dxa" w:w="100"/>
-              <w:left w:type="dxa" w:w="150"/>
-              <w:bottom w:type="dxa" w:w="100"/>
-              <w:right w:type="dxa" w:w="150"/>
-            </w:tcMar>
-            <w:vAlign w:val="center"/>
-          </w:tcPr>
-          <w:p>
-            <w:r>
-              <w:rPr>
-                <w:rFonts w:ascii="Arial" w:cs="Arial" w:eastAsia="Arial" w:hAnsi="Arial"/>
-                <w:b/>
-                <w:bCs/>
-                <w:color w:val="FFFFFF"/>
-                <w:sz w:val="20"/>
-                <w:szCs w:val="20"/>
-              </w:rPr>
-              <w:t xml:space="preserve">Shortcut</w:t>
-            </w:r>
-          </w:p>
-        </w:tc>
-        <w:tc>
-          <w:tcPr>
-            <w:tcW w:type="dxa" w:w="5360"/>
-            <w:tcBorders>
-              <w:top w:val="single" w:color="5865F2" w:sz="1"/>
-              <w:left w:val="single" w:color="5865F2" w:sz="1"/>
-              <w:bottom w:val="single" w:color="5865F2" w:sz="1"/>
-              <w:right w:val="single" w:color="5865F2" w:sz="1"/>
-            </w:tcBorders>
-            <w:shd w:fill="5865F2" w:val="clear"/>
-            <w:tcMar>
-              <w:top w:type="dxa" w:w="100"/>
-              <w:left w:type="dxa" w:w="150"/>
-              <w:bottom w:type="dxa" w:w="100"/>
-              <w:right w:type="dxa" w:w="150"/>
-            </w:tcMar>
-            <w:vAlign w:val="center"/>
-          </w:tcPr>
-          <w:p>
-            <w:r>
-              <w:rPr>
-                <w:rFonts w:ascii="Arial" w:cs="Arial" w:eastAsia="Arial" w:hAnsi="Arial"/>
-                <w:b/>
-                <w:bCs/>
-                <w:color w:val="FFFFFF"/>
-                <w:sz w:val="20"/>
-                <w:szCs w:val="20"/>
-              </w:rPr>
-              <w:t xml:space="preserve">What It Does</w:t>
-            </w:r>
-          </w:p>
-        </w:tc>
-      </w:tr>
-      <w:tr>
-        <w:tc>
-          <w:tcPr>
-            <w:tcW w:type="dxa" w:w="2400"/>
-            <w:tcBorders>
-              <w:top w:val="single" w:color="DDDDDD" w:sz="1"/>
-              <w:left w:val="single" w:color="DDDDDD" w:sz="1"/>
-              <w:bottom w:val="single" w:color="DDDDDD" w:sz="1"/>
-              <w:right w:val="single" w:color="DDDDDD" w:sz="1"/>
-            </w:tcBorders>
-            <w:shd w:fill="FFFFFF" w:val="clear"/>
-            <w:tcMar>
-              <w:top w:type="dxa" w:w="80"/>
-              <w:left w:type="dxa" w:w="150"/>
-              <w:bottom w:type="dxa" w:w="80"/>
-              <w:right w:type="dxa" w:w="150"/>
-            </w:tcMar>
-          </w:tcPr>
-          <w:p>
-            <w:r>
-              <w:rPr>
-                <w:rFonts w:ascii="Arial" w:cs="Arial" w:eastAsia="Arial" w:hAnsi="Arial"/>
-                <w:color w:val="313338"/>
-                <w:sz w:val="20"/>
-                <w:szCs w:val="20"/>
-              </w:rPr>
-              <w:t xml:space="preserve">Mute</w:t>
-            </w:r>
-          </w:p>
-        </w:tc>
-        <w:tc>
-          <w:tcPr>
-            <w:tcW w:type="dxa" w:w="1600"/>
-            <w:tcBorders>
-              <w:top w:val="single" w:color="DDDDDD" w:sz="1"/>
-              <w:left w:val="single" w:color="DDDDDD" w:sz="1"/>
-              <w:bottom w:val="single" w:color="DDDDDD" w:sz="1"/>
-              <w:right w:val="single" w:color="DDDDDD" w:sz="1"/>
-            </w:tcBorders>
-            <w:shd w:fill="FFFFFF" w:val="clear"/>
-            <w:tcMar>
-              <w:top w:type="dxa" w:w="80"/>
-              <w:left w:type="dxa" w:w="150"/>
-              <w:bottom w:type="dxa" w:w="80"/>
-              <w:right w:type="dxa" w:w="150"/>
-            </w:tcMar>
-          </w:tcPr>
-          <w:p>
-            <w:r>
-              <w:rPr>
-                <w:rFonts w:ascii="Arial" w:cs="Arial" w:eastAsia="Arial" w:hAnsi="Arial"/>
-                <w:color w:val="313338"/>
-                <w:sz w:val="20"/>
-                <w:szCs w:val="20"/>
-              </w:rPr>
-              <w:t xml:space="preserve">M</w:t>
-            </w:r>
-          </w:p>
-        </w:tc>
-        <w:tc>
-          <w:tcPr>
-            <w:tcW w:type="dxa" w:w="5360"/>
-            <w:tcBorders>
-              <w:top w:val="single" w:color="DDDDDD" w:sz="1"/>
-              <w:left w:val="single" w:color="DDDDDD" w:sz="1"/>
-              <w:bottom w:val="single" w:color="DDDDDD" w:sz="1"/>
-              <w:right w:val="single" w:color="DDDDDD" w:sz="1"/>
-            </w:tcBorders>
-            <w:shd w:fill="FFFFFF" w:val="clear"/>
-            <w:tcMar>
-              <w:top w:type="dxa" w:w="80"/>
-              <w:left w:type="dxa" w:w="150"/>
-              <w:bottom w:type="dxa" w:w="80"/>
-              <w:right w:type="dxa" w:w="150"/>
-            </w:tcMar>
-          </w:tcPr>
-          <w:p>
-            <w:r>
-              <w:rPr>
-                <w:rFonts w:ascii="Arial" w:cs="Arial" w:eastAsia="Arial" w:hAnsi="Arial"/>
-                <w:color w:val="313338"/>
-                <w:sz w:val="20"/>
-                <w:szCs w:val="20"/>
-              </w:rPr>
-              <w:t xml:space="preserve">Toggles your microphone. When muted, others cannot hear you.</w:t>
-            </w:r>
-          </w:p>
-        </w:tc>
-      </w:tr>
-      <w:tr>
-        <w:tc>
-          <w:tcPr>
-            <w:tcW w:type="dxa" w:w="2400"/>
-            <w:tcBorders>
-              <w:top w:val="single" w:color="DDDDDD" w:sz="1"/>
-              <w:left w:val="single" w:color="DDDDDD" w:sz="1"/>
-              <w:bottom w:val="single" w:color="DDDDDD" w:sz="1"/>
-              <w:right w:val="single" w:color="DDDDDD" w:sz="1"/>
-            </w:tcBorders>
-            <w:shd w:fill="F8F9FF" w:val="clear"/>
-            <w:tcMar>
-              <w:top w:type="dxa" w:w="80"/>
-              <w:left w:type="dxa" w:w="150"/>
-              <w:bottom w:type="dxa" w:w="80"/>
-              <w:right w:type="dxa" w:w="150"/>
-            </w:tcMar>
-          </w:tcPr>
-          <w:p>
-            <w:r>
-              <w:rPr>
-                <w:rFonts w:ascii="Arial" w:cs="Arial" w:eastAsia="Arial" w:hAnsi="Arial"/>
-                <w:color w:val="313338"/>
-                <w:sz w:val="20"/>
-                <w:szCs w:val="20"/>
-              </w:rPr>
-              <w:t xml:space="preserve">Deafen</w:t>
-            </w:r>
-          </w:p>
-        </w:tc>
-        <w:tc>
-          <w:tcPr>
-            <w:tcW w:type="dxa" w:w="1600"/>
-            <w:tcBorders>
-              <w:top w:val="single" w:color="DDDDDD" w:sz="1"/>
-              <w:left w:val="single" w:color="DDDDDD" w:sz="1"/>
-              <w:bottom w:val="single" w:color="DDDDDD" w:sz="1"/>
-              <w:right w:val="single" w:color="DDDDDD" w:sz="1"/>
-            </w:tcBorders>
-            <w:shd w:fill="F8F9FF" w:val="clear"/>
-            <w:tcMar>
-              <w:top w:type="dxa" w:w="80"/>
-              <w:left w:type="dxa" w:w="150"/>
-              <w:bottom w:type="dxa" w:w="80"/>
-              <w:right w:type="dxa" w:w="150"/>
-            </w:tcMar>
-          </w:tcPr>
-          <w:p>
-            <w:r>
-              <w:rPr>
-                <w:rFonts w:ascii="Arial" w:cs="Arial" w:eastAsia="Arial" w:hAnsi="Arial"/>
-                <w:color w:val="313338"/>
-                <w:sz w:val="20"/>
-                <w:szCs w:val="20"/>
-              </w:rPr>
-              <w:t xml:space="preserve">D</w:t>
-            </w:r>
-          </w:p>
-        </w:tc>
-        <w:tc>
-          <w:tcPr>
-            <w:tcW w:type="dxa" w:w="5360"/>
-            <w:tcBorders>
-              <w:top w:val="single" w:color="DDDDDD" w:sz="1"/>
-              <w:left w:val="single" w:color="DDDDDD" w:sz="1"/>
-              <w:bottom w:val="single" w:color="DDDDDD" w:sz="1"/>
-              <w:right w:val="single" w:color="DDDDDD" w:sz="1"/>
-            </w:tcBorders>
-            <w:shd w:fill="F8F9FF" w:val="clear"/>
-            <w:tcMar>
-              <w:top w:type="dxa" w:w="80"/>
-              <w:left w:type="dxa" w:w="150"/>
-              <w:bottom w:type="dxa" w:w="80"/>
-              <w:right w:type="dxa" w:w="150"/>
-            </w:tcMar>
-          </w:tcPr>
-          <w:p>
-            <w:r>
-              <w:rPr>
-                <w:rFonts w:ascii="Arial" w:cs="Arial" w:eastAsia="Arial" w:hAnsi="Arial"/>
-                <w:color w:val="313338"/>
-                <w:sz w:val="20"/>
-                <w:szCs w:val="20"/>
-              </w:rPr>
-              <w:t xml:space="preserve">Mutes your microphone and stops you from hearing anyone else at the same time.</w:t>
-            </w:r>
-          </w:p>
-        </w:tc>
-      </w:tr>
-      <w:tr>
-        <w:tc>
-          <w:tcPr>
-            <w:tcW w:type="dxa" w:w="2400"/>
-            <w:tcBorders>
-              <w:top w:val="single" w:color="DDDDDD" w:sz="1"/>
-              <w:left w:val="single" w:color="DDDDDD" w:sz="1"/>
-              <w:bottom w:val="single" w:color="DDDDDD" w:sz="1"/>
-              <w:right w:val="single" w:color="DDDDDD" w:sz="1"/>
-            </w:tcBorders>
-            <w:shd w:fill="FFFFFF" w:val="clear"/>
-            <w:tcMar>
-              <w:top w:type="dxa" w:w="80"/>
-              <w:left w:type="dxa" w:w="150"/>
-              <w:bottom w:type="dxa" w:w="80"/>
-              <w:right w:type="dxa" w:w="150"/>
-            </w:tcMar>
-          </w:tcPr>
-          <w:p>
-            <w:r>
-              <w:rPr>
-                <w:rFonts w:ascii="Arial" w:cs="Arial" w:eastAsia="Arial" w:hAnsi="Arial"/>
-                <w:color w:val="313338"/>
-                <w:sz w:val="20"/>
-                <w:szCs w:val="20"/>
-              </w:rPr>
-              <w:t xml:space="preserve">Push to Talk</w:t>
-            </w:r>
-          </w:p>
-        </w:tc>
-        <w:tc>
-          <w:tcPr>
-            <w:tcW w:type="dxa" w:w="1600"/>
-            <w:tcBorders>
-              <w:top w:val="single" w:color="DDDDDD" w:sz="1"/>
-              <w:left w:val="single" w:color="DDDDDD" w:sz="1"/>
-              <w:bottom w:val="single" w:color="DDDDDD" w:sz="1"/>
-              <w:right w:val="single" w:color="DDDDDD" w:sz="1"/>
-            </w:tcBorders>
-            <w:shd w:fill="FFFFFF" w:val="clear"/>
-            <w:tcMar>
-              <w:top w:type="dxa" w:w="80"/>
-              <w:left w:type="dxa" w:w="150"/>
-              <w:bottom w:type="dxa" w:w="80"/>
-              <w:right w:type="dxa" w:w="150"/>
-            </w:tcMar>
-          </w:tcPr>
-          <w:p>
-            <w:r>
-              <w:rPr>
-                <w:rFonts w:ascii="Arial" w:cs="Arial" w:eastAsia="Arial" w:hAnsi="Arial"/>
-                <w:color w:val="313338"/>
-                <w:sz w:val="20"/>
-                <w:szCs w:val="20"/>
-              </w:rPr>
-              <w:t xml:space="preserve">Hold Space</w:t>
-            </w:r>
-          </w:p>
-        </w:tc>
-        <w:tc>
-          <w:tcPr>
-            <w:tcW w:type="dxa" w:w="5360"/>
-            <w:tcBorders>
-              <w:top w:val="single" w:color="DDDDDD" w:sz="1"/>
-              <w:left w:val="single" w:color="DDDDDD" w:sz="1"/>
-              <w:bottom w:val="single" w:color="DDDDDD" w:sz="1"/>
-              <w:right w:val="single" w:color="DDDDDD" w:sz="1"/>
-            </w:tcBorders>
-            <w:shd w:fill="FFFFFF" w:val="clear"/>
-            <w:tcMar>
-              <w:top w:type="dxa" w:w="80"/>
-              <w:left w:type="dxa" w:w="150"/>
-              <w:bottom w:type="dxa" w:w="80"/>
-              <w:right w:type="dxa" w:w="150"/>
-            </w:tcMar>
-          </w:tcPr>
-          <w:p>
-            <w:r>
-              <w:rPr>
-                <w:rFonts w:ascii="Arial" w:cs="Arial" w:eastAsia="Arial" w:hAnsi="Arial"/>
-                <w:color w:val="313338"/>
-                <w:sz w:val="20"/>
-                <w:szCs w:val="20"/>
-              </w:rPr>
-              <w:t xml:space="preserve">Hold the key to transmit; release to go back to muted. Handy in noisy rooms.</w:t>
-            </w:r>
-          </w:p>
-        </w:tc>
-      </w:tr>
-      <w:tr>
-        <w:tc>
-          <w:tcPr>
-            <w:tcW w:type="dxa" w:w="2400"/>
-            <w:tcBorders>
-              <w:top w:val="single" w:color="DDDDDD" w:sz="1"/>
-              <w:left w:val="single" w:color="DDDDDD" w:sz="1"/>
-              <w:bottom w:val="single" w:color="DDDDDD" w:sz="1"/>
-              <w:right w:val="single" w:color="DDDDDD" w:sz="1"/>
-            </w:tcBorders>
-            <w:shd w:fill="F8F9FF" w:val="clear"/>
-            <w:tcMar>
-              <w:top w:type="dxa" w:w="80"/>
-              <w:left w:type="dxa" w:w="150"/>
-              <w:bottom w:type="dxa" w:w="80"/>
-              <w:right w:type="dxa" w:w="150"/>
-            </w:tcMar>
-          </w:tcPr>
-          <w:p>
-            <w:r>
-              <w:rPr>
-                <w:rFonts w:ascii="Arial" w:cs="Arial" w:eastAsia="Arial" w:hAnsi="Arial"/>
-                <w:color w:val="313338"/>
-                <w:sz w:val="20"/>
-                <w:szCs w:val="20"/>
-              </w:rPr>
-              <w:t xml:space="preserve">Leave</w:t>
-            </w:r>
-          </w:p>
-        </w:tc>
-        <w:tc>
-          <w:tcPr>
-            <w:tcW w:type="dxa" w:w="1600"/>
-            <w:tcBorders>
-              <w:top w:val="single" w:color="DDDDDD" w:sz="1"/>
-              <w:left w:val="single" w:color="DDDDDD" w:sz="1"/>
-              <w:bottom w:val="single" w:color="DDDDDD" w:sz="1"/>
-              <w:right w:val="single" w:color="DDDDDD" w:sz="1"/>
-            </w:tcBorders>
-            <w:shd w:fill="F8F9FF" w:val="clear"/>
-            <w:tcMar>
-              <w:top w:type="dxa" w:w="80"/>
-              <w:left w:type="dxa" w:w="150"/>
-              <w:bottom w:type="dxa" w:w="80"/>
-              <w:right w:type="dxa" w:w="150"/>
-            </w:tcMar>
-          </w:tcPr>
-          <w:p>
-            <w:r>
-              <w:rPr>
-                <w:rFonts w:ascii="Arial" w:cs="Arial" w:eastAsia="Arial" w:hAnsi="Arial"/>
-                <w:color w:val="313338"/>
-                <w:sz w:val="20"/>
-                <w:szCs w:val="20"/>
-              </w:rPr>
-              <w:t xml:space="preserve">Esc</w:t>
-            </w:r>
-          </w:p>
-        </w:tc>
-        <w:tc>
-          <w:tcPr>
-            <w:tcW w:type="dxa" w:w="5360"/>
-            <w:tcBorders>
-              <w:top w:val="single" w:color="DDDDDD" w:sz="1"/>
-              <w:left w:val="single" w:color="DDDDDD" w:sz="1"/>
-              <w:bottom w:val="single" w:color="DDDDDD" w:sz="1"/>
-              <w:right w:val="single" w:color="DDDDDD" w:sz="1"/>
-            </w:tcBorders>
-            <w:shd w:fill="F8F9FF" w:val="clear"/>
-            <w:tcMar>
-              <w:top w:type="dxa" w:w="80"/>
-              <w:left w:type="dxa" w:w="150"/>
-              <w:bottom w:type="dxa" w:w="80"/>
-              <w:right w:type="dxa" w:w="150"/>
-            </w:tcMar>
-          </w:tcPr>
-          <w:p>
-            <w:r>
-              <w:rPr>
-                <w:rFonts w:ascii="Arial" w:cs="Arial" w:eastAsia="Arial" w:hAnsi="Arial"/>
-                <w:color w:val="313338"/>
-                <w:sz w:val="20"/>
-                <w:szCs w:val="20"/>
-              </w:rPr>
-              <w:t xml:space="preserve">Disconnects you from the voice channel immediately.</w:t>
-            </w:r>
-          </w:p>
-        </w:tc>
-      </w:tr>
-    </w:tbl>
-    <w:p>
-      <w:pPr>
-        <w:spacing w:after="160"/>
-      </w:pPr>
-    </w:p>
-    <w:p>
-      <w:pPr>
-        <w:pStyle w:val="Heading2"/>
-        <w:spacing w:after="100" w:before="260"/>
-      </w:pPr>
-      <w:r>
-        <w:rPr>
-          <w:rFonts w:ascii="Arial" w:cs="Arial" w:eastAsia="Arial" w:hAnsi="Arial"/>
-          <w:b/>
-          <w:bCs/>
-          <w:color w:val="5865F2"/>
-          <w:sz w:val="24"/>
-          <w:szCs w:val="24"/>
-        </w:rPr>
-        <w:t xml:space="preserve">5.4 Turning on Your Camera</w:t>
-      </w:r>
-    </w:p>
-    <w:p>
-      <w:pPr>
-        <w:pStyle w:val="ListParagraph"/>
-        <w:numPr>
-          <w:ilvl w:val="0"/>
-          <w:numId w:val="3"/>
-        </w:numPr>
-        <w:spacing w:after="80"/>
-      </w:pPr>
-      <w:r>
-        <w:rPr>
-          <w:rFonts w:ascii="Arial" w:cs="Arial" w:eastAsia="Arial" w:hAnsi="Arial"/>
-          <w:color w:val="313338"/>
-          <w:sz w:val="22"/>
-          <w:szCs w:val="22"/>
-        </w:rPr>
-        <w:t xml:space="preserve">Click the camera icon in the control bar to turn on your webcam</w:t>
-      </w:r>
-    </w:p>
-    <w:p>
-      <w:pPr>
-        <w:pStyle w:val="ListParagraph"/>
-        <w:numPr>
-          <w:ilvl w:val="0"/>
-          <w:numId w:val="3"/>
-        </w:numPr>
-        <w:spacing w:after="80"/>
-      </w:pPr>
-      <w:r>
-        <w:rPr>
-          <w:rFonts w:ascii="Arial" w:cs="Arial" w:eastAsia="Arial" w:hAnsi="Arial"/>
-          <w:color w:val="313338"/>
-          <w:sz w:val="22"/>
-          <w:szCs w:val="22"/>
-        </w:rPr>
-        <w:t xml:space="preserve">Your video will appear in the room for all participants</w:t>
-      </w:r>
-    </w:p>
-    <w:p>
-      <w:pPr>
-        <w:pStyle w:val="ListParagraph"/>
-        <w:numPr>
-          <w:ilvl w:val="0"/>
-          <w:numId w:val="3"/>
-        </w:numPr>
-        <w:spacing w:after="80"/>
-      </w:pPr>
-      <w:r>
-        <w:rPr>
-          <w:rFonts w:ascii="Arial" w:cs="Arial" w:eastAsia="Arial" w:hAnsi="Arial"/>
-          <w:color w:val="313338"/>
-          <w:sz w:val="22"/>
-          <w:szCs w:val="22"/>
-        </w:rPr>
-        <w:t xml:space="preserve">Click it again to turn off your camera</w:t>
-      </w:r>
-    </w:p>
-    <w:p>
-      <w:pPr>
-        <w:spacing w:after="160"/>
-      </w:pPr>
-    </w:p>
-    <w:p>
-      <w:pPr>
-        <w:pStyle w:val="Heading2"/>
-        <w:spacing w:after="100" w:before="260"/>
-      </w:pPr>
-      <w:r>
-        <w:rPr>
-          <w:rFonts w:ascii="Arial" w:cs="Arial" w:eastAsia="Arial" w:hAnsi="Arial"/>
-          <w:b/>
-          <w:bCs/>
-          <w:color w:val="5865F2"/>
-          <w:sz w:val="24"/>
-          <w:szCs w:val="24"/>
-        </w:rPr>
-        <w:t xml:space="preserve">5.5 Sharing Your Screen</w:t>
-      </w:r>
-    </w:p>
-    <w:p>
-      <w:pPr>
-        <w:spacing w:after="100"/>
-      </w:pPr>
-      <w:r>
-        <w:rPr>
-          <w:rFonts w:ascii="Arial" w:cs="Arial" w:eastAsia="Arial" w:hAnsi="Arial"/>
-          <w:color w:val="313338"/>
-          <w:sz w:val="22"/>
-          <w:szCs w:val="22"/>
-        </w:rPr>
-        <w:t xml:space="preserve">You can share your screen, a specific window, or a game with everyone in the voice channel:</w:t>
-      </w:r>
-    </w:p>
-    <w:p>
-      <w:pPr>
-        <w:spacing w:after="40"/>
-      </w:pPr>
+        <w:t xml:space="preserve">4.1 Starting a New Conversation</w:t>
+      </w:r>
     </w:p>
     <w:p>
       <w:pPr>
@@ -2540,11 +1708,10 @@
       <w:r>
         <w:rPr>
           <w:rFonts w:ascii="Arial" w:cs="Arial" w:eastAsia="Arial" w:hAnsi="Arial"/>
-          <w:color w:val="313338"/>
-          <w:sz w:val="22"/>
-          <w:szCs w:val="22"/>
-        </w:rPr>
-        <w:t xml:space="preserve">Click the screen-share icon in the control bar</w:t>
+          <w:sz w:val="22"/>
+          <w:szCs w:val="22"/>
+        </w:rPr>
+        <w:t xml:space="preserve">Click the envelope icon in the far-left sidebar to go to Direct Messages</w:t>
       </w:r>
     </w:p>
     <w:p>
@@ -2559,11 +1726,10 @@
       <w:r>
         <w:rPr>
           <w:rFonts w:ascii="Arial" w:cs="Arial" w:eastAsia="Arial" w:hAnsi="Arial"/>
-          <w:color w:val="313338"/>
-          <w:sz w:val="22"/>
-          <w:szCs w:val="22"/>
-        </w:rPr>
-        <w:t xml:space="preserve">A picker appears listing every screen and open window (including games) you can share</w:t>
+          <w:sz w:val="22"/>
+          <w:szCs w:val="22"/>
+        </w:rPr>
+        <w:t xml:space="preserve">Click the + button at the top of the DM list</w:t>
       </w:r>
     </w:p>
     <w:p>
@@ -2578,11 +1744,10 @@
       <w:r>
         <w:rPr>
           <w:rFonts w:ascii="Arial" w:cs="Arial" w:eastAsia="Arial" w:hAnsi="Arial"/>
-          <w:color w:val="313338"/>
-          <w:sz w:val="22"/>
-          <w:szCs w:val="22"/>
-        </w:rPr>
-        <w:t xml:space="preserve">Choose one and click Share (double-click also works)</w:t>
+          <w:sz w:val="22"/>
+          <w:szCs w:val="22"/>
+        </w:rPr>
+        <w:t xml:space="preserve">A list of all users appears — click the person you want to message</w:t>
       </w:r>
     </w:p>
     <w:p>
@@ -2597,11 +1762,10 @@
       <w:r>
         <w:rPr>
           <w:rFonts w:ascii="Arial" w:cs="Arial" w:eastAsia="Arial" w:hAnsi="Arial"/>
-          <w:color w:val="313338"/>
-          <w:sz w:val="22"/>
-          <w:szCs w:val="22"/>
-        </w:rPr>
-        <w:t xml:space="preserve">Click the icon again, or Stop Sharing, to end it</w:t>
+          <w:sz w:val="22"/>
+          <w:szCs w:val="22"/>
+        </w:rPr>
+        <w:t xml:space="preserve">The conversation opens and is added to your DM list</w:t>
       </w:r>
     </w:p>
     <w:p>
@@ -2664,7 +1828,7 @@
                 <w:sz w:val="22"/>
                 <w:szCs w:val="22"/>
               </w:rPr>
-              <w:t xml:space="preserve">In the desktop app, sharing includes your computer's system audio automatically (Windows only) — so background music or game sound comes through too, not just what's on screen.</w:t>
+              <w:t xml:space="preserve">You can also start a DM by clicking someone’s @mention or avatar anywhere in the app and hitting Message on their profile card.</w:t>
             </w:r>
           </w:p>
         </w:tc>
@@ -2672,13 +1836,13 @@
     </w:tbl>
     <w:p>
       <w:pPr>
-        <w:spacing w:after="200"/>
+        <w:spacing w:after="160"/>
       </w:pPr>
     </w:p>
     <w:p>
       <w:pPr>
         <w:pStyle w:val="Heading2"/>
-        <w:spacing w:after="100" w:before="260"/>
+        <w:spacing w:after="120" w:before="280"/>
       </w:pPr>
       <w:r>
         <w:rPr>
@@ -2689,12 +1853,17 @@
           <w:sz w:val="24"/>
           <w:szCs w:val="24"/>
         </w:rPr>
-        <w:t xml:space="preserve">5.6 Volume Mixer</w:t>
-      </w:r>
-    </w:p>
-    <w:p>
-      <w:pPr>
-        <w:spacing w:after="100"/>
+        <w:t xml:space="preserve">4.2 Sending a Direct Message</w:t>
+      </w:r>
+    </w:p>
+    <w:p>
+      <w:pPr>
+        <w:pStyle w:val="ListParagraph"/>
+        <w:numPr>
+          <w:ilvl w:val="0"/>
+          <w:numId w:val="3"/>
+        </w:numPr>
+        <w:spacing w:after="80"/>
       </w:pPr>
       <w:r>
         <w:rPr>
@@ -2703,280 +1872,196 @@
           <w:sz w:val="22"/>
           <w:szCs w:val="22"/>
         </w:rPr>
-        <w:t xml:space="preserve">When other people are in the voice channel with you, a Volume Mixer panel appears below the room. This lets you control how loud each person sounds to you personally:</w:t>
-      </w:r>
-    </w:p>
-    <w:p>
-      <w:pPr>
-        <w:spacing w:after="40"/>
-      </w:pPr>
-    </w:p>
-    <w:tbl>
-      <w:tblPr>
-        <w:tblW w:type="dxa" w:w="9360"/>
-        <w:tblBorders>
-          <w:top w:val="single" w:color="auto" w:sz="4"/>
-          <w:left w:val="single" w:color="auto" w:sz="4"/>
-          <w:bottom w:val="single" w:color="auto" w:sz="4"/>
-          <w:right w:val="single" w:color="auto" w:sz="4"/>
-          <w:insideH w:val="single" w:color="auto" w:sz="4"/>
-          <w:insideV w:val="single" w:color="auto" w:sz="4"/>
-        </w:tblBorders>
-      </w:tblPr>
-      <w:tblGrid>
-        <w:gridCol w:w="2600"/>
-        <w:gridCol w:w="6760"/>
-      </w:tblGrid>
-      <w:tr>
-        <w:trPr>
-          <w:tblHeader/>
-        </w:trPr>
-        <w:tc>
-          <w:tcPr>
-            <w:tcW w:type="dxa" w:w="2600"/>
-            <w:tcBorders>
-              <w:top w:val="single" w:color="5865F2" w:sz="1"/>
-              <w:left w:val="single" w:color="5865F2" w:sz="1"/>
-              <w:bottom w:val="single" w:color="5865F2" w:sz="1"/>
-              <w:right w:val="single" w:color="5865F2" w:sz="1"/>
-            </w:tcBorders>
-            <w:shd w:fill="5865F2" w:val="clear"/>
-            <w:tcMar>
-              <w:top w:type="dxa" w:w="100"/>
-              <w:left w:type="dxa" w:w="150"/>
-              <w:bottom w:type="dxa" w:w="100"/>
-              <w:right w:type="dxa" w:w="150"/>
-            </w:tcMar>
-            <w:vAlign w:val="center"/>
-          </w:tcPr>
-          <w:p>
-            <w:r>
-              <w:rPr>
-                <w:rFonts w:ascii="Arial" w:cs="Arial" w:eastAsia="Arial" w:hAnsi="Arial"/>
-                <w:b/>
-                <w:bCs/>
-                <w:color w:val="FFFFFF"/>
-                <w:sz w:val="20"/>
-                <w:szCs w:val="20"/>
-              </w:rPr>
-              <w:t xml:space="preserve">Control</w:t>
-            </w:r>
-          </w:p>
-        </w:tc>
-        <w:tc>
-          <w:tcPr>
-            <w:tcW w:type="dxa" w:w="6760"/>
-            <w:tcBorders>
-              <w:top w:val="single" w:color="5865F2" w:sz="1"/>
-              <w:left w:val="single" w:color="5865F2" w:sz="1"/>
-              <w:bottom w:val="single" w:color="5865F2" w:sz="1"/>
-              <w:right w:val="single" w:color="5865F2" w:sz="1"/>
-            </w:tcBorders>
-            <w:shd w:fill="5865F2" w:val="clear"/>
-            <w:tcMar>
-              <w:top w:type="dxa" w:w="100"/>
-              <w:left w:type="dxa" w:w="150"/>
-              <w:bottom w:type="dxa" w:w="100"/>
-              <w:right w:type="dxa" w:w="150"/>
-            </w:tcMar>
-            <w:vAlign w:val="center"/>
-          </w:tcPr>
-          <w:p>
-            <w:r>
-              <w:rPr>
-                <w:rFonts w:ascii="Arial" w:cs="Arial" w:eastAsia="Arial" w:hAnsi="Arial"/>
-                <w:b/>
-                <w:bCs/>
-                <w:color w:val="FFFFFF"/>
-                <w:sz w:val="20"/>
-                <w:szCs w:val="20"/>
-              </w:rPr>
-              <w:t xml:space="preserve">What It Does</w:t>
-            </w:r>
-          </w:p>
-        </w:tc>
-      </w:tr>
-      <w:tr>
-        <w:tc>
-          <w:tcPr>
-            <w:tcW w:type="dxa" w:w="2600"/>
-            <w:tcBorders>
-              <w:top w:val="single" w:color="DDDDDD" w:sz="1"/>
-              <w:left w:val="single" w:color="DDDDDD" w:sz="1"/>
-              <w:bottom w:val="single" w:color="DDDDDD" w:sz="1"/>
-              <w:right w:val="single" w:color="DDDDDD" w:sz="1"/>
-            </w:tcBorders>
-            <w:shd w:fill="FFFFFF" w:val="clear"/>
-            <w:tcMar>
-              <w:top w:type="dxa" w:w="80"/>
-              <w:left w:type="dxa" w:w="150"/>
-              <w:bottom w:type="dxa" w:w="80"/>
-              <w:right w:type="dxa" w:w="150"/>
-            </w:tcMar>
-          </w:tcPr>
-          <w:p>
-            <w:r>
-              <w:rPr>
-                <w:rFonts w:ascii="Arial" w:cs="Arial" w:eastAsia="Arial" w:hAnsi="Arial"/>
-                <w:color w:val="313338"/>
-                <w:sz w:val="20"/>
-                <w:szCs w:val="20"/>
-              </w:rPr>
-              <w:t xml:space="preserve">Volume slider</w:t>
-            </w:r>
-          </w:p>
-        </w:tc>
-        <w:tc>
-          <w:tcPr>
-            <w:tcW w:type="dxa" w:w="6760"/>
-            <w:tcBorders>
-              <w:top w:val="single" w:color="DDDDDD" w:sz="1"/>
-              <w:left w:val="single" w:color="DDDDDD" w:sz="1"/>
-              <w:bottom w:val="single" w:color="DDDDDD" w:sz="1"/>
-              <w:right w:val="single" w:color="DDDDDD" w:sz="1"/>
-            </w:tcBorders>
-            <w:shd w:fill="FFFFFF" w:val="clear"/>
-            <w:tcMar>
-              <w:top w:type="dxa" w:w="80"/>
-              <w:left w:type="dxa" w:w="150"/>
-              <w:bottom w:type="dxa" w:w="80"/>
-              <w:right w:type="dxa" w:w="150"/>
-            </w:tcMar>
-          </w:tcPr>
-          <w:p>
-            <w:r>
-              <w:rPr>
-                <w:rFonts w:ascii="Arial" w:cs="Arial" w:eastAsia="Arial" w:hAnsi="Arial"/>
-                <w:color w:val="313338"/>
-                <w:sz w:val="20"/>
-                <w:szCs w:val="20"/>
-              </w:rPr>
-              <w:t xml:space="preserve">Drag left to lower, right to raise. Goes up to 150% to boost quiet speakers.</w:t>
-            </w:r>
-          </w:p>
-        </w:tc>
-      </w:tr>
-      <w:tr>
-        <w:tc>
-          <w:tcPr>
-            <w:tcW w:type="dxa" w:w="2600"/>
-            <w:tcBorders>
-              <w:top w:val="single" w:color="DDDDDD" w:sz="1"/>
-              <w:left w:val="single" w:color="DDDDDD" w:sz="1"/>
-              <w:bottom w:val="single" w:color="DDDDDD" w:sz="1"/>
-              <w:right w:val="single" w:color="DDDDDD" w:sz="1"/>
-            </w:tcBorders>
-            <w:shd w:fill="F8F9FF" w:val="clear"/>
-            <w:tcMar>
-              <w:top w:type="dxa" w:w="80"/>
-              <w:left w:type="dxa" w:w="150"/>
-              <w:bottom w:type="dxa" w:w="80"/>
-              <w:right w:type="dxa" w:w="150"/>
-            </w:tcMar>
-          </w:tcPr>
-          <w:p>
-            <w:r>
-              <w:rPr>
-                <w:rFonts w:ascii="Arial" w:cs="Arial" w:eastAsia="Arial" w:hAnsi="Arial"/>
-                <w:color w:val="313338"/>
-                <w:sz w:val="20"/>
-                <w:szCs w:val="20"/>
-              </w:rPr>
-              <w:t xml:space="preserve">Speaker icon</w:t>
-            </w:r>
-          </w:p>
-        </w:tc>
-        <w:tc>
-          <w:tcPr>
-            <w:tcW w:type="dxa" w:w="6760"/>
-            <w:tcBorders>
-              <w:top w:val="single" w:color="DDDDDD" w:sz="1"/>
-              <w:left w:val="single" w:color="DDDDDD" w:sz="1"/>
-              <w:bottom w:val="single" w:color="DDDDDD" w:sz="1"/>
-              <w:right w:val="single" w:color="DDDDDD" w:sz="1"/>
-            </w:tcBorders>
-            <w:shd w:fill="F8F9FF" w:val="clear"/>
-            <w:tcMar>
-              <w:top w:type="dxa" w:w="80"/>
-              <w:left w:type="dxa" w:w="150"/>
-              <w:bottom w:type="dxa" w:w="80"/>
-              <w:right w:type="dxa" w:w="150"/>
-            </w:tcMar>
-          </w:tcPr>
-          <w:p>
-            <w:r>
-              <w:rPr>
-                <w:rFonts w:ascii="Arial" w:cs="Arial" w:eastAsia="Arial" w:hAnsi="Arial"/>
-                <w:color w:val="313338"/>
-                <w:sz w:val="20"/>
-                <w:szCs w:val="20"/>
-              </w:rPr>
-              <w:t xml:space="preserve">Click to locally mute that person (only you stop hearing them)</w:t>
-            </w:r>
-          </w:p>
-        </w:tc>
-      </w:tr>
-      <w:tr>
-        <w:tc>
-          <w:tcPr>
-            <w:tcW w:type="dxa" w:w="2600"/>
-            <w:tcBorders>
-              <w:top w:val="single" w:color="DDDDDD" w:sz="1"/>
-              <w:left w:val="single" w:color="DDDDDD" w:sz="1"/>
-              <w:bottom w:val="single" w:color="DDDDDD" w:sz="1"/>
-              <w:right w:val="single" w:color="DDDDDD" w:sz="1"/>
-            </w:tcBorders>
-            <w:shd w:fill="FFFFFF" w:val="clear"/>
-            <w:tcMar>
-              <w:top w:type="dxa" w:w="80"/>
-              <w:left w:type="dxa" w:w="150"/>
-              <w:bottom w:type="dxa" w:w="80"/>
-              <w:right w:type="dxa" w:w="150"/>
-            </w:tcMar>
-          </w:tcPr>
-          <w:p>
-            <w:r>
-              <w:rPr>
-                <w:rFonts w:ascii="Arial" w:cs="Arial" w:eastAsia="Arial" w:hAnsi="Arial"/>
-                <w:color w:val="313338"/>
-                <w:sz w:val="20"/>
-                <w:szCs w:val="20"/>
-              </w:rPr>
-              <w:t xml:space="preserve">Click again</w:t>
-            </w:r>
-          </w:p>
-        </w:tc>
-        <w:tc>
-          <w:tcPr>
-            <w:tcW w:type="dxa" w:w="6760"/>
-            <w:tcBorders>
-              <w:top w:val="single" w:color="DDDDDD" w:sz="1"/>
-              <w:left w:val="single" w:color="DDDDDD" w:sz="1"/>
-              <w:bottom w:val="single" w:color="DDDDDD" w:sz="1"/>
-              <w:right w:val="single" w:color="DDDDDD" w:sz="1"/>
-            </w:tcBorders>
-            <w:shd w:fill="FFFFFF" w:val="clear"/>
-            <w:tcMar>
-              <w:top w:type="dxa" w:w="80"/>
-              <w:left w:type="dxa" w:w="150"/>
-              <w:bottom w:type="dxa" w:w="80"/>
-              <w:right w:type="dxa" w:w="150"/>
-            </w:tcMar>
-          </w:tcPr>
-          <w:p>
-            <w:r>
-              <w:rPr>
-                <w:rFonts w:ascii="Arial" w:cs="Arial" w:eastAsia="Arial" w:hAnsi="Arial"/>
-                <w:color w:val="313338"/>
-                <w:sz w:val="20"/>
-                <w:szCs w:val="20"/>
-              </w:rPr>
-              <w:t xml:space="preserve">Restores volume to 100% and unmutes them for you</w:t>
-            </w:r>
-          </w:p>
-        </w:tc>
-      </w:tr>
-    </w:tbl>
+        <w:t xml:space="preserve">Click the conversation in the DM list on the left</w:t>
+      </w:r>
+    </w:p>
+    <w:p>
+      <w:pPr>
+        <w:pStyle w:val="ListParagraph"/>
+        <w:numPr>
+          <w:ilvl w:val="0"/>
+          <w:numId w:val="3"/>
+        </w:numPr>
+        <w:spacing w:after="80"/>
+      </w:pPr>
+      <w:r>
+        <w:rPr>
+          <w:rFonts w:ascii="Arial" w:cs="Arial" w:eastAsia="Arial" w:hAnsi="Arial"/>
+          <w:color w:val="313338"/>
+          <w:sz w:val="22"/>
+          <w:szCs w:val="22"/>
+        </w:rPr>
+        <w:t xml:space="preserve">Type in the message box at the bottom and press Enter — messages are delivered in real time</w:t>
+      </w:r>
+    </w:p>
+    <w:p>
+      <w:pPr>
+        <w:spacing w:after="160"/>
+      </w:pPr>
+    </w:p>
+    <w:p>
+      <w:pPr>
+        <w:pStyle w:val="Heading2"/>
+        <w:spacing w:after="120" w:before="280"/>
+      </w:pPr>
+      <w:r>
+        <w:rPr>
+          <w:rFonts w:ascii="Arial" w:cs="Arial" w:eastAsia="Arial" w:hAnsi="Arial"/>
+          <w:b/>
+          <w:bCs/>
+          <w:color w:val="5865F2"/>
+          <w:sz w:val="24"/>
+          <w:szCs w:val="24"/>
+        </w:rPr>
+        <w:t xml:space="preserve">4.3 Editing and Deleting Messages</w:t>
+      </w:r>
+    </w:p>
+    <w:p>
+      <w:pPr>
+        <w:spacing w:after="120"/>
+      </w:pPr>
+      <w:r>
+        <w:rPr>
+          <w:rFonts w:ascii="Arial" w:cs="Arial" w:eastAsia="Arial" w:hAnsi="Arial"/>
+          <w:color w:val="313338"/>
+          <w:sz w:val="22"/>
+          <w:szCs w:val="22"/>
+        </w:rPr>
+        <w:t xml:space="preserve">Same as text channels — hover your message for edit and delete icons. You can only edit or delete your own DMs.</w:t>
+      </w:r>
+    </w:p>
+    <w:p>
+      <w:pPr>
+        <w:spacing w:after="160"/>
+      </w:pPr>
+    </w:p>
+    <w:p>
+      <w:pPr>
+        <w:pStyle w:val="Heading2"/>
+        <w:spacing w:after="120" w:before="280"/>
+      </w:pPr>
+      <w:r>
+        <w:rPr>
+          <w:rFonts w:ascii="Arial" w:cs="Arial" w:eastAsia="Arial" w:hAnsi="Arial"/>
+          <w:b/>
+          <w:bCs/>
+          <w:color w:val="5865F2"/>
+          <w:sz w:val="24"/>
+          <w:szCs w:val="24"/>
+        </w:rPr>
+        <w:t xml:space="preserve">4.4 Typing Indicators in DMs</w:t>
+      </w:r>
+    </w:p>
+    <w:p>
+      <w:pPr>
+        <w:spacing w:after="120"/>
+      </w:pPr>
+      <w:r>
+        <w:rPr>
+          <w:rFonts w:ascii="Arial" w:cs="Arial" w:eastAsia="Arial" w:hAnsi="Arial"/>
+          <w:color w:val="313338"/>
+          <w:sz w:val="22"/>
+          <w:szCs w:val="22"/>
+        </w:rPr>
+        <w:t xml:space="preserve">The same typing indicator as text channels works in DMs — when the other person is typing, you will see their name appear at the bottom of the conversation.</w:t>
+      </w:r>
+    </w:p>
+    <w:p>
+      <w:pPr>
+        <w:spacing w:after="200"/>
+      </w:pPr>
+    </w:p>
+    <w:p>
+      <w:pPr>
+        <w:pStyle w:val="Heading1"/>
+        <w:pBdr>
+          <w:bottom w:val="single" w:color="5865F2" w:sz="4" w:space="6"/>
+        </w:pBdr>
+        <w:spacing w:after="160" w:before="360"/>
+      </w:pPr>
+      <w:r>
+        <w:rPr>
+          <w:rFonts w:ascii="Arial" w:cs="Arial" w:eastAsia="Arial" w:hAnsi="Arial"/>
+          <w:b/>
+          <w:bCs/>
+          <w:color w:val="1E1F22"/>
+          <w:sz w:val="28"/>
+          <w:szCs w:val="28"/>
+        </w:rPr>
+        <w:t xml:space="preserve">5. Voice &amp; Video Channels</w:t>
+      </w:r>
+    </w:p>
+    <w:p>
+      <w:pPr>
+        <w:pStyle w:val="Heading2"/>
+        <w:spacing w:after="120" w:before="280"/>
+      </w:pPr>
+      <w:r>
+        <w:rPr>
+          <w:rFonts w:ascii="Arial" w:cs="Arial" w:eastAsia="Arial" w:hAnsi="Arial"/>
+          <w:b/>
+          <w:bCs/>
+          <w:color w:val="5865F2"/>
+          <w:sz w:val="24"/>
+          <w:szCs w:val="24"/>
+        </w:rPr>
+        <w:t xml:space="preserve">5.1 Joining a Voice Channel</w:t>
+      </w:r>
+    </w:p>
+    <w:p>
+      <w:pPr>
+        <w:pStyle w:val="ListParagraph"/>
+        <w:numPr>
+          <w:ilvl w:val="0"/>
+          <w:numId w:val="2"/>
+        </w:numPr>
+        <w:spacing w:after="80"/>
+      </w:pPr>
+      <w:r>
+        <w:rPr>
+          <w:rFonts w:ascii="Arial" w:cs="Arial" w:eastAsia="Arial" w:hAnsi="Arial"/>
+          <w:sz w:val="22"/>
+          <w:szCs w:val="22"/>
+        </w:rPr>
+        <w:t xml:space="preserve">Click a voice channel in the sidebar (shown with a microphone icon)</w:t>
+      </w:r>
+    </w:p>
+    <w:p>
+      <w:pPr>
+        <w:pStyle w:val="ListParagraph"/>
+        <w:numPr>
+          <w:ilvl w:val="0"/>
+          <w:numId w:val="2"/>
+        </w:numPr>
+        <w:spacing w:after="80"/>
+      </w:pPr>
+      <w:r>
+        <w:rPr>
+          <w:rFonts w:ascii="Arial" w:cs="Arial" w:eastAsia="Arial" w:hAnsi="Arial"/>
+          <w:sz w:val="22"/>
+          <w:szCs w:val="22"/>
+        </w:rPr>
+        <w:t xml:space="preserve">Click Join Voice — your browser will ask for microphone permission</w:t>
+      </w:r>
+    </w:p>
+    <w:p>
+      <w:pPr>
+        <w:pStyle w:val="ListParagraph"/>
+        <w:numPr>
+          <w:ilvl w:val="0"/>
+          <w:numId w:val="2"/>
+        </w:numPr>
+        <w:spacing w:after="80"/>
+      </w:pPr>
+      <w:r>
+        <w:rPr>
+          <w:rFonts w:ascii="Arial" w:cs="Arial" w:eastAsia="Arial" w:hAnsi="Arial"/>
+          <w:sz w:val="22"/>
+          <w:szCs w:val="22"/>
+        </w:rPr>
+        <w:t xml:space="preserve">Click Allow — you are now connected and can speak with others in the channel</w:t>
+      </w:r>
+    </w:p>
     <w:p>
       <w:pPr>
         <w:spacing w:after="80"/>
@@ -3007,7 +2092,7 @@
               <w:bottom w:val="none" w:color="FFFFFF" w:sz="0"/>
               <w:right w:val="none" w:color="FFFFFF" w:sz="0"/>
             </w:tcBorders>
-            <w:shd w:fill="EEF0FF" w:val="clear"/>
+            <w:shd w:fill="FFF8E1" w:val="clear"/>
             <w:tcMar>
               <w:top w:type="dxa" w:w="120"/>
               <w:left w:type="dxa" w:w="200"/>
@@ -3024,11 +2109,11 @@
                 <w:rFonts w:ascii="Arial" w:cs="Arial" w:eastAsia="Arial" w:hAnsi="Arial"/>
                 <w:b/>
                 <w:bCs/>
-                <w:color w:val="5865F2"/>
+                <w:color w:val="F57C00"/>
                 <w:sz w:val="22"/>
                 <w:szCs w:val="22"/>
               </w:rPr>
-              <w:t xml:space="preserve">NOTE: </w:t>
+              <w:t xml:space="preserve">TIP: </w:t>
             </w:r>
             <w:r>
               <w:rPr>
@@ -3037,7 +2122,7 @@
                 <w:sz w:val="22"/>
                 <w:szCs w:val="22"/>
               </w:rPr>
-              <w:t xml:space="preserve">Volume Mixer changes only affect what you hear. They do not change anything for other participants in the room.</w:t>
+              <w:t xml:space="preserve">Your browser must have permission to access your microphone. If denied, go to your browser settings and allow microphone access for this site.</w:t>
             </w:r>
           </w:p>
         </w:tc>
@@ -3045,57 +2130,13 @@
     </w:tbl>
     <w:p>
       <w:pPr>
-        <w:spacing w:after="200"/>
-      </w:pPr>
-    </w:p>
-    <w:p>
-      <w:r>
-        <w:br w:type="page"/>
-      </w:r>
-    </w:p>
-    <w:p>
-      <w:pPr>
-        <w:pStyle w:val="Heading1"/>
-        <w:pBdr>
-          <w:bottom w:val="single" w:color="5865F2" w:sz="4" w:space="6"/>
-        </w:pBdr>
-        <w:spacing w:after="160" w:before="360"/>
-      </w:pPr>
-      <w:r>
-        <w:rPr>
-          <w:rFonts w:ascii="Arial" w:cs="Arial" w:eastAsia="Arial" w:hAnsi="Arial"/>
-          <w:b/>
-          <w:bCs/>
-          <w:color w:val="1E1F22"/>
-          <w:sz w:val="30"/>
-          <w:szCs w:val="30"/>
-        </w:rPr>
-        <w:t xml:space="preserve">6. User Settings &amp; Audio Devices</w:t>
-      </w:r>
-    </w:p>
-    <w:p>
-      <w:pPr>
-        <w:spacing w:after="100"/>
-      </w:pPr>
-      <w:r>
-        <w:rPr>
-          <w:rFonts w:ascii="Arial" w:cs="Arial" w:eastAsia="Arial" w:hAnsi="Arial"/>
-          <w:color w:val="313338"/>
-          <w:sz w:val="22"/>
-          <w:szCs w:val="22"/>
-        </w:rPr>
-        <w:t xml:space="preserve">Click your avatar (your colored circle at the bottom of the far-left sidebar) to open User Settings.</w:t>
-      </w:r>
-    </w:p>
-    <w:p>
-      <w:pPr>
-        <w:spacing w:after="80"/>
+        <w:spacing w:after="160"/>
       </w:pPr>
     </w:p>
     <w:p>
       <w:pPr>
         <w:pStyle w:val="Heading2"/>
-        <w:spacing w:after="100" w:before="260"/>
+        <w:spacing w:after="120" w:before="280"/>
       </w:pPr>
       <w:r>
         <w:rPr>
@@ -3106,7 +2147,585 @@
           <w:sz w:val="24"/>
           <w:szCs w:val="24"/>
         </w:rPr>
-        <w:t xml:space="preserve">6.1 Switching Your Microphone</w:t>
+        <w:t xml:space="preserve">5.2 Leaving a Voice Channel</w:t>
+      </w:r>
+    </w:p>
+    <w:p>
+      <w:pPr>
+        <w:spacing w:after="120"/>
+      </w:pPr>
+      <w:r>
+        <w:rPr>
+          <w:rFonts w:ascii="Arial" w:cs="Arial" w:eastAsia="Arial" w:hAnsi="Arial"/>
+          <w:color w:val="313338"/>
+          <w:sz w:val="22"/>
+          <w:szCs w:val="22"/>
+        </w:rPr>
+        <w:t xml:space="preserve">Click the Leave button in the control bar at the bottom of the room to disconnect immediately.</w:t>
+      </w:r>
+    </w:p>
+    <w:p>
+      <w:pPr>
+        <w:spacing w:after="160"/>
+      </w:pPr>
+    </w:p>
+    <w:p>
+      <w:pPr>
+        <w:pStyle w:val="Heading2"/>
+        <w:spacing w:after="120" w:before="280"/>
+      </w:pPr>
+      <w:r>
+        <w:rPr>
+          <w:rFonts w:ascii="Arial" w:cs="Arial" w:eastAsia="Arial" w:hAnsi="Arial"/>
+          <w:b/>
+          <w:bCs/>
+          <w:color w:val="5865F2"/>
+          <w:sz w:val="24"/>
+          <w:szCs w:val="24"/>
+        </w:rPr>
+        <w:t xml:space="preserve">5.3 Voice Controls</w:t>
+      </w:r>
+    </w:p>
+    <w:tbl>
+      <w:tblPr>
+        <w:tblW w:type="dxa" w:w="9360"/>
+        <w:tblBorders>
+          <w:top w:val="single" w:color="auto" w:sz="4"/>
+          <w:left w:val="single" w:color="auto" w:sz="4"/>
+          <w:bottom w:val="single" w:color="auto" w:sz="4"/>
+          <w:right w:val="single" w:color="auto" w:sz="4"/>
+          <w:insideH w:val="single" w:color="auto" w:sz="4"/>
+          <w:insideV w:val="single" w:color="auto" w:sz="4"/>
+        </w:tblBorders>
+      </w:tblPr>
+      <w:tblGrid>
+        <w:gridCol w:w="2200"/>
+        <w:gridCol w:w="1800"/>
+        <w:gridCol w:w="5360"/>
+      </w:tblGrid>
+      <w:tr>
+        <w:trPr>
+          <w:tblHeader/>
+        </w:trPr>
+        <w:tc>
+          <w:tcPr>
+            <w:tcW w:type="dxa" w:w="2200"/>
+            <w:tcBorders>
+              <w:top w:val="single" w:color="5865F2" w:sz="1"/>
+              <w:left w:val="single" w:color="5865F2" w:sz="1"/>
+              <w:bottom w:val="single" w:color="5865F2" w:sz="1"/>
+              <w:right w:val="single" w:color="5865F2" w:sz="1"/>
+            </w:tcBorders>
+            <w:shd w:fill="5865F2" w:val="clear"/>
+            <w:tcMar>
+              <w:top w:type="dxa" w:w="100"/>
+              <w:left w:type="dxa" w:w="150"/>
+              <w:bottom w:type="dxa" w:w="100"/>
+              <w:right w:type="dxa" w:w="150"/>
+            </w:tcMar>
+            <w:vAlign w:val="center"/>
+          </w:tcPr>
+          <w:p>
+            <w:pPr>
+              <w:jc w:val="left"/>
+            </w:pPr>
+            <w:r>
+              <w:rPr>
+                <w:rFonts w:ascii="Arial" w:cs="Arial" w:eastAsia="Arial" w:hAnsi="Arial"/>
+                <w:b/>
+                <w:bCs/>
+                <w:color w:val="FFFFFF"/>
+                <w:sz w:val="20"/>
+                <w:szCs w:val="20"/>
+              </w:rPr>
+              <w:t xml:space="preserve">Control</w:t>
+            </w:r>
+          </w:p>
+        </w:tc>
+        <w:tc>
+          <w:tcPr>
+            <w:tcW w:type="dxa" w:w="1800"/>
+            <w:tcBorders>
+              <w:top w:val="single" w:color="5865F2" w:sz="1"/>
+              <w:left w:val="single" w:color="5865F2" w:sz="1"/>
+              <w:bottom w:val="single" w:color="5865F2" w:sz="1"/>
+              <w:right w:val="single" w:color="5865F2" w:sz="1"/>
+            </w:tcBorders>
+            <w:shd w:fill="5865F2" w:val="clear"/>
+            <w:tcMar>
+              <w:top w:type="dxa" w:w="100"/>
+              <w:left w:type="dxa" w:w="150"/>
+              <w:bottom w:type="dxa" w:w="100"/>
+              <w:right w:type="dxa" w:w="150"/>
+            </w:tcMar>
+            <w:vAlign w:val="center"/>
+          </w:tcPr>
+          <w:p>
+            <w:pPr>
+              <w:jc w:val="left"/>
+            </w:pPr>
+            <w:r>
+              <w:rPr>
+                <w:rFonts w:ascii="Arial" w:cs="Arial" w:eastAsia="Arial" w:hAnsi="Arial"/>
+                <w:b/>
+                <w:bCs/>
+                <w:color w:val="FFFFFF"/>
+                <w:sz w:val="20"/>
+                <w:szCs w:val="20"/>
+              </w:rPr>
+              <w:t xml:space="preserve">Shortcut</w:t>
+            </w:r>
+          </w:p>
+        </w:tc>
+        <w:tc>
+          <w:tcPr>
+            <w:tcW w:type="dxa" w:w="5360"/>
+            <w:tcBorders>
+              <w:top w:val="single" w:color="5865F2" w:sz="1"/>
+              <w:left w:val="single" w:color="5865F2" w:sz="1"/>
+              <w:bottom w:val="single" w:color="5865F2" w:sz="1"/>
+              <w:right w:val="single" w:color="5865F2" w:sz="1"/>
+            </w:tcBorders>
+            <w:shd w:fill="5865F2" w:val="clear"/>
+            <w:tcMar>
+              <w:top w:type="dxa" w:w="100"/>
+              <w:left w:type="dxa" w:w="150"/>
+              <w:bottom w:type="dxa" w:w="100"/>
+              <w:right w:type="dxa" w:w="150"/>
+            </w:tcMar>
+            <w:vAlign w:val="center"/>
+          </w:tcPr>
+          <w:p>
+            <w:pPr>
+              <w:jc w:val="left"/>
+            </w:pPr>
+            <w:r>
+              <w:rPr>
+                <w:rFonts w:ascii="Arial" w:cs="Arial" w:eastAsia="Arial" w:hAnsi="Arial"/>
+                <w:b/>
+                <w:bCs/>
+                <w:color w:val="FFFFFF"/>
+                <w:sz w:val="20"/>
+                <w:szCs w:val="20"/>
+              </w:rPr>
+              <w:t xml:space="preserve">What It Does</w:t>
+            </w:r>
+          </w:p>
+        </w:tc>
+      </w:tr>
+      <w:tr>
+        <w:tc>
+          <w:tcPr>
+            <w:tcW w:type="dxa" w:w="2200"/>
+            <w:tcBorders>
+              <w:top w:val="single" w:color="DDDDDD" w:sz="1"/>
+              <w:left w:val="single" w:color="DDDDDD" w:sz="1"/>
+              <w:bottom w:val="single" w:color="DDDDDD" w:sz="1"/>
+              <w:right w:val="single" w:color="DDDDDD" w:sz="1"/>
+            </w:tcBorders>
+            <w:shd w:fill="FFFFFF" w:val="clear"/>
+            <w:tcMar>
+              <w:top w:type="dxa" w:w="80"/>
+              <w:left w:type="dxa" w:w="150"/>
+              <w:bottom w:type="dxa" w:w="80"/>
+              <w:right w:type="dxa" w:w="150"/>
+            </w:tcMar>
+          </w:tcPr>
+          <w:p>
+            <w:r>
+              <w:rPr>
+                <w:rFonts w:ascii="Arial" w:cs="Arial" w:eastAsia="Arial" w:hAnsi="Arial"/>
+                <w:color w:val="313338"/>
+                <w:sz w:val="20"/>
+                <w:szCs w:val="20"/>
+              </w:rPr>
+              <w:t xml:space="preserve">Mute</w:t>
+            </w:r>
+          </w:p>
+        </w:tc>
+        <w:tc>
+          <w:tcPr>
+            <w:tcW w:type="dxa" w:w="1800"/>
+            <w:tcBorders>
+              <w:top w:val="single" w:color="DDDDDD" w:sz="1"/>
+              <w:left w:val="single" w:color="DDDDDD" w:sz="1"/>
+              <w:bottom w:val="single" w:color="DDDDDD" w:sz="1"/>
+              <w:right w:val="single" w:color="DDDDDD" w:sz="1"/>
+            </w:tcBorders>
+            <w:shd w:fill="FFFFFF" w:val="clear"/>
+            <w:tcMar>
+              <w:top w:type="dxa" w:w="80"/>
+              <w:left w:type="dxa" w:w="150"/>
+              <w:bottom w:type="dxa" w:w="80"/>
+              <w:right w:type="dxa" w:w="150"/>
+            </w:tcMar>
+          </w:tcPr>
+          <w:p>
+            <w:r>
+              <w:rPr>
+                <w:rFonts w:ascii="Arial" w:cs="Arial" w:eastAsia="Arial" w:hAnsi="Arial"/>
+                <w:color w:val="313338"/>
+                <w:sz w:val="20"/>
+                <w:szCs w:val="20"/>
+              </w:rPr>
+              <w:t xml:space="preserve">M</w:t>
+            </w:r>
+          </w:p>
+        </w:tc>
+        <w:tc>
+          <w:tcPr>
+            <w:tcW w:type="dxa" w:w="5360"/>
+            <w:tcBorders>
+              <w:top w:val="single" w:color="DDDDDD" w:sz="1"/>
+              <w:left w:val="single" w:color="DDDDDD" w:sz="1"/>
+              <w:bottom w:val="single" w:color="DDDDDD" w:sz="1"/>
+              <w:right w:val="single" w:color="DDDDDD" w:sz="1"/>
+            </w:tcBorders>
+            <w:shd w:fill="FFFFFF" w:val="clear"/>
+            <w:tcMar>
+              <w:top w:type="dxa" w:w="80"/>
+              <w:left w:type="dxa" w:w="150"/>
+              <w:bottom w:type="dxa" w:w="80"/>
+              <w:right w:type="dxa" w:w="150"/>
+            </w:tcMar>
+          </w:tcPr>
+          <w:p>
+            <w:r>
+              <w:rPr>
+                <w:rFonts w:ascii="Arial" w:cs="Arial" w:eastAsia="Arial" w:hAnsi="Arial"/>
+                <w:color w:val="313338"/>
+                <w:sz w:val="20"/>
+                <w:szCs w:val="20"/>
+              </w:rPr>
+              <w:t xml:space="preserve">Toggles your microphone. When muted, others cannot hear you.</w:t>
+            </w:r>
+          </w:p>
+        </w:tc>
+      </w:tr>
+      <w:tr>
+        <w:tc>
+          <w:tcPr>
+            <w:tcW w:type="dxa" w:w="2200"/>
+            <w:tcBorders>
+              <w:top w:val="single" w:color="DDDDDD" w:sz="1"/>
+              <w:left w:val="single" w:color="DDDDDD" w:sz="1"/>
+              <w:bottom w:val="single" w:color="DDDDDD" w:sz="1"/>
+              <w:right w:val="single" w:color="DDDDDD" w:sz="1"/>
+            </w:tcBorders>
+            <w:shd w:fill="F8F9FF" w:val="clear"/>
+            <w:tcMar>
+              <w:top w:type="dxa" w:w="80"/>
+              <w:left w:type="dxa" w:w="150"/>
+              <w:bottom w:type="dxa" w:w="80"/>
+              <w:right w:type="dxa" w:w="150"/>
+            </w:tcMar>
+          </w:tcPr>
+          <w:p>
+            <w:r>
+              <w:rPr>
+                <w:rFonts w:ascii="Arial" w:cs="Arial" w:eastAsia="Arial" w:hAnsi="Arial"/>
+                <w:color w:val="313338"/>
+                <w:sz w:val="20"/>
+                <w:szCs w:val="20"/>
+              </w:rPr>
+              <w:t xml:space="preserve">Deafen</w:t>
+            </w:r>
+          </w:p>
+        </w:tc>
+        <w:tc>
+          <w:tcPr>
+            <w:tcW w:type="dxa" w:w="1800"/>
+            <w:tcBorders>
+              <w:top w:val="single" w:color="DDDDDD" w:sz="1"/>
+              <w:left w:val="single" w:color="DDDDDD" w:sz="1"/>
+              <w:bottom w:val="single" w:color="DDDDDD" w:sz="1"/>
+              <w:right w:val="single" w:color="DDDDDD" w:sz="1"/>
+            </w:tcBorders>
+            <w:shd w:fill="F8F9FF" w:val="clear"/>
+            <w:tcMar>
+              <w:top w:type="dxa" w:w="80"/>
+              <w:left w:type="dxa" w:w="150"/>
+              <w:bottom w:type="dxa" w:w="80"/>
+              <w:right w:type="dxa" w:w="150"/>
+            </w:tcMar>
+          </w:tcPr>
+          <w:p>
+            <w:r>
+              <w:rPr>
+                <w:rFonts w:ascii="Arial" w:cs="Arial" w:eastAsia="Arial" w:hAnsi="Arial"/>
+                <w:color w:val="313338"/>
+                <w:sz w:val="20"/>
+                <w:szCs w:val="20"/>
+              </w:rPr>
+              <w:t xml:space="preserve">D</w:t>
+            </w:r>
+          </w:p>
+        </w:tc>
+        <w:tc>
+          <w:tcPr>
+            <w:tcW w:type="dxa" w:w="5360"/>
+            <w:tcBorders>
+              <w:top w:val="single" w:color="DDDDDD" w:sz="1"/>
+              <w:left w:val="single" w:color="DDDDDD" w:sz="1"/>
+              <w:bottom w:val="single" w:color="DDDDDD" w:sz="1"/>
+              <w:right w:val="single" w:color="DDDDDD" w:sz="1"/>
+            </w:tcBorders>
+            <w:shd w:fill="F8F9FF" w:val="clear"/>
+            <w:tcMar>
+              <w:top w:type="dxa" w:w="80"/>
+              <w:left w:type="dxa" w:w="150"/>
+              <w:bottom w:type="dxa" w:w="80"/>
+              <w:right w:type="dxa" w:w="150"/>
+            </w:tcMar>
+          </w:tcPr>
+          <w:p>
+            <w:r>
+              <w:rPr>
+                <w:rFonts w:ascii="Arial" w:cs="Arial" w:eastAsia="Arial" w:hAnsi="Arial"/>
+                <w:color w:val="313338"/>
+                <w:sz w:val="20"/>
+                <w:szCs w:val="20"/>
+              </w:rPr>
+              <w:t xml:space="preserve">Mutes your microphone and stops you from hearing anyone else at the same time.</w:t>
+            </w:r>
+          </w:p>
+        </w:tc>
+      </w:tr>
+      <w:tr>
+        <w:tc>
+          <w:tcPr>
+            <w:tcW w:type="dxa" w:w="2200"/>
+            <w:tcBorders>
+              <w:top w:val="single" w:color="DDDDDD" w:sz="1"/>
+              <w:left w:val="single" w:color="DDDDDD" w:sz="1"/>
+              <w:bottom w:val="single" w:color="DDDDDD" w:sz="1"/>
+              <w:right w:val="single" w:color="DDDDDD" w:sz="1"/>
+            </w:tcBorders>
+            <w:shd w:fill="FFFFFF" w:val="clear"/>
+            <w:tcMar>
+              <w:top w:type="dxa" w:w="80"/>
+              <w:left w:type="dxa" w:w="150"/>
+              <w:bottom w:type="dxa" w:w="80"/>
+              <w:right w:type="dxa" w:w="150"/>
+            </w:tcMar>
+          </w:tcPr>
+          <w:p>
+            <w:r>
+              <w:rPr>
+                <w:rFonts w:ascii="Arial" w:cs="Arial" w:eastAsia="Arial" w:hAnsi="Arial"/>
+                <w:color w:val="313338"/>
+                <w:sz w:val="20"/>
+                <w:szCs w:val="20"/>
+              </w:rPr>
+              <w:t xml:space="preserve">Push to Talk</w:t>
+            </w:r>
+          </w:p>
+        </w:tc>
+        <w:tc>
+          <w:tcPr>
+            <w:tcW w:type="dxa" w:w="1800"/>
+            <w:tcBorders>
+              <w:top w:val="single" w:color="DDDDDD" w:sz="1"/>
+              <w:left w:val="single" w:color="DDDDDD" w:sz="1"/>
+              <w:bottom w:val="single" w:color="DDDDDD" w:sz="1"/>
+              <w:right w:val="single" w:color="DDDDDD" w:sz="1"/>
+            </w:tcBorders>
+            <w:shd w:fill="FFFFFF" w:val="clear"/>
+            <w:tcMar>
+              <w:top w:type="dxa" w:w="80"/>
+              <w:left w:type="dxa" w:w="150"/>
+              <w:bottom w:type="dxa" w:w="80"/>
+              <w:right w:type="dxa" w:w="150"/>
+            </w:tcMar>
+          </w:tcPr>
+          <w:p>
+            <w:r>
+              <w:rPr>
+                <w:rFonts w:ascii="Arial" w:cs="Arial" w:eastAsia="Arial" w:hAnsi="Arial"/>
+                <w:color w:val="313338"/>
+                <w:sz w:val="20"/>
+                <w:szCs w:val="20"/>
+              </w:rPr>
+              <w:t xml:space="preserve">Hold Space</w:t>
+            </w:r>
+          </w:p>
+        </w:tc>
+        <w:tc>
+          <w:tcPr>
+            <w:tcW w:type="dxa" w:w="5360"/>
+            <w:tcBorders>
+              <w:top w:val="single" w:color="DDDDDD" w:sz="1"/>
+              <w:left w:val="single" w:color="DDDDDD" w:sz="1"/>
+              <w:bottom w:val="single" w:color="DDDDDD" w:sz="1"/>
+              <w:right w:val="single" w:color="DDDDDD" w:sz="1"/>
+            </w:tcBorders>
+            <w:shd w:fill="FFFFFF" w:val="clear"/>
+            <w:tcMar>
+              <w:top w:type="dxa" w:w="80"/>
+              <w:left w:type="dxa" w:w="150"/>
+              <w:bottom w:type="dxa" w:w="80"/>
+              <w:right w:type="dxa" w:w="150"/>
+            </w:tcMar>
+          </w:tcPr>
+          <w:p>
+            <w:r>
+              <w:rPr>
+                <w:rFonts w:ascii="Arial" w:cs="Arial" w:eastAsia="Arial" w:hAnsi="Arial"/>
+                <w:color w:val="313338"/>
+                <w:sz w:val="20"/>
+                <w:szCs w:val="20"/>
+              </w:rPr>
+              <w:t xml:space="preserve">Hold the key to transmit; release to go back to muted.</w:t>
+            </w:r>
+          </w:p>
+        </w:tc>
+      </w:tr>
+      <w:tr>
+        <w:tc>
+          <w:tcPr>
+            <w:tcW w:type="dxa" w:w="2200"/>
+            <w:tcBorders>
+              <w:top w:val="single" w:color="DDDDDD" w:sz="1"/>
+              <w:left w:val="single" w:color="DDDDDD" w:sz="1"/>
+              <w:bottom w:val="single" w:color="DDDDDD" w:sz="1"/>
+              <w:right w:val="single" w:color="DDDDDD" w:sz="1"/>
+            </w:tcBorders>
+            <w:shd w:fill="F8F9FF" w:val="clear"/>
+            <w:tcMar>
+              <w:top w:type="dxa" w:w="80"/>
+              <w:left w:type="dxa" w:w="150"/>
+              <w:bottom w:type="dxa" w:w="80"/>
+              <w:right w:type="dxa" w:w="150"/>
+            </w:tcMar>
+          </w:tcPr>
+          <w:p>
+            <w:r>
+              <w:rPr>
+                <w:rFonts w:ascii="Arial" w:cs="Arial" w:eastAsia="Arial" w:hAnsi="Arial"/>
+                <w:color w:val="313338"/>
+                <w:sz w:val="20"/>
+                <w:szCs w:val="20"/>
+              </w:rPr>
+              <w:t xml:space="preserve">Leave</w:t>
+            </w:r>
+          </w:p>
+        </w:tc>
+        <w:tc>
+          <w:tcPr>
+            <w:tcW w:type="dxa" w:w="1800"/>
+            <w:tcBorders>
+              <w:top w:val="single" w:color="DDDDDD" w:sz="1"/>
+              <w:left w:val="single" w:color="DDDDDD" w:sz="1"/>
+              <w:bottom w:val="single" w:color="DDDDDD" w:sz="1"/>
+              <w:right w:val="single" w:color="DDDDDD" w:sz="1"/>
+            </w:tcBorders>
+            <w:shd w:fill="F8F9FF" w:val="clear"/>
+            <w:tcMar>
+              <w:top w:type="dxa" w:w="80"/>
+              <w:left w:type="dxa" w:w="150"/>
+              <w:bottom w:type="dxa" w:w="80"/>
+              <w:right w:type="dxa" w:w="150"/>
+            </w:tcMar>
+          </w:tcPr>
+          <w:p>
+            <w:r>
+              <w:rPr>
+                <w:rFonts w:ascii="Arial" w:cs="Arial" w:eastAsia="Arial" w:hAnsi="Arial"/>
+                <w:color w:val="313338"/>
+                <w:sz w:val="20"/>
+                <w:szCs w:val="20"/>
+              </w:rPr>
+              <w:t xml:space="preserve">Esc</w:t>
+            </w:r>
+          </w:p>
+        </w:tc>
+        <w:tc>
+          <w:tcPr>
+            <w:tcW w:type="dxa" w:w="5360"/>
+            <w:tcBorders>
+              <w:top w:val="single" w:color="DDDDDD" w:sz="1"/>
+              <w:left w:val="single" w:color="DDDDDD" w:sz="1"/>
+              <w:bottom w:val="single" w:color="DDDDDD" w:sz="1"/>
+              <w:right w:val="single" w:color="DDDDDD" w:sz="1"/>
+            </w:tcBorders>
+            <w:shd w:fill="F8F9FF" w:val="clear"/>
+            <w:tcMar>
+              <w:top w:type="dxa" w:w="80"/>
+              <w:left w:type="dxa" w:w="150"/>
+              <w:bottom w:type="dxa" w:w="80"/>
+              <w:right w:type="dxa" w:w="150"/>
+            </w:tcMar>
+          </w:tcPr>
+          <w:p>
+            <w:r>
+              <w:rPr>
+                <w:rFonts w:ascii="Arial" w:cs="Arial" w:eastAsia="Arial" w:hAnsi="Arial"/>
+                <w:color w:val="313338"/>
+                <w:sz w:val="20"/>
+                <w:szCs w:val="20"/>
+              </w:rPr>
+              <w:t xml:space="preserve">Disconnects you from the voice channel immediately.</w:t>
+            </w:r>
+          </w:p>
+        </w:tc>
+      </w:tr>
+    </w:tbl>
+    <w:p>
+      <w:pPr>
+        <w:spacing w:after="160"/>
+      </w:pPr>
+    </w:p>
+    <w:p>
+      <w:pPr>
+        <w:pStyle w:val="Heading2"/>
+        <w:spacing w:after="120" w:before="280"/>
+      </w:pPr>
+      <w:r>
+        <w:rPr>
+          <w:rFonts w:ascii="Arial" w:cs="Arial" w:eastAsia="Arial" w:hAnsi="Arial"/>
+          <w:b/>
+          <w:bCs/>
+          <w:color w:val="5865F2"/>
+          <w:sz w:val="24"/>
+          <w:szCs w:val="24"/>
+        </w:rPr>
+        <w:t xml:space="preserve">5.4 Turning on Your Camera</w:t>
+      </w:r>
+    </w:p>
+    <w:p>
+      <w:pPr>
+        <w:spacing w:after="120"/>
+      </w:pPr>
+      <w:r>
+        <w:rPr>
+          <w:rFonts w:ascii="Arial" w:cs="Arial" w:eastAsia="Arial" w:hAnsi="Arial"/>
+          <w:color w:val="313338"/>
+          <w:sz w:val="22"/>
+          <w:szCs w:val="22"/>
+        </w:rPr>
+        <w:t xml:space="preserve">Click the camera icon in the control bar to turn on your webcam — click it again to turn it off.</w:t>
+      </w:r>
+    </w:p>
+    <w:p>
+      <w:pPr>
+        <w:spacing w:after="160"/>
+      </w:pPr>
+    </w:p>
+    <w:p>
+      <w:pPr>
+        <w:pStyle w:val="Heading2"/>
+        <w:spacing w:after="120" w:before="280"/>
+      </w:pPr>
+      <w:r>
+        <w:rPr>
+          <w:rFonts w:ascii="Arial" w:cs="Arial" w:eastAsia="Arial" w:hAnsi="Arial"/>
+          <w:b/>
+          <w:bCs/>
+          <w:color w:val="5865F2"/>
+          <w:sz w:val="24"/>
+          <w:szCs w:val="24"/>
+        </w:rPr>
+        <w:t xml:space="preserve">5.5 Sharing Your Screen</w:t>
       </w:r>
     </w:p>
     <w:p>
@@ -3121,11 +2740,10 @@
       <w:r>
         <w:rPr>
           <w:rFonts w:ascii="Arial" w:cs="Arial" w:eastAsia="Arial" w:hAnsi="Arial"/>
-          <w:color w:val="313338"/>
-          <w:sz w:val="22"/>
-          <w:szCs w:val="22"/>
-        </w:rPr>
-        <w:t xml:space="preserve">Click your avatar to open User Settings</w:t>
+          <w:sz w:val="22"/>
+          <w:szCs w:val="22"/>
+        </w:rPr>
+        <w:t xml:space="preserve">Click the screen-share icon in the control bar</w:t>
       </w:r>
     </w:p>
     <w:p>
@@ -3140,11 +2758,10 @@
       <w:r>
         <w:rPr>
           <w:rFonts w:ascii="Arial" w:cs="Arial" w:eastAsia="Arial" w:hAnsi="Arial"/>
-          <w:color w:val="313338"/>
-          <w:sz w:val="22"/>
-          <w:szCs w:val="22"/>
-        </w:rPr>
-        <w:t xml:space="preserve">Under Input Device (Microphone), click the dropdown</w:t>
+          <w:sz w:val="22"/>
+          <w:szCs w:val="22"/>
+        </w:rPr>
+        <w:t xml:space="preserve">A picker appears listing every screen and open window (including games) you can share</w:t>
       </w:r>
     </w:p>
     <w:p>
@@ -3159,11 +2776,10 @@
       <w:r>
         <w:rPr>
           <w:rFonts w:ascii="Arial" w:cs="Arial" w:eastAsia="Arial" w:hAnsi="Arial"/>
-          <w:color w:val="313338"/>
-          <w:sz w:val="22"/>
-          <w:szCs w:val="22"/>
-        </w:rPr>
-        <w:t xml:space="preserve">Select your preferred microphone from the list</w:t>
+          <w:sz w:val="22"/>
+          <w:szCs w:val="22"/>
+        </w:rPr>
+        <w:t xml:space="preserve">Choose one and click Share (double-click also works)</w:t>
       </w:r>
     </w:p>
     <w:p>
@@ -3178,30 +2794,10 @@
       <w:r>
         <w:rPr>
           <w:rFonts w:ascii="Arial" w:cs="Arial" w:eastAsia="Arial" w:hAnsi="Arial"/>
-          <w:color w:val="313338"/>
-          <w:sz w:val="22"/>
-          <w:szCs w:val="22"/>
-        </w:rPr>
-        <w:t xml:space="preserve">Click Test Microphone to verify it is working (records for 3 seconds)</w:t>
-      </w:r>
-    </w:p>
-    <w:p>
-      <w:pPr>
-        <w:pStyle w:val="ListParagraph"/>
-        <w:numPr>
-          <w:ilvl w:val="0"/>
-          <w:numId w:val="2"/>
-        </w:numPr>
-        <w:spacing w:after="80"/>
-      </w:pPr>
-      <w:r>
-        <w:rPr>
-          <w:rFonts w:ascii="Arial" w:cs="Arial" w:eastAsia="Arial" w:hAnsi="Arial"/>
-          <w:color w:val="313338"/>
-          <w:sz w:val="22"/>
-          <w:szCs w:val="22"/>
-        </w:rPr>
-        <w:t xml:space="preserve">Click Save Changes</w:t>
+          <w:sz w:val="22"/>
+          <w:szCs w:val="22"/>
+        </w:rPr>
+        <w:t xml:space="preserve">Click the icon again, or Stop Sharing, to end it</w:t>
       </w:r>
     </w:p>
     <w:p>
@@ -3264,7 +2860,7 @@
                 <w:sz w:val="22"/>
                 <w:szCs w:val="22"/>
               </w:rPr>
-              <w:t xml:space="preserve">Your selection is saved in your browser and automatically used the next time you join a voice channel.</w:t>
+              <w:t xml:space="preserve">In the desktop app, sharing includes your computer’s system audio automatically (Windows only) — so background music or game sound comes through too, not just what’s on screen.</w:t>
             </w:r>
           </w:p>
         </w:tc>
@@ -3278,7 +2874,7 @@
     <w:p>
       <w:pPr>
         <w:pStyle w:val="Heading2"/>
-        <w:spacing w:after="100" w:before="260"/>
+        <w:spacing w:after="120" w:before="280"/>
       </w:pPr>
       <w:r>
         <w:rPr>
@@ -3289,7 +2885,325 @@
           <w:sz w:val="24"/>
           <w:szCs w:val="24"/>
         </w:rPr>
-        <w:t xml:space="preserve">6.2 Switching Your Speaker or Headphones</w:t>
+        <w:t xml:space="preserve">5.6 Volume Mixer</w:t>
+      </w:r>
+    </w:p>
+    <w:p>
+      <w:pPr>
+        <w:spacing w:after="120"/>
+      </w:pPr>
+      <w:r>
+        <w:rPr>
+          <w:rFonts w:ascii="Arial" w:cs="Arial" w:eastAsia="Arial" w:hAnsi="Arial"/>
+          <w:color w:val="313338"/>
+          <w:sz w:val="22"/>
+          <w:szCs w:val="22"/>
+        </w:rPr>
+        <w:t xml:space="preserve">When other people are in the voice channel with you, a Volume Mixer panel lets you control how loud each person sounds to you personally — a slider (up to 150%) and a mute toggle per person. It only affects your own audio.</w:t>
+      </w:r>
+    </w:p>
+    <w:p>
+      <w:pPr>
+        <w:spacing w:after="160"/>
+      </w:pPr>
+    </w:p>
+    <w:p>
+      <w:pPr>
+        <w:pStyle w:val="Heading2"/>
+        <w:spacing w:after="120" w:before="280"/>
+      </w:pPr>
+      <w:r>
+        <w:rPr>
+          <w:rFonts w:ascii="Arial" w:cs="Arial" w:eastAsia="Arial" w:hAnsi="Arial"/>
+          <w:b/>
+          <w:bCs/>
+          <w:color w:val="5865F2"/>
+          <w:sz w:val="24"/>
+          <w:szCs w:val="24"/>
+        </w:rPr>
+        <w:t xml:space="preserve">5.7 Join/Leave Chimes &amp; the Away Channel</w:t>
+      </w:r>
+    </w:p>
+    <w:p>
+      <w:pPr>
+        <w:spacing w:after="120"/>
+      </w:pPr>
+      <w:r>
+        <w:rPr>
+          <w:rFonts w:ascii="Arial" w:cs="Arial" w:eastAsia="Arial" w:hAnsi="Arial"/>
+          <w:color w:val="313338"/>
+          <w:sz w:val="22"/>
+          <w:szCs w:val="22"/>
+        </w:rPr>
+        <w:t xml:space="preserve">You’ll hear a short chime when someone joins or leaves your current voice channel. If you’re connected to voice with no keyboard/mouse activity for 4 hours, you’re automatically moved to a muted "taking-a-shit" channel to free up the room — rejoin normally whenever you’re back.</w:t>
+      </w:r>
+    </w:p>
+    <w:p>
+      <w:pPr>
+        <w:spacing w:after="200"/>
+      </w:pPr>
+    </w:p>
+    <w:p>
+      <w:pPr>
+        <w:pStyle w:val="Heading1"/>
+        <w:pBdr>
+          <w:bottom w:val="single" w:color="5865F2" w:sz="4" w:space="6"/>
+        </w:pBdr>
+        <w:spacing w:after="160" w:before="360"/>
+      </w:pPr>
+      <w:r>
+        <w:rPr>
+          <w:rFonts w:ascii="Arial" w:cs="Arial" w:eastAsia="Arial" w:hAnsi="Arial"/>
+          <w:b/>
+          <w:bCs/>
+          <w:color w:val="1E1F22"/>
+          <w:sz w:val="28"/>
+          <w:szCs w:val="28"/>
+        </w:rPr>
+        <w:t xml:space="preserve">6. Notifications</w:t>
+      </w:r>
+    </w:p>
+    <w:p>
+      <w:pPr>
+        <w:pStyle w:val="Heading2"/>
+        <w:spacing w:after="120" w:before="280"/>
+      </w:pPr>
+      <w:r>
+        <w:rPr>
+          <w:rFonts w:ascii="Arial" w:cs="Arial" w:eastAsia="Arial" w:hAnsi="Arial"/>
+          <w:b/>
+          <w:bCs/>
+          <w:color w:val="5865F2"/>
+          <w:sz w:val="24"/>
+          <w:szCs w:val="24"/>
+        </w:rPr>
+        <w:t xml:space="preserve">6.1 Desktop Notifications</w:t>
+      </w:r>
+    </w:p>
+    <w:p>
+      <w:pPr>
+        <w:spacing w:after="120"/>
+      </w:pPr>
+      <w:r>
+        <w:rPr>
+          <w:rFonts w:ascii="Arial" w:cs="Arial" w:eastAsia="Arial" w:hAnsi="Arial"/>
+          <w:color w:val="313338"/>
+          <w:sz w:val="22"/>
+          <w:szCs w:val="22"/>
+        </w:rPr>
+        <w:t xml:space="preserve">In the desktop app only, you’ll get an OS-level notification for new messages, @mentions, and when someone joins or leaves a voice channel you’re in — click a notification to jump straight to it.</w:t>
+      </w:r>
+    </w:p>
+    <w:p>
+      <w:pPr>
+        <w:spacing w:after="160"/>
+      </w:pPr>
+    </w:p>
+    <w:p>
+      <w:pPr>
+        <w:pStyle w:val="Heading2"/>
+        <w:spacing w:after="120" w:before="280"/>
+      </w:pPr>
+      <w:r>
+        <w:rPr>
+          <w:rFonts w:ascii="Arial" w:cs="Arial" w:eastAsia="Arial" w:hAnsi="Arial"/>
+          <w:b/>
+          <w:bCs/>
+          <w:color w:val="5865F2"/>
+          <w:sz w:val="24"/>
+          <w:szCs w:val="24"/>
+        </w:rPr>
+        <w:t xml:space="preserve">6.2 Unread Badges</w:t>
+      </w:r>
+    </w:p>
+    <w:p>
+      <w:pPr>
+        <w:pStyle w:val="ListParagraph"/>
+        <w:numPr>
+          <w:ilvl w:val="0"/>
+          <w:numId w:val="3"/>
+        </w:numPr>
+        <w:spacing w:after="80"/>
+      </w:pPr>
+      <w:r>
+        <w:rPr>
+          <w:rFonts w:ascii="Arial" w:cs="Arial" w:eastAsia="Arial" w:hAnsi="Arial"/>
+          <w:color w:val="313338"/>
+          <w:sz w:val="22"/>
+          <w:szCs w:val="22"/>
+        </w:rPr>
+        <w:t xml:space="preserve">A channel with unread messages shows in bold with a small dot</w:t>
+      </w:r>
+    </w:p>
+    <w:p>
+      <w:pPr>
+        <w:pStyle w:val="ListParagraph"/>
+        <w:numPr>
+          <w:ilvl w:val="0"/>
+          <w:numId w:val="3"/>
+        </w:numPr>
+        <w:spacing w:after="80"/>
+      </w:pPr>
+      <w:r>
+        <w:rPr>
+          <w:rFonts w:ascii="Arial" w:cs="Arial" w:eastAsia="Arial" w:hAnsi="Arial"/>
+          <w:color w:val="313338"/>
+          <w:sz w:val="22"/>
+          <w:szCs w:val="22"/>
+        </w:rPr>
+        <w:t xml:space="preserve">A channel where you were @mentioned (or @everyone was used) shows a red badge with a count instead</w:t>
+      </w:r>
+    </w:p>
+    <w:p>
+      <w:pPr>
+        <w:pStyle w:val="ListParagraph"/>
+        <w:numPr>
+          <w:ilvl w:val="0"/>
+          <w:numId w:val="3"/>
+        </w:numPr>
+        <w:spacing w:after="80"/>
+      </w:pPr>
+      <w:r>
+        <w:rPr>
+          <w:rFonts w:ascii="Arial" w:cs="Arial" w:eastAsia="Arial" w:hAnsi="Arial"/>
+          <w:color w:val="313338"/>
+          <w:sz w:val="22"/>
+          <w:szCs w:val="22"/>
+        </w:rPr>
+        <w:t xml:space="preserve">Unread DMs show the same red count badge in the DM list</w:t>
+      </w:r>
+    </w:p>
+    <w:p>
+      <w:pPr>
+        <w:pStyle w:val="ListParagraph"/>
+        <w:numPr>
+          <w:ilvl w:val="0"/>
+          <w:numId w:val="3"/>
+        </w:numPr>
+        <w:spacing w:after="80"/>
+      </w:pPr>
+      <w:r>
+        <w:rPr>
+          <w:rFonts w:ascii="Arial" w:cs="Arial" w:eastAsia="Arial" w:hAnsi="Arial"/>
+          <w:color w:val="313338"/>
+          <w:sz w:val="22"/>
+          <w:szCs w:val="22"/>
+        </w:rPr>
+        <w:t xml:space="preserve">The DM and Server icons in the far-left sidebar get a small red dot if there’s unread activity you’re not currently looking at</w:t>
+      </w:r>
+    </w:p>
+    <w:p>
+      <w:pPr>
+        <w:spacing w:after="160"/>
+      </w:pPr>
+    </w:p>
+    <w:p>
+      <w:pPr>
+        <w:pStyle w:val="Heading2"/>
+        <w:spacing w:after="120" w:before="280"/>
+      </w:pPr>
+      <w:r>
+        <w:rPr>
+          <w:rFonts w:ascii="Arial" w:cs="Arial" w:eastAsia="Arial" w:hAnsi="Arial"/>
+          <w:b/>
+          <w:bCs/>
+          <w:color w:val="5865F2"/>
+          <w:sz w:val="24"/>
+          <w:szCs w:val="24"/>
+        </w:rPr>
+        <w:t xml:space="preserve">6.3 In-App Toast Alerts</w:t>
+      </w:r>
+    </w:p>
+    <w:p>
+      <w:pPr>
+        <w:spacing w:after="120"/>
+      </w:pPr>
+      <w:r>
+        <w:rPr>
+          <w:rFonts w:ascii="Arial" w:cs="Arial" w:eastAsia="Arial" w:hAnsi="Arial"/>
+          <w:color w:val="313338"/>
+          <w:sz w:val="22"/>
+          <w:szCs w:val="22"/>
+        </w:rPr>
+        <w:t xml:space="preserve">A dismissible pop-up appears in the bottom-right for new DMs and channel @mentions, in both the browser and desktop app — click it to jump straight to that conversation.</w:t>
+      </w:r>
+    </w:p>
+    <w:p>
+      <w:pPr>
+        <w:spacing w:after="200"/>
+      </w:pPr>
+    </w:p>
+    <w:p>
+      <w:pPr>
+        <w:pStyle w:val="Heading1"/>
+        <w:pBdr>
+          <w:bottom w:val="single" w:color="5865F2" w:sz="4" w:space="6"/>
+        </w:pBdr>
+        <w:spacing w:after="160" w:before="360"/>
+      </w:pPr>
+      <w:r>
+        <w:rPr>
+          <w:rFonts w:ascii="Arial" w:cs="Arial" w:eastAsia="Arial" w:hAnsi="Arial"/>
+          <w:b/>
+          <w:bCs/>
+          <w:color w:val="1E1F22"/>
+          <w:sz w:val="28"/>
+          <w:szCs w:val="28"/>
+        </w:rPr>
+        <w:t xml:space="preserve">7. Your Status</w:t>
+      </w:r>
+    </w:p>
+    <w:p>
+      <w:pPr>
+        <w:pStyle w:val="Heading2"/>
+        <w:spacing w:after="120" w:before="280"/>
+      </w:pPr>
+      <w:r>
+        <w:rPr>
+          <w:rFonts w:ascii="Arial" w:cs="Arial" w:eastAsia="Arial" w:hAnsi="Arial"/>
+          <w:b/>
+          <w:bCs/>
+          <w:color w:val="5865F2"/>
+          <w:sz w:val="24"/>
+          <w:szCs w:val="24"/>
+        </w:rPr>
+        <w:t xml:space="preserve">7.1 Automatic Status</w:t>
+      </w:r>
+    </w:p>
+    <w:p>
+      <w:pPr>
+        <w:spacing w:after="120"/>
+      </w:pPr>
+      <w:r>
+        <w:rPr>
+          <w:rFonts w:ascii="Arial" w:cs="Arial" w:eastAsia="Arial" w:hAnsi="Arial"/>
+          <w:color w:val="313338"/>
+          <w:sz w:val="22"/>
+          <w:szCs w:val="22"/>
+        </w:rPr>
+        <w:t xml:space="preserve">You show as Online while active, and automatically switch to Away after 30 minutes with no mouse or keyboard activity anywhere in the app.</w:t>
+      </w:r>
+    </w:p>
+    <w:p>
+      <w:pPr>
+        <w:spacing w:after="160"/>
+      </w:pPr>
+    </w:p>
+    <w:p>
+      <w:pPr>
+        <w:pStyle w:val="Heading2"/>
+        <w:spacing w:after="120" w:before="280"/>
+      </w:pPr>
+      <w:r>
+        <w:rPr>
+          <w:rFonts w:ascii="Arial" w:cs="Arial" w:eastAsia="Arial" w:hAnsi="Arial"/>
+          <w:b/>
+          <w:bCs/>
+          <w:color w:val="5865F2"/>
+          <w:sz w:val="24"/>
+          <w:szCs w:val="24"/>
+        </w:rPr>
+        <w:t xml:space="preserve">7.2 Manually Setting Your Status</w:t>
       </w:r>
     </w:p>
     <w:p>
@@ -3304,11 +3218,10 @@
       <w:r>
         <w:rPr>
           <w:rFonts w:ascii="Arial" w:cs="Arial" w:eastAsia="Arial" w:hAnsi="Arial"/>
-          <w:color w:val="313338"/>
-          <w:sz w:val="22"/>
-          <w:szCs w:val="22"/>
-        </w:rPr>
-        <w:t xml:space="preserve">In User Settings, find Output Device (Speakers / Headphones)</w:t>
+          <w:sz w:val="22"/>
+          <w:szCs w:val="22"/>
+        </w:rPr>
+        <w:t xml:space="preserve">Click your avatar to open User Settings</w:t>
       </w:r>
     </w:p>
     <w:p>
@@ -3323,11 +3236,10 @@
       <w:r>
         <w:rPr>
           <w:rFonts w:ascii="Arial" w:cs="Arial" w:eastAsia="Arial" w:hAnsi="Arial"/>
-          <w:color w:val="313338"/>
-          <w:sz w:val="22"/>
-          <w:szCs w:val="22"/>
-        </w:rPr>
-        <w:t xml:space="preserve">Select your preferred output device from the dropdown</w:t>
+          <w:sz w:val="22"/>
+          <w:szCs w:val="22"/>
+        </w:rPr>
+        <w:t xml:space="preserve">Go to the Status tab</w:t>
       </w:r>
     </w:p>
     <w:p>
@@ -3342,11 +3254,10 @@
       <w:r>
         <w:rPr>
           <w:rFonts w:ascii="Arial" w:cs="Arial" w:eastAsia="Arial" w:hAnsi="Arial"/>
-          <w:color w:val="313338"/>
-          <w:sz w:val="22"/>
-          <w:szCs w:val="22"/>
-        </w:rPr>
-        <w:t xml:space="preserve">Click Save Changes</w:t>
+          <w:sz w:val="22"/>
+          <w:szCs w:val="22"/>
+        </w:rPr>
+        <w:t xml:space="preserve">Pick Online, Away, or Offline (appear offline while still fully connected)</w:t>
       </w:r>
     </w:p>
     <w:p>
@@ -3379,7 +3290,7 @@
               <w:bottom w:val="none" w:color="FFFFFF" w:sz="0"/>
               <w:right w:val="none" w:color="FFFFFF" w:sz="0"/>
             </w:tcBorders>
-            <w:shd w:fill="FFF8E1" w:val="clear"/>
+            <w:shd w:fill="EEF0FF" w:val="clear"/>
             <w:tcMar>
               <w:top w:type="dxa" w:w="120"/>
               <w:left w:type="dxa" w:w="200"/>
@@ -3396,11 +3307,11 @@
                 <w:rFonts w:ascii="Arial" w:cs="Arial" w:eastAsia="Arial" w:hAnsi="Arial"/>
                 <w:b/>
                 <w:bCs/>
-                <w:color w:val="F57C00"/>
+                <w:color w:val="5865F2"/>
                 <w:sz w:val="22"/>
                 <w:szCs w:val="22"/>
               </w:rPr>
-              <w:t xml:space="preserve">TIP: </w:t>
+              <w:t xml:space="preserve">NOTE: </w:t>
             </w:r>
             <w:r>
               <w:rPr>
@@ -3409,7 +3320,7 @@
                 <w:sz w:val="22"/>
                 <w:szCs w:val="22"/>
               </w:rPr>
-              <w:t xml:space="preserve">Output device switching requires Chrome or Edge. Firefox does not support this feature.</w:t>
+              <w:t xml:space="preserve">A manual status overrides automatic detection for the rest of your session and resets back to automatic the next time you sign in.</w:t>
             </w:r>
           </w:p>
         </w:tc>
@@ -3419,11 +3330,6 @@
       <w:pPr>
         <w:spacing w:after="200"/>
       </w:pPr>
-    </w:p>
-    <w:p>
-      <w:r>
-        <w:br w:type="page"/>
-      </w:r>
     </w:p>
     <w:p>
       <w:pPr>
@@ -3439,15 +3345,15 @@
           <w:b/>
           <w:bCs/>
           <w:color w:val="1E1F22"/>
-          <w:sz w:val="30"/>
-          <w:szCs w:val="30"/>
-        </w:rPr>
-        <w:t xml:space="preserve">7. Desktop App (Windows)</w:t>
-      </w:r>
-    </w:p>
-    <w:p>
-      <w:pPr>
-        <w:spacing w:after="100"/>
+          <w:sz w:val="28"/>
+          <w:szCs w:val="28"/>
+        </w:rPr>
+        <w:t xml:space="preserve">8. User Settings &amp; Audio Devices</w:t>
+      </w:r>
+    </w:p>
+    <w:p>
+      <w:pPr>
+        <w:spacing w:after="120"/>
       </w:pPr>
       <w:r>
         <w:rPr>
@@ -3456,7 +3362,7 @@
           <w:sz w:val="22"/>
           <w:szCs w:val="22"/>
         </w:rPr>
-        <w:t xml:space="preserve">You can install The Crows Nest as a full desktop application on your Windows PC — download it from the login page.</w:t>
+        <w:t xml:space="preserve">Click your avatar (bottom of the far-left sidebar) to open User Settings.</w:t>
       </w:r>
     </w:p>
     <w:p>
@@ -3467,7 +3373,7 @@
     <w:p>
       <w:pPr>
         <w:pStyle w:val="Heading2"/>
-        <w:spacing w:after="100" w:before="260"/>
+        <w:spacing w:after="120" w:before="280"/>
       </w:pPr>
       <w:r>
         <w:rPr>
@@ -3478,7 +3384,7 @@
           <w:sz w:val="24"/>
           <w:szCs w:val="24"/>
         </w:rPr>
-        <w:t xml:space="preserve">7.1 Installing the Desktop App</w:t>
+        <w:t xml:space="preserve">8.1 Switching Your Microphone</w:t>
       </w:r>
     </w:p>
     <w:p>
@@ -3493,11 +3399,10 @@
       <w:r>
         <w:rPr>
           <w:rFonts w:ascii="Arial" w:cs="Arial" w:eastAsia="Arial" w:hAnsi="Arial"/>
-          <w:color w:val="313338"/>
-          <w:sz w:val="22"/>
-          <w:szCs w:val="22"/>
-        </w:rPr>
-        <w:t xml:space="preserve">Download the installer from the "Download Windows App" link on the login page</w:t>
+          <w:sz w:val="22"/>
+          <w:szCs w:val="22"/>
+        </w:rPr>
+        <w:t xml:space="preserve">Open User Settings, under Input Device (Microphone) click the dropdown</w:t>
       </w:r>
     </w:p>
     <w:p>
@@ -3512,11 +3417,10 @@
       <w:r>
         <w:rPr>
           <w:rFonts w:ascii="Arial" w:cs="Arial" w:eastAsia="Arial" w:hAnsi="Arial"/>
-          <w:color w:val="313338"/>
-          <w:sz w:val="22"/>
-          <w:szCs w:val="22"/>
-        </w:rPr>
-        <w:t xml:space="preserve">Double-click the downloaded Setup .exe file</w:t>
+          <w:sz w:val="22"/>
+          <w:szCs w:val="22"/>
+        </w:rPr>
+        <w:t xml:space="preserve">Select your preferred microphone</w:t>
       </w:r>
     </w:p>
     <w:p>
@@ -3531,11 +3435,10 @@
       <w:r>
         <w:rPr>
           <w:rFonts w:ascii="Arial" w:cs="Arial" w:eastAsia="Arial" w:hAnsi="Arial"/>
-          <w:color w:val="313338"/>
-          <w:sz w:val="22"/>
-          <w:szCs w:val="22"/>
-        </w:rPr>
-        <w:t xml:space="preserve">Click through the installer (you can change the install location if desired)</w:t>
+          <w:sz w:val="22"/>
+          <w:szCs w:val="22"/>
+        </w:rPr>
+        <w:t xml:space="preserve">Click Test Microphone to verify it is working (records for 3 seconds)</w:t>
       </w:r>
     </w:p>
     <w:p>
@@ -3550,30 +3453,10 @@
       <w:r>
         <w:rPr>
           <w:rFonts w:ascii="Arial" w:cs="Arial" w:eastAsia="Arial" w:hAnsi="Arial"/>
-          <w:color w:val="313338"/>
-          <w:sz w:val="22"/>
-          <w:szCs w:val="22"/>
-        </w:rPr>
-        <w:t xml:space="preserve">Once installed, The Crows Nest appears in your Start menu and on your desktop</w:t>
-      </w:r>
-    </w:p>
-    <w:p>
-      <w:pPr>
-        <w:pStyle w:val="ListParagraph"/>
-        <w:numPr>
-          <w:ilvl w:val="0"/>
-          <w:numId w:val="2"/>
-        </w:numPr>
-        <w:spacing w:after="80"/>
-      </w:pPr>
-      <w:r>
-        <w:rPr>
-          <w:rFonts w:ascii="Arial" w:cs="Arial" w:eastAsia="Arial" w:hAnsi="Arial"/>
-          <w:color w:val="313338"/>
-          <w:sz w:val="22"/>
-          <w:szCs w:val="22"/>
-        </w:rPr>
-        <w:t xml:space="preserve">Double-click to open — it loads directly to The Crows Nest</w:t>
+          <w:sz w:val="22"/>
+          <w:szCs w:val="22"/>
+        </w:rPr>
+        <w:t xml:space="preserve">Click Save Changes</w:t>
       </w:r>
     </w:p>
     <w:p>
@@ -3636,7 +3519,7 @@
                 <w:sz w:val="22"/>
                 <w:szCs w:val="22"/>
               </w:rPr>
-              <w:t xml:space="preserve">The app checks for updates automatically in the background and installs them the next time you restart it.</w:t>
+              <w:t xml:space="preserve">Your selection is saved in your browser and automatically used the next time you join a voice channel.</w:t>
             </w:r>
           </w:p>
         </w:tc>
@@ -3650,7 +3533,7 @@
     <w:p>
       <w:pPr>
         <w:pStyle w:val="Heading2"/>
-        <w:spacing w:after="100" w:before="260"/>
+        <w:spacing w:after="120" w:before="280"/>
       </w:pPr>
       <w:r>
         <w:rPr>
@@ -3661,8 +3544,27 @@
           <w:sz w:val="24"/>
           <w:szCs w:val="24"/>
         </w:rPr>
-        <w:t xml:space="preserve">7.2 Desktop vs Browser</w:t>
-      </w:r>
+        <w:t xml:space="preserve">8.2 Switching Your Speaker or Headphones</w:t>
+      </w:r>
+    </w:p>
+    <w:p>
+      <w:pPr>
+        <w:spacing w:after="120"/>
+      </w:pPr>
+      <w:r>
+        <w:rPr>
+          <w:rFonts w:ascii="Arial" w:cs="Arial" w:eastAsia="Arial" w:hAnsi="Arial"/>
+          <w:color w:val="313338"/>
+          <w:sz w:val="22"/>
+          <w:szCs w:val="22"/>
+        </w:rPr>
+        <w:t xml:space="preserve">In User Settings, find Output Device (Speakers / Headphones), pick your device, and Save Changes.</w:t>
+      </w:r>
+    </w:p>
+    <w:p>
+      <w:pPr>
+        <w:spacing w:after="80"/>
+      </w:pPr>
     </w:p>
     <w:tbl>
       <w:tblPr>
@@ -3677,9 +3579,405 @@
         </w:tblBorders>
       </w:tblPr>
       <w:tblGrid>
-        <w:gridCol w:w="3200"/>
-        <w:gridCol w:w="3080"/>
-        <w:gridCol w:w="3080"/>
+        <w:gridCol w:w="9360"/>
+      </w:tblGrid>
+      <w:tr>
+        <w:tc>
+          <w:tcPr>
+            <w:tcW w:type="dxa" w:w="9360"/>
+            <w:tcBorders>
+              <w:top w:val="none" w:color="FFFFFF" w:sz="0"/>
+              <w:left w:val="none" w:color="FFFFFF" w:sz="0"/>
+              <w:bottom w:val="none" w:color="FFFFFF" w:sz="0"/>
+              <w:right w:val="none" w:color="FFFFFF" w:sz="0"/>
+            </w:tcBorders>
+            <w:shd w:fill="FFF8E1" w:val="clear"/>
+            <w:tcMar>
+              <w:top w:type="dxa" w:w="120"/>
+              <w:left w:type="dxa" w:w="200"/>
+              <w:bottom w:type="dxa" w:w="120"/>
+              <w:right w:type="dxa" w:w="200"/>
+            </w:tcMar>
+          </w:tcPr>
+          <w:p>
+            <w:pPr>
+              <w:spacing w:after="0"/>
+            </w:pPr>
+            <w:r>
+              <w:rPr>
+                <w:rFonts w:ascii="Arial" w:cs="Arial" w:eastAsia="Arial" w:hAnsi="Arial"/>
+                <w:b/>
+                <w:bCs/>
+                <w:color w:val="F57C00"/>
+                <w:sz w:val="22"/>
+                <w:szCs w:val="22"/>
+              </w:rPr>
+              <w:t xml:space="preserve">TIP: </w:t>
+            </w:r>
+            <w:r>
+              <w:rPr>
+                <w:rFonts w:ascii="Arial" w:cs="Arial" w:eastAsia="Arial" w:hAnsi="Arial"/>
+                <w:color w:val="313338"/>
+                <w:sz w:val="22"/>
+                <w:szCs w:val="22"/>
+              </w:rPr>
+              <w:t xml:space="preserve">Output device switching requires Chrome or Edge. Firefox does not support this feature.</w:t>
+            </w:r>
+          </w:p>
+        </w:tc>
+      </w:tr>
+    </w:tbl>
+    <w:p>
+      <w:pPr>
+        <w:spacing w:after="160"/>
+      </w:pPr>
+    </w:p>
+    <w:p>
+      <w:pPr>
+        <w:pStyle w:val="Heading2"/>
+        <w:spacing w:after="120" w:before="280"/>
+      </w:pPr>
+      <w:r>
+        <w:rPr>
+          <w:rFonts w:ascii="Arial" w:cs="Arial" w:eastAsia="Arial" w:hAnsi="Arial"/>
+          <w:b/>
+          <w:bCs/>
+          <w:color w:val="5865F2"/>
+          <w:sz w:val="24"/>
+          <w:szCs w:val="24"/>
+        </w:rPr>
+        <w:t xml:space="preserve">8.3 Changing Your Profile Picture</w:t>
+      </w:r>
+    </w:p>
+    <w:p>
+      <w:pPr>
+        <w:spacing w:after="120"/>
+      </w:pPr>
+      <w:r>
+        <w:rPr>
+          <w:rFonts w:ascii="Arial" w:cs="Arial" w:eastAsia="Arial" w:hAnsi="Arial"/>
+          <w:color w:val="313338"/>
+          <w:sz w:val="22"/>
+          <w:szCs w:val="22"/>
+        </w:rPr>
+        <w:t xml:space="preserve">Click your avatar in User Settings (or in the header) and choose Change Photo to upload a new picture, or Remove to go back to your colored-initial avatar.</w:t>
+      </w:r>
+    </w:p>
+    <w:p>
+      <w:pPr>
+        <w:spacing w:after="200"/>
+      </w:pPr>
+    </w:p>
+    <w:p>
+      <w:pPr>
+        <w:pStyle w:val="Heading1"/>
+        <w:pBdr>
+          <w:bottom w:val="single" w:color="5865F2" w:sz="4" w:space="6"/>
+        </w:pBdr>
+        <w:spacing w:after="160" w:before="360"/>
+      </w:pPr>
+      <w:r>
+        <w:rPr>
+          <w:rFonts w:ascii="Arial" w:cs="Arial" w:eastAsia="Arial" w:hAnsi="Arial"/>
+          <w:b/>
+          <w:bCs/>
+          <w:color w:val="1E1F22"/>
+          <w:sz w:val="28"/>
+          <w:szCs w:val="28"/>
+        </w:rPr>
+        <w:t xml:space="preserve">9. Private Channels</w:t>
+      </w:r>
+    </w:p>
+    <w:p>
+      <w:pPr>
+        <w:spacing w:after="120"/>
+      </w:pPr>
+      <w:r>
+        <w:rPr>
+          <w:rFonts w:ascii="Arial" w:cs="Arial" w:eastAsia="Arial" w:hAnsi="Arial"/>
+          <w:color w:val="313338"/>
+          <w:sz w:val="22"/>
+          <w:szCs w:val="22"/>
+        </w:rPr>
+        <w:t xml:space="preserve">Some channels may be marked private by an admin — visible and usable only to a specific group of people. If you can’t find a channel you were expecting, ask an admin to add you to it; you won’t be able to tell a private channel exists unless you already have access.</w:t>
+      </w:r>
+    </w:p>
+    <w:p>
+      <w:pPr>
+        <w:spacing w:after="200"/>
+      </w:pPr>
+    </w:p>
+    <w:p>
+      <w:pPr>
+        <w:pStyle w:val="Heading1"/>
+        <w:pBdr>
+          <w:bottom w:val="single" w:color="5865F2" w:sz="4" w:space="6"/>
+        </w:pBdr>
+        <w:spacing w:after="160" w:before="360"/>
+      </w:pPr>
+      <w:r>
+        <w:rPr>
+          <w:rFonts w:ascii="Arial" w:cs="Arial" w:eastAsia="Arial" w:hAnsi="Arial"/>
+          <w:b/>
+          <w:bCs/>
+          <w:color w:val="1E1F22"/>
+          <w:sz w:val="28"/>
+          <w:szCs w:val="28"/>
+        </w:rPr>
+        <w:t xml:space="preserve">10. Game Update Notifications (PatchBot)</w:t>
+      </w:r>
+    </w:p>
+    <w:p>
+      <w:pPr>
+        <w:spacing w:after="120"/>
+      </w:pPr>
+      <w:r>
+        <w:rPr>
+          <w:rFonts w:ascii="Arial" w:cs="Arial" w:eastAsia="Arial" w:hAnsi="Arial"/>
+          <w:color w:val="313338"/>
+          <w:sz w:val="22"/>
+          <w:szCs w:val="22"/>
+        </w:rPr>
+        <w:t xml:space="preserve">If an admin has set it up, a channel may automatically post Steam update / patch notes for specific games — these show up as regular messages from a PatchBot account, complete with a summary and a link to the full post. Click the controller icon in a text channel’s header to see which games are tracked there.</w:t>
+      </w:r>
+    </w:p>
+    <w:p>
+      <w:pPr>
+        <w:spacing w:after="200"/>
+      </w:pPr>
+    </w:p>
+    <w:p>
+      <w:pPr>
+        <w:pStyle w:val="Heading1"/>
+        <w:pBdr>
+          <w:bottom w:val="single" w:color="5865F2" w:sz="4" w:space="6"/>
+        </w:pBdr>
+        <w:spacing w:after="160" w:before="360"/>
+      </w:pPr>
+      <w:r>
+        <w:rPr>
+          <w:rFonts w:ascii="Arial" w:cs="Arial" w:eastAsia="Arial" w:hAnsi="Arial"/>
+          <w:b/>
+          <w:bCs/>
+          <w:color w:val="1E1F22"/>
+          <w:sz w:val="28"/>
+          <w:szCs w:val="28"/>
+        </w:rPr>
+        <w:t xml:space="preserve">11. Desktop App (Windows &amp; Linux)</w:t>
+      </w:r>
+    </w:p>
+    <w:p>
+      <w:pPr>
+        <w:spacing w:after="120"/>
+      </w:pPr>
+      <w:r>
+        <w:rPr>
+          <w:rFonts w:ascii="Arial" w:cs="Arial" w:eastAsia="Arial" w:hAnsi="Arial"/>
+          <w:color w:val="313338"/>
+          <w:sz w:val="22"/>
+          <w:szCs w:val="22"/>
+        </w:rPr>
+        <w:t xml:space="preserve">You can install The Crows Nest as a full desktop application — download it from the login page, which has both a Windows and a Linux installer.</w:t>
+      </w:r>
+    </w:p>
+    <w:p>
+      <w:pPr>
+        <w:spacing w:after="80"/>
+      </w:pPr>
+    </w:p>
+    <w:p>
+      <w:pPr>
+        <w:pStyle w:val="Heading2"/>
+        <w:spacing w:after="120" w:before="280"/>
+      </w:pPr>
+      <w:r>
+        <w:rPr>
+          <w:rFonts w:ascii="Arial" w:cs="Arial" w:eastAsia="Arial" w:hAnsi="Arial"/>
+          <w:b/>
+          <w:bCs/>
+          <w:color w:val="5865F2"/>
+          <w:sz w:val="24"/>
+          <w:szCs w:val="24"/>
+        </w:rPr>
+        <w:t xml:space="preserve">11.1 Installing the Desktop App</w:t>
+      </w:r>
+    </w:p>
+    <w:p>
+      <w:pPr>
+        <w:pStyle w:val="ListParagraph"/>
+        <w:numPr>
+          <w:ilvl w:val="0"/>
+          <w:numId w:val="2"/>
+        </w:numPr>
+        <w:spacing w:after="80"/>
+      </w:pPr>
+      <w:r>
+        <w:rPr>
+          <w:rFonts w:ascii="Arial" w:cs="Arial" w:eastAsia="Arial" w:hAnsi="Arial"/>
+          <w:sz w:val="22"/>
+          <w:szCs w:val="22"/>
+        </w:rPr>
+        <w:t xml:space="preserve">Download the Windows (.exe) or Linux (.AppImage) installer from the login page</w:t>
+      </w:r>
+    </w:p>
+    <w:p>
+      <w:pPr>
+        <w:pStyle w:val="ListParagraph"/>
+        <w:numPr>
+          <w:ilvl w:val="0"/>
+          <w:numId w:val="2"/>
+        </w:numPr>
+        <w:spacing w:after="80"/>
+      </w:pPr>
+      <w:r>
+        <w:rPr>
+          <w:rFonts w:ascii="Arial" w:cs="Arial" w:eastAsia="Arial" w:hAnsi="Arial"/>
+          <w:sz w:val="22"/>
+          <w:szCs w:val="22"/>
+        </w:rPr>
+        <w:t xml:space="preserve">Windows: double-click Setup.exe and click through the installer. Linux: mark the AppImage executable and run it</w:t>
+      </w:r>
+    </w:p>
+    <w:p>
+      <w:pPr>
+        <w:pStyle w:val="ListParagraph"/>
+        <w:numPr>
+          <w:ilvl w:val="0"/>
+          <w:numId w:val="2"/>
+        </w:numPr>
+        <w:spacing w:after="80"/>
+      </w:pPr>
+      <w:r>
+        <w:rPr>
+          <w:rFonts w:ascii="Arial" w:cs="Arial" w:eastAsia="Arial" w:hAnsi="Arial"/>
+          <w:sz w:val="22"/>
+          <w:szCs w:val="22"/>
+        </w:rPr>
+        <w:t xml:space="preserve">Once installed, The Crows Nest appears in your Start menu / app launcher and on your desktop</w:t>
+      </w:r>
+    </w:p>
+    <w:p>
+      <w:pPr>
+        <w:pStyle w:val="ListParagraph"/>
+        <w:numPr>
+          <w:ilvl w:val="0"/>
+          <w:numId w:val="2"/>
+        </w:numPr>
+        <w:spacing w:after="80"/>
+      </w:pPr>
+      <w:r>
+        <w:rPr>
+          <w:rFonts w:ascii="Arial" w:cs="Arial" w:eastAsia="Arial" w:hAnsi="Arial"/>
+          <w:sz w:val="22"/>
+          <w:szCs w:val="22"/>
+        </w:rPr>
+        <w:t xml:space="preserve">Open it — it loads directly to The Crows Nest</w:t>
+      </w:r>
+    </w:p>
+    <w:p>
+      <w:pPr>
+        <w:spacing w:after="80"/>
+      </w:pPr>
+    </w:p>
+    <w:tbl>
+      <w:tblPr>
+        <w:tblW w:type="dxa" w:w="9360"/>
+        <w:tblBorders>
+          <w:top w:val="single" w:color="auto" w:sz="4"/>
+          <w:left w:val="single" w:color="auto" w:sz="4"/>
+          <w:bottom w:val="single" w:color="auto" w:sz="4"/>
+          <w:right w:val="single" w:color="auto" w:sz="4"/>
+          <w:insideH w:val="single" w:color="auto" w:sz="4"/>
+          <w:insideV w:val="single" w:color="auto" w:sz="4"/>
+        </w:tblBorders>
+      </w:tblPr>
+      <w:tblGrid>
+        <w:gridCol w:w="9360"/>
+      </w:tblGrid>
+      <w:tr>
+        <w:tc>
+          <w:tcPr>
+            <w:tcW w:type="dxa" w:w="9360"/>
+            <w:tcBorders>
+              <w:top w:val="none" w:color="FFFFFF" w:sz="0"/>
+              <w:left w:val="none" w:color="FFFFFF" w:sz="0"/>
+              <w:bottom w:val="none" w:color="FFFFFF" w:sz="0"/>
+              <w:right w:val="none" w:color="FFFFFF" w:sz="0"/>
+            </w:tcBorders>
+            <w:shd w:fill="EEF0FF" w:val="clear"/>
+            <w:tcMar>
+              <w:top w:type="dxa" w:w="120"/>
+              <w:left w:type="dxa" w:w="200"/>
+              <w:bottom w:type="dxa" w:w="120"/>
+              <w:right w:type="dxa" w:w="200"/>
+            </w:tcMar>
+          </w:tcPr>
+          <w:p>
+            <w:pPr>
+              <w:spacing w:after="0"/>
+            </w:pPr>
+            <w:r>
+              <w:rPr>
+                <w:rFonts w:ascii="Arial" w:cs="Arial" w:eastAsia="Arial" w:hAnsi="Arial"/>
+                <w:b/>
+                <w:bCs/>
+                <w:color w:val="5865F2"/>
+                <w:sz w:val="22"/>
+                <w:szCs w:val="22"/>
+              </w:rPr>
+              <w:t xml:space="preserve">NOTE: </w:t>
+            </w:r>
+            <w:r>
+              <w:rPr>
+                <w:rFonts w:ascii="Arial" w:cs="Arial" w:eastAsia="Arial" w:hAnsi="Arial"/>
+                <w:color w:val="313338"/>
+                <w:sz w:val="22"/>
+                <w:szCs w:val="22"/>
+              </w:rPr>
+              <w:t xml:space="preserve">The app checks for updates automatically in the background and installs them the next time you restart it.</w:t>
+            </w:r>
+          </w:p>
+        </w:tc>
+      </w:tr>
+    </w:tbl>
+    <w:p>
+      <w:pPr>
+        <w:spacing w:after="160"/>
+      </w:pPr>
+    </w:p>
+    <w:p>
+      <w:pPr>
+        <w:pStyle w:val="Heading2"/>
+        <w:spacing w:after="120" w:before="280"/>
+      </w:pPr>
+      <w:r>
+        <w:rPr>
+          <w:rFonts w:ascii="Arial" w:cs="Arial" w:eastAsia="Arial" w:hAnsi="Arial"/>
+          <w:b/>
+          <w:bCs/>
+          <w:color w:val="5865F2"/>
+          <w:sz w:val="24"/>
+          <w:szCs w:val="24"/>
+        </w:rPr>
+        <w:t xml:space="preserve">11.2 Desktop vs Browser</w:t>
+      </w:r>
+    </w:p>
+    <w:tbl>
+      <w:tblPr>
+        <w:tblW w:type="dxa" w:w="9360"/>
+        <w:tblBorders>
+          <w:top w:val="single" w:color="auto" w:sz="4"/>
+          <w:left w:val="single" w:color="auto" w:sz="4"/>
+          <w:bottom w:val="single" w:color="auto" w:sz="4"/>
+          <w:right w:val="single" w:color="auto" w:sz="4"/>
+          <w:insideH w:val="single" w:color="auto" w:sz="4"/>
+          <w:insideV w:val="single" w:color="auto" w:sz="4"/>
+        </w:tblBorders>
+      </w:tblPr>
+      <w:tblGrid>
+        <w:gridCol w:w="4000"/>
+        <w:gridCol w:w="2680"/>
+        <w:gridCol w:w="2680"/>
       </w:tblGrid>
       <w:tr>
         <w:trPr>
@@ -3687,7 +3985,7 @@
         </w:trPr>
         <w:tc>
           <w:tcPr>
-            <w:tcW w:type="dxa" w:w="3200"/>
+            <w:tcW w:type="dxa" w:w="4000"/>
             <w:tcBorders>
               <w:top w:val="single" w:color="5865F2" w:sz="1"/>
               <w:left w:val="single" w:color="5865F2" w:sz="1"/>
@@ -3704,6 +4002,9 @@
             <w:vAlign w:val="center"/>
           </w:tcPr>
           <w:p>
+            <w:pPr>
+              <w:jc w:val="left"/>
+            </w:pPr>
             <w:r>
               <w:rPr>
                 <w:rFonts w:ascii="Arial" w:cs="Arial" w:eastAsia="Arial" w:hAnsi="Arial"/>
@@ -3719,7 +4020,7 @@
         </w:tc>
         <w:tc>
           <w:tcPr>
-            <w:tcW w:type="dxa" w:w="3080"/>
+            <w:tcW w:type="dxa" w:w="2680"/>
             <w:tcBorders>
               <w:top w:val="single" w:color="5865F2" w:sz="1"/>
               <w:left w:val="single" w:color="5865F2" w:sz="1"/>
@@ -3736,6 +4037,9 @@
             <w:vAlign w:val="center"/>
           </w:tcPr>
           <w:p>
+            <w:pPr>
+              <w:jc w:val="left"/>
+            </w:pPr>
             <w:r>
               <w:rPr>
                 <w:rFonts w:ascii="Arial" w:cs="Arial" w:eastAsia="Arial" w:hAnsi="Arial"/>
@@ -3751,7 +4055,7 @@
         </w:tc>
         <w:tc>
           <w:tcPr>
-            <w:tcW w:type="dxa" w:w="3080"/>
+            <w:tcW w:type="dxa" w:w="2680"/>
             <w:tcBorders>
               <w:top w:val="single" w:color="5865F2" w:sz="1"/>
               <w:left w:val="single" w:color="5865F2" w:sz="1"/>
@@ -3768,6 +4072,9 @@
             <w:vAlign w:val="center"/>
           </w:tcPr>
           <w:p>
+            <w:pPr>
+              <w:jc w:val="left"/>
+            </w:pPr>
             <w:r>
               <w:rPr>
                 <w:rFonts w:ascii="Arial" w:cs="Arial" w:eastAsia="Arial" w:hAnsi="Arial"/>
@@ -3785,7 +4092,7 @@
       <w:tr>
         <w:tc>
           <w:tcPr>
-            <w:tcW w:type="dxa" w:w="3200"/>
+            <w:tcW w:type="dxa" w:w="4000"/>
             <w:tcBorders>
               <w:top w:val="single" w:color="DDDDDD" w:sz="1"/>
               <w:left w:val="single" w:color="DDDDDD" w:sz="1"/>
@@ -3814,7 +4121,7 @@
         </w:tc>
         <w:tc>
           <w:tcPr>
-            <w:tcW w:type="dxa" w:w="3080"/>
+            <w:tcW w:type="dxa" w:w="2680"/>
             <w:tcBorders>
               <w:top w:val="single" w:color="DDDDDD" w:sz="1"/>
               <w:left w:val="single" w:color="DDDDDD" w:sz="1"/>
@@ -3843,7 +4150,7 @@
         </w:tc>
         <w:tc>
           <w:tcPr>
-            <w:tcW w:type="dxa" w:w="3080"/>
+            <w:tcW w:type="dxa" w:w="2680"/>
             <w:tcBorders>
               <w:top w:val="single" w:color="DDDDDD" w:sz="1"/>
               <w:left w:val="single" w:color="DDDDDD" w:sz="1"/>
@@ -3874,7 +4181,7 @@
       <w:tr>
         <w:tc>
           <w:tcPr>
-            <w:tcW w:type="dxa" w:w="3200"/>
+            <w:tcW w:type="dxa" w:w="4000"/>
             <w:tcBorders>
               <w:top w:val="single" w:color="DDDDDD" w:sz="1"/>
               <w:left w:val="single" w:color="DDDDDD" w:sz="1"/>
@@ -3897,13 +4204,13 @@
                 <w:sz w:val="20"/>
                 <w:szCs w:val="20"/>
               </w:rPr>
-              <w:t xml:space="preserve">Runs without browser tab</w:t>
-            </w:r>
-          </w:p>
-        </w:tc>
-        <w:tc>
-          <w:tcPr>
-            <w:tcW w:type="dxa" w:w="3080"/>
+              <w:t xml:space="preserve">Runs without a browser tab</w:t>
+            </w:r>
+          </w:p>
+        </w:tc>
+        <w:tc>
+          <w:tcPr>
+            <w:tcW w:type="dxa" w:w="2680"/>
             <w:tcBorders>
               <w:top w:val="single" w:color="DDDDDD" w:sz="1"/>
               <w:left w:val="single" w:color="DDDDDD" w:sz="1"/>
@@ -3932,7 +4239,7 @@
         </w:tc>
         <w:tc>
           <w:tcPr>
-            <w:tcW w:type="dxa" w:w="3080"/>
+            <w:tcW w:type="dxa" w:w="2680"/>
             <w:tcBorders>
               <w:top w:val="single" w:color="DDDDDD" w:sz="1"/>
               <w:left w:val="single" w:color="DDDDDD" w:sz="1"/>
@@ -3963,7 +4270,7 @@
       <w:tr>
         <w:tc>
           <w:tcPr>
-            <w:tcW w:type="dxa" w:w="3200"/>
+            <w:tcW w:type="dxa" w:w="4000"/>
             <w:tcBorders>
               <w:top w:val="single" w:color="DDDDDD" w:sz="1"/>
               <w:left w:val="single" w:color="DDDDDD" w:sz="1"/>
@@ -3986,13 +4293,13 @@
                 <w:sz w:val="20"/>
                 <w:szCs w:val="20"/>
               </w:rPr>
-              <w:t xml:space="preserve">Lives in taskbar</w:t>
-            </w:r>
-          </w:p>
-        </w:tc>
-        <w:tc>
-          <w:tcPr>
-            <w:tcW w:type="dxa" w:w="3080"/>
+              <w:t xml:space="preserve">Lives in taskbar / minimizes to tray</w:t>
+            </w:r>
+          </w:p>
+        </w:tc>
+        <w:tc>
+          <w:tcPr>
+            <w:tcW w:type="dxa" w:w="2680"/>
             <w:tcBorders>
               <w:top w:val="single" w:color="DDDDDD" w:sz="1"/>
               <w:left w:val="single" w:color="DDDDDD" w:sz="1"/>
@@ -4021,7 +4328,7 @@
         </w:tc>
         <w:tc>
           <w:tcPr>
-            <w:tcW w:type="dxa" w:w="3080"/>
+            <w:tcW w:type="dxa" w:w="2680"/>
             <w:tcBorders>
               <w:top w:val="single" w:color="DDDDDD" w:sz="1"/>
               <w:left w:val="single" w:color="DDDDDD" w:sz="1"/>
@@ -4052,7 +4359,7 @@
       <w:tr>
         <w:tc>
           <w:tcPr>
-            <w:tcW w:type="dxa" w:w="3200"/>
+            <w:tcW w:type="dxa" w:w="4000"/>
             <w:tcBorders>
               <w:top w:val="single" w:color="DDDDDD" w:sz="1"/>
               <w:left w:val="single" w:color="DDDDDD" w:sz="1"/>
@@ -4075,13 +4382,13 @@
                 <w:sz w:val="20"/>
                 <w:szCs w:val="20"/>
               </w:rPr>
-              <w:t xml:space="preserve">Minimizes to system tray</w:t>
-            </w:r>
-          </w:p>
-        </w:tc>
-        <w:tc>
-          <w:tcPr>
-            <w:tcW w:type="dxa" w:w="3080"/>
+              <w:t xml:space="preserve">Desktop (OS-level) notifications</w:t>
+            </w:r>
+          </w:p>
+        </w:tc>
+        <w:tc>
+          <w:tcPr>
+            <w:tcW w:type="dxa" w:w="2680"/>
             <w:tcBorders>
               <w:top w:val="single" w:color="DDDDDD" w:sz="1"/>
               <w:left w:val="single" w:color="DDDDDD" w:sz="1"/>
@@ -4110,7 +4417,7 @@
         </w:tc>
         <w:tc>
           <w:tcPr>
-            <w:tcW w:type="dxa" w:w="3080"/>
+            <w:tcW w:type="dxa" w:w="2680"/>
             <w:tcBorders>
               <w:top w:val="single" w:color="DDDDDD" w:sz="1"/>
               <w:left w:val="single" w:color="DDDDDD" w:sz="1"/>
@@ -4141,7 +4448,7 @@
       <w:tr>
         <w:tc>
           <w:tcPr>
-            <w:tcW w:type="dxa" w:w="3200"/>
+            <w:tcW w:type="dxa" w:w="4000"/>
             <w:tcBorders>
               <w:top w:val="single" w:color="DDDDDD" w:sz="1"/>
               <w:left w:val="single" w:color="DDDDDD" w:sz="1"/>
@@ -4164,20 +4471,109 @@
                 <w:sz w:val="20"/>
                 <w:szCs w:val="20"/>
               </w:rPr>
+              <w:t xml:space="preserve">Screen share includes system audio</w:t>
+            </w:r>
+          </w:p>
+        </w:tc>
+        <w:tc>
+          <w:tcPr>
+            <w:tcW w:type="dxa" w:w="2680"/>
+            <w:tcBorders>
+              <w:top w:val="single" w:color="DDDDDD" w:sz="1"/>
+              <w:left w:val="single" w:color="DDDDDD" w:sz="1"/>
+              <w:bottom w:val="single" w:color="DDDDDD" w:sz="1"/>
+              <w:right w:val="single" w:color="DDDDDD" w:sz="1"/>
+            </w:tcBorders>
+            <w:shd w:fill="FFFFFF" w:val="clear"/>
+            <w:tcMar>
+              <w:top w:type="dxa" w:w="80"/>
+              <w:left w:type="dxa" w:w="150"/>
+              <w:bottom w:type="dxa" w:w="80"/>
+              <w:right w:type="dxa" w:w="150"/>
+            </w:tcMar>
+          </w:tcPr>
+          <w:p>
+            <w:r>
+              <w:rPr>
+                <w:rFonts w:ascii="Arial" w:cs="Arial" w:eastAsia="Arial" w:hAnsi="Arial"/>
+                <w:color w:val="313338"/>
+                <w:sz w:val="20"/>
+                <w:szCs w:val="20"/>
+              </w:rPr>
+              <w:t xml:space="preserve">Yes (Windows)</w:t>
+            </w:r>
+          </w:p>
+        </w:tc>
+        <w:tc>
+          <w:tcPr>
+            <w:tcW w:type="dxa" w:w="2680"/>
+            <w:tcBorders>
+              <w:top w:val="single" w:color="DDDDDD" w:sz="1"/>
+              <w:left w:val="single" w:color="DDDDDD" w:sz="1"/>
+              <w:bottom w:val="single" w:color="DDDDDD" w:sz="1"/>
+              <w:right w:val="single" w:color="DDDDDD" w:sz="1"/>
+            </w:tcBorders>
+            <w:shd w:fill="FFFFFF" w:val="clear"/>
+            <w:tcMar>
+              <w:top w:type="dxa" w:w="80"/>
+              <w:left w:type="dxa" w:w="150"/>
+              <w:bottom w:type="dxa" w:w="80"/>
+              <w:right w:type="dxa" w:w="150"/>
+            </w:tcMar>
+          </w:tcPr>
+          <w:p>
+            <w:r>
+              <w:rPr>
+                <w:rFonts w:ascii="Arial" w:cs="Arial" w:eastAsia="Arial" w:hAnsi="Arial"/>
+                <w:color w:val="313338"/>
+                <w:sz w:val="20"/>
+                <w:szCs w:val="20"/>
+              </w:rPr>
+              <w:t xml:space="preserve">No</w:t>
+            </w:r>
+          </w:p>
+        </w:tc>
+      </w:tr>
+      <w:tr>
+        <w:tc>
+          <w:tcPr>
+            <w:tcW w:type="dxa" w:w="4000"/>
+            <w:tcBorders>
+              <w:top w:val="single" w:color="DDDDDD" w:sz="1"/>
+              <w:left w:val="single" w:color="DDDDDD" w:sz="1"/>
+              <w:bottom w:val="single" w:color="DDDDDD" w:sz="1"/>
+              <w:right w:val="single" w:color="DDDDDD" w:sz="1"/>
+            </w:tcBorders>
+            <w:shd w:fill="F8F9FF" w:val="clear"/>
+            <w:tcMar>
+              <w:top w:type="dxa" w:w="80"/>
+              <w:left w:type="dxa" w:w="150"/>
+              <w:bottom w:type="dxa" w:w="80"/>
+              <w:right w:type="dxa" w:w="150"/>
+            </w:tcMar>
+          </w:tcPr>
+          <w:p>
+            <w:r>
+              <w:rPr>
+                <w:rFonts w:ascii="Arial" w:cs="Arial" w:eastAsia="Arial" w:hAnsi="Arial"/>
+                <w:color w:val="313338"/>
+                <w:sz w:val="20"/>
+                <w:szCs w:val="20"/>
+              </w:rPr>
               <w:t xml:space="preserve">Same account / messages</w:t>
             </w:r>
           </w:p>
         </w:tc>
         <w:tc>
           <w:tcPr>
-            <w:tcW w:type="dxa" w:w="3080"/>
-            <w:tcBorders>
-              <w:top w:val="single" w:color="DDDDDD" w:sz="1"/>
-              <w:left w:val="single" w:color="DDDDDD" w:sz="1"/>
-              <w:bottom w:val="single" w:color="DDDDDD" w:sz="1"/>
-              <w:right w:val="single" w:color="DDDDDD" w:sz="1"/>
-            </w:tcBorders>
-            <w:shd w:fill="FFFFFF" w:val="clear"/>
+            <w:tcW w:type="dxa" w:w="2680"/>
+            <w:tcBorders>
+              <w:top w:val="single" w:color="DDDDDD" w:sz="1"/>
+              <w:left w:val="single" w:color="DDDDDD" w:sz="1"/>
+              <w:bottom w:val="single" w:color="DDDDDD" w:sz="1"/>
+              <w:right w:val="single" w:color="DDDDDD" w:sz="1"/>
+            </w:tcBorders>
+            <w:shd w:fill="F8F9FF" w:val="clear"/>
             <w:tcMar>
               <w:top w:type="dxa" w:w="80"/>
               <w:left w:type="dxa" w:w="150"/>
@@ -4199,14 +4595,14 @@
         </w:tc>
         <w:tc>
           <w:tcPr>
-            <w:tcW w:type="dxa" w:w="3080"/>
-            <w:tcBorders>
-              <w:top w:val="single" w:color="DDDDDD" w:sz="1"/>
-              <w:left w:val="single" w:color="DDDDDD" w:sz="1"/>
-              <w:bottom w:val="single" w:color="DDDDDD" w:sz="1"/>
-              <w:right w:val="single" w:color="DDDDDD" w:sz="1"/>
-            </w:tcBorders>
-            <w:shd w:fill="FFFFFF" w:val="clear"/>
+            <w:tcW w:type="dxa" w:w="2680"/>
+            <w:tcBorders>
+              <w:top w:val="single" w:color="DDDDDD" w:sz="1"/>
+              <w:left w:val="single" w:color="DDDDDD" w:sz="1"/>
+              <w:bottom w:val="single" w:color="DDDDDD" w:sz="1"/>
+              <w:right w:val="single" w:color="DDDDDD" w:sz="1"/>
+            </w:tcBorders>
+            <w:shd w:fill="F8F9FF" w:val="clear"/>
             <w:tcMar>
               <w:top w:type="dxa" w:w="80"/>
               <w:left w:type="dxa" w:w="150"/>
@@ -4232,11 +4628,6 @@
       <w:pPr>
         <w:spacing w:after="200"/>
       </w:pPr>
-    </w:p>
-    <w:p>
-      <w:r>
-        <w:br w:type="page"/>
-      </w:r>
     </w:p>
     <w:p>
       <w:pPr>
@@ -4252,16 +4643,11 @@
           <w:b/>
           <w:bCs/>
           <w:color w:val="1E1F22"/>
-          <w:sz w:val="30"/>
-          <w:szCs w:val="30"/>
-        </w:rPr>
-        <w:t xml:space="preserve">8. Tips &amp; Shortcuts</w:t>
-      </w:r>
-    </w:p>
-    <w:p>
-      <w:pPr>
-        <w:spacing w:after="40"/>
-      </w:pPr>
+          <w:sz w:val="28"/>
+          <w:szCs w:val="28"/>
+        </w:rPr>
+        <w:t xml:space="preserve">12. Tips &amp; Shortcuts</w:t>
+      </w:r>
     </w:p>
     <w:tbl>
       <w:tblPr>
@@ -4302,6 +4688,9 @@
             <w:vAlign w:val="center"/>
           </w:tcPr>
           <w:p>
+            <w:pPr>
+              <w:jc w:val="left"/>
+            </w:pPr>
             <w:r>
               <w:rPr>
                 <w:rFonts w:ascii="Arial" w:cs="Arial" w:eastAsia="Arial" w:hAnsi="Arial"/>
@@ -4334,6 +4723,9 @@
             <w:vAlign w:val="center"/>
           </w:tcPr>
           <w:p>
+            <w:pPr>
+              <w:jc w:val="left"/>
+            </w:pPr>
             <w:r>
               <w:rPr>
                 <w:rFonts w:ascii="Arial" w:cs="Arial" w:eastAsia="Arial" w:hAnsi="Arial"/>
@@ -4403,7 +4795,7 @@
                 <w:sz w:val="20"/>
                 <w:szCs w:val="20"/>
               </w:rPr>
-              <w:t xml:space="preserve">Hit Enter in the message box to send your message</w:t>
+              <w:t xml:space="preserve">Shift+Enter for a new line without sending</w:t>
             </w:r>
           </w:p>
         </w:tc>
@@ -4434,7 +4826,7 @@
                 <w:sz w:val="20"/>
                 <w:szCs w:val="20"/>
               </w:rPr>
-              <w:t xml:space="preserve">Grouped messages</w:t>
+              <w:t xml:space="preserve">@ to mention</w:t>
             </w:r>
           </w:p>
         </w:tc>
@@ -4463,7 +4855,7 @@
                 <w:sz w:val="20"/>
                 <w:szCs w:val="20"/>
               </w:rPr>
-              <w:t xml:space="preserve">Rapid messages from the same person stack together cleanly</w:t>
+              <w:t xml:space="preserve">Type @ for autocomplete; @everyone pings the whole channel</w:t>
             </w:r>
           </w:p>
         </w:tc>
@@ -4494,7 +4886,7 @@
                 <w:sz w:val="20"/>
                 <w:szCs w:val="20"/>
               </w:rPr>
-              <w:t xml:space="preserve">Member list toggle</w:t>
+              <w:t xml:space="preserve">Click a mention</w:t>
             </w:r>
           </w:p>
         </w:tc>
@@ -4523,7 +4915,7 @@
                 <w:sz w:val="20"/>
                 <w:szCs w:val="20"/>
               </w:rPr>
-              <w:t xml:space="preserve">Click the people icon in the channel header to hide / show the member list</w:t>
+              <w:t xml:space="preserve">See their profile card and jump straight into a DM</w:t>
             </w:r>
           </w:p>
         </w:tc>
@@ -4554,7 +4946,7 @@
                 <w:sz w:val="20"/>
                 <w:szCs w:val="20"/>
               </w:rPr>
-              <w:t xml:space="preserve">Online status</w:t>
+              <w:t xml:space="preserve">Grouped messages</w:t>
             </w:r>
           </w:p>
         </w:tc>
@@ -4583,7 +4975,7 @@
                 <w:sz w:val="20"/>
                 <w:szCs w:val="20"/>
               </w:rPr>
-              <w:t xml:space="preserve">Green dot = online, grey dot = offline in the member list</w:t>
+              <w:t xml:space="preserve">Rapid messages from the same person stack together cleanly</w:t>
             </w:r>
           </w:p>
         </w:tc>
@@ -4614,7 +5006,7 @@
                 <w:sz w:val="20"/>
                 <w:szCs w:val="20"/>
               </w:rPr>
-              <w:t xml:space="preserve">Boost quiet speakers</w:t>
+              <w:t xml:space="preserve">Member list toggle</w:t>
             </w:r>
           </w:p>
         </w:tc>
@@ -4643,7 +5035,7 @@
                 <w:sz w:val="20"/>
                 <w:szCs w:val="20"/>
               </w:rPr>
-              <w:t xml:space="preserve">Use the Volume Mixer slider past 100% to amplify quiet participants</w:t>
+              <w:t xml:space="preserve">Click the people icon in the channel header to hide / show it</w:t>
             </w:r>
           </w:p>
         </w:tc>
@@ -4674,7 +5066,7 @@
                 <w:sz w:val="20"/>
                 <w:szCs w:val="20"/>
               </w:rPr>
-              <w:t xml:space="preserve">Test your mic first</w:t>
+              <w:t xml:space="preserve">Status dots</w:t>
             </w:r>
           </w:p>
         </w:tc>
@@ -4703,7 +5095,7 @@
                 <w:sz w:val="20"/>
                 <w:szCs w:val="20"/>
               </w:rPr>
-              <w:t xml:space="preserve">Use User Settings &gt; Test Microphone before joining important calls</w:t>
+              <w:t xml:space="preserve">Green = online, yellow = away, grey = offline</w:t>
             </w:r>
           </w:p>
         </w:tc>
@@ -4734,7 +5126,7 @@
                 <w:sz w:val="20"/>
                 <w:szCs w:val="20"/>
               </w:rPr>
-              <w:t xml:space="preserve">DM anyone</w:t>
+              <w:t xml:space="preserve">Appear offline</w:t>
             </w:r>
           </w:p>
         </w:tc>
@@ -4763,7 +5155,7 @@
                 <w:sz w:val="20"/>
                 <w:szCs w:val="20"/>
               </w:rPr>
-              <w:t xml:space="preserve">You can start a DM with any registered user, not just people in your channels</w:t>
+              <w:t xml:space="preserve">Set a manual status in User Settings &gt; Status</w:t>
             </w:r>
           </w:p>
         </w:tc>
@@ -4794,6 +5186,186 @@
                 <w:sz w:val="20"/>
                 <w:szCs w:val="20"/>
               </w:rPr>
+              <w:t xml:space="preserve">Boost quiet speakers</w:t>
+            </w:r>
+          </w:p>
+        </w:tc>
+        <w:tc>
+          <w:tcPr>
+            <w:tcW w:type="dxa" w:w="5960"/>
+            <w:tcBorders>
+              <w:top w:val="single" w:color="DDDDDD" w:sz="1"/>
+              <w:left w:val="single" w:color="DDDDDD" w:sz="1"/>
+              <w:bottom w:val="single" w:color="DDDDDD" w:sz="1"/>
+              <w:right w:val="single" w:color="DDDDDD" w:sz="1"/>
+            </w:tcBorders>
+            <w:shd w:fill="F8F9FF" w:val="clear"/>
+            <w:tcMar>
+              <w:top w:type="dxa" w:w="80"/>
+              <w:left w:type="dxa" w:w="150"/>
+              <w:bottom w:type="dxa" w:w="80"/>
+              <w:right w:type="dxa" w:w="150"/>
+            </w:tcMar>
+          </w:tcPr>
+          <w:p>
+            <w:r>
+              <w:rPr>
+                <w:rFonts w:ascii="Arial" w:cs="Arial" w:eastAsia="Arial" w:hAnsi="Arial"/>
+                <w:color w:val="313338"/>
+                <w:sz w:val="20"/>
+                <w:szCs w:val="20"/>
+              </w:rPr>
+              <w:t xml:space="preserve">Use the Volume Mixer slider past 100%</w:t>
+            </w:r>
+          </w:p>
+        </w:tc>
+      </w:tr>
+      <w:tr>
+        <w:tc>
+          <w:tcPr>
+            <w:tcW w:type="dxa" w:w="3400"/>
+            <w:tcBorders>
+              <w:top w:val="single" w:color="DDDDDD" w:sz="1"/>
+              <w:left w:val="single" w:color="DDDDDD" w:sz="1"/>
+              <w:bottom w:val="single" w:color="DDDDDD" w:sz="1"/>
+              <w:right w:val="single" w:color="DDDDDD" w:sz="1"/>
+            </w:tcBorders>
+            <w:shd w:fill="FFFFFF" w:val="clear"/>
+            <w:tcMar>
+              <w:top w:type="dxa" w:w="80"/>
+              <w:left w:type="dxa" w:w="150"/>
+              <w:bottom w:type="dxa" w:w="80"/>
+              <w:right w:type="dxa" w:w="150"/>
+            </w:tcMar>
+          </w:tcPr>
+          <w:p>
+            <w:r>
+              <w:rPr>
+                <w:rFonts w:ascii="Arial" w:cs="Arial" w:eastAsia="Arial" w:hAnsi="Arial"/>
+                <w:color w:val="313338"/>
+                <w:sz w:val="20"/>
+                <w:szCs w:val="20"/>
+              </w:rPr>
+              <w:t xml:space="preserve">Test your mic first</w:t>
+            </w:r>
+          </w:p>
+        </w:tc>
+        <w:tc>
+          <w:tcPr>
+            <w:tcW w:type="dxa" w:w="5960"/>
+            <w:tcBorders>
+              <w:top w:val="single" w:color="DDDDDD" w:sz="1"/>
+              <w:left w:val="single" w:color="DDDDDD" w:sz="1"/>
+              <w:bottom w:val="single" w:color="DDDDDD" w:sz="1"/>
+              <w:right w:val="single" w:color="DDDDDD" w:sz="1"/>
+            </w:tcBorders>
+            <w:shd w:fill="FFFFFF" w:val="clear"/>
+            <w:tcMar>
+              <w:top w:type="dxa" w:w="80"/>
+              <w:left w:type="dxa" w:w="150"/>
+              <w:bottom w:type="dxa" w:w="80"/>
+              <w:right w:type="dxa" w:w="150"/>
+            </w:tcMar>
+          </w:tcPr>
+          <w:p>
+            <w:r>
+              <w:rPr>
+                <w:rFonts w:ascii="Arial" w:cs="Arial" w:eastAsia="Arial" w:hAnsi="Arial"/>
+                <w:color w:val="313338"/>
+                <w:sz w:val="20"/>
+                <w:szCs w:val="20"/>
+              </w:rPr>
+              <w:t xml:space="preserve">User Settings &gt; Test Microphone before joining important calls</w:t>
+            </w:r>
+          </w:p>
+        </w:tc>
+      </w:tr>
+      <w:tr>
+        <w:tc>
+          <w:tcPr>
+            <w:tcW w:type="dxa" w:w="3400"/>
+            <w:tcBorders>
+              <w:top w:val="single" w:color="DDDDDD" w:sz="1"/>
+              <w:left w:val="single" w:color="DDDDDD" w:sz="1"/>
+              <w:bottom w:val="single" w:color="DDDDDD" w:sz="1"/>
+              <w:right w:val="single" w:color="DDDDDD" w:sz="1"/>
+            </w:tcBorders>
+            <w:shd w:fill="F8F9FF" w:val="clear"/>
+            <w:tcMar>
+              <w:top w:type="dxa" w:w="80"/>
+              <w:left w:type="dxa" w:w="150"/>
+              <w:bottom w:type="dxa" w:w="80"/>
+              <w:right w:type="dxa" w:w="150"/>
+            </w:tcMar>
+          </w:tcPr>
+          <w:p>
+            <w:r>
+              <w:rPr>
+                <w:rFonts w:ascii="Arial" w:cs="Arial" w:eastAsia="Arial" w:hAnsi="Arial"/>
+                <w:color w:val="313338"/>
+                <w:sz w:val="20"/>
+                <w:szCs w:val="20"/>
+              </w:rPr>
+              <w:t xml:space="preserve">DM anyone</w:t>
+            </w:r>
+          </w:p>
+        </w:tc>
+        <w:tc>
+          <w:tcPr>
+            <w:tcW w:type="dxa" w:w="5960"/>
+            <w:tcBorders>
+              <w:top w:val="single" w:color="DDDDDD" w:sz="1"/>
+              <w:left w:val="single" w:color="DDDDDD" w:sz="1"/>
+              <w:bottom w:val="single" w:color="DDDDDD" w:sz="1"/>
+              <w:right w:val="single" w:color="DDDDDD" w:sz="1"/>
+            </w:tcBorders>
+            <w:shd w:fill="F8F9FF" w:val="clear"/>
+            <w:tcMar>
+              <w:top w:type="dxa" w:w="80"/>
+              <w:left w:type="dxa" w:w="150"/>
+              <w:bottom w:type="dxa" w:w="80"/>
+              <w:right w:type="dxa" w:w="150"/>
+            </w:tcMar>
+          </w:tcPr>
+          <w:p>
+            <w:r>
+              <w:rPr>
+                <w:rFonts w:ascii="Arial" w:cs="Arial" w:eastAsia="Arial" w:hAnsi="Arial"/>
+                <w:color w:val="313338"/>
+                <w:sz w:val="20"/>
+                <w:szCs w:val="20"/>
+              </w:rPr>
+              <w:t xml:space="preserve">Not just people in your channels — click + in the DM list</w:t>
+            </w:r>
+          </w:p>
+        </w:tc>
+      </w:tr>
+      <w:tr>
+        <w:tc>
+          <w:tcPr>
+            <w:tcW w:type="dxa" w:w="3400"/>
+            <w:tcBorders>
+              <w:top w:val="single" w:color="DDDDDD" w:sz="1"/>
+              <w:left w:val="single" w:color="DDDDDD" w:sz="1"/>
+              <w:bottom w:val="single" w:color="DDDDDD" w:sz="1"/>
+              <w:right w:val="single" w:color="DDDDDD" w:sz="1"/>
+            </w:tcBorders>
+            <w:shd w:fill="FFFFFF" w:val="clear"/>
+            <w:tcMar>
+              <w:top w:type="dxa" w:w="80"/>
+              <w:left w:type="dxa" w:w="150"/>
+              <w:bottom w:type="dxa" w:w="80"/>
+              <w:right w:type="dxa" w:w="150"/>
+            </w:tcMar>
+          </w:tcPr>
+          <w:p>
+            <w:r>
+              <w:rPr>
+                <w:rFonts w:ascii="Arial" w:cs="Arial" w:eastAsia="Arial" w:hAnsi="Arial"/>
+                <w:color w:val="313338"/>
+                <w:sz w:val="20"/>
+                <w:szCs w:val="20"/>
+              </w:rPr>
               <w:t xml:space="preserve">Stay signed in</w:t>
             </w:r>
           </w:p>
@@ -4807,23 +5379,23 @@
               <w:bottom w:val="single" w:color="DDDDDD" w:sz="1"/>
               <w:right w:val="single" w:color="DDDDDD" w:sz="1"/>
             </w:tcBorders>
-            <w:shd w:fill="F8F9FF" w:val="clear"/>
-            <w:tcMar>
-              <w:top w:type="dxa" w:w="80"/>
-              <w:left w:type="dxa" w:w="150"/>
-              <w:bottom w:type="dxa" w:w="80"/>
-              <w:right w:type="dxa" w:w="150"/>
-            </w:tcMar>
-          </w:tcPr>
-          <w:p>
-            <w:r>
-              <w:rPr>
-                <w:rFonts w:ascii="Arial" w:cs="Arial" w:eastAsia="Arial" w:hAnsi="Arial"/>
-                <w:color w:val="313338"/>
-                <w:sz w:val="20"/>
-                <w:szCs w:val="20"/>
-              </w:rPr>
-              <w:t xml:space="preserve">Your login session lasts 180 days before requiring you to sign in again</w:t>
+            <w:shd w:fill="FFFFFF" w:val="clear"/>
+            <w:tcMar>
+              <w:top w:type="dxa" w:w="80"/>
+              <w:left w:type="dxa" w:w="150"/>
+              <w:bottom w:type="dxa" w:w="80"/>
+              <w:right w:type="dxa" w:w="150"/>
+            </w:tcMar>
+          </w:tcPr>
+          <w:p>
+            <w:r>
+              <w:rPr>
+                <w:rFonts w:ascii="Arial" w:cs="Arial" w:eastAsia="Arial" w:hAnsi="Arial"/>
+                <w:color w:val="313338"/>
+                <w:sz w:val="20"/>
+                <w:szCs w:val="20"/>
+              </w:rPr>
+              <w:t xml:space="preserve">Remember Me at login, or just wait — sessions last 180 days either way</w:t>
             </w:r>
           </w:p>
         </w:tc>
@@ -4848,16 +5420,11 @@
           <w:b/>
           <w:bCs/>
           <w:color w:val="1E1F22"/>
-          <w:sz w:val="30"/>
-          <w:szCs w:val="30"/>
-        </w:rPr>
-        <w:t xml:space="preserve">9. Troubleshooting</w:t>
-      </w:r>
-    </w:p>
-    <w:p>
-      <w:pPr>
-        <w:spacing w:after="40"/>
-      </w:pPr>
+          <w:sz w:val="28"/>
+          <w:szCs w:val="28"/>
+        </w:rPr>
+        <w:t xml:space="preserve">13. Troubleshooting</w:t>
+      </w:r>
     </w:p>
     <w:tbl>
       <w:tblPr>
@@ -4872,8 +5439,8 @@
         </w:tblBorders>
       </w:tblPr>
       <w:tblGrid>
-        <w:gridCol w:w="3400"/>
-        <w:gridCol w:w="5960"/>
+        <w:gridCol w:w="3600"/>
+        <w:gridCol w:w="5760"/>
       </w:tblGrid>
       <w:tr>
         <w:trPr>
@@ -4881,7 +5448,7 @@
         </w:trPr>
         <w:tc>
           <w:tcPr>
-            <w:tcW w:type="dxa" w:w="3400"/>
+            <w:tcW w:type="dxa" w:w="3600"/>
             <w:tcBorders>
               <w:top w:val="single" w:color="5865F2" w:sz="1"/>
               <w:left w:val="single" w:color="5865F2" w:sz="1"/>
@@ -4898,6 +5465,9 @@
             <w:vAlign w:val="center"/>
           </w:tcPr>
           <w:p>
+            <w:pPr>
+              <w:jc w:val="left"/>
+            </w:pPr>
             <w:r>
               <w:rPr>
                 <w:rFonts w:ascii="Arial" w:cs="Arial" w:eastAsia="Arial" w:hAnsi="Arial"/>
@@ -4913,7 +5483,7 @@
         </w:tc>
         <w:tc>
           <w:tcPr>
-            <w:tcW w:type="dxa" w:w="5960"/>
+            <w:tcW w:type="dxa" w:w="5760"/>
             <w:tcBorders>
               <w:top w:val="single" w:color="5865F2" w:sz="1"/>
               <w:left w:val="single" w:color="5865F2" w:sz="1"/>
@@ -4930,6 +5500,9 @@
             <w:vAlign w:val="center"/>
           </w:tcPr>
           <w:p>
+            <w:pPr>
+              <w:jc w:val="left"/>
+            </w:pPr>
             <w:r>
               <w:rPr>
                 <w:rFonts w:ascii="Arial" w:cs="Arial" w:eastAsia="Arial" w:hAnsi="Arial"/>
@@ -4947,7 +5520,7 @@
       <w:tr>
         <w:tc>
           <w:tcPr>
-            <w:tcW w:type="dxa" w:w="3400"/>
+            <w:tcW w:type="dxa" w:w="3600"/>
             <w:tcBorders>
               <w:top w:val="single" w:color="DDDDDD" w:sz="1"/>
               <w:left w:val="single" w:color="DDDDDD" w:sz="1"/>
@@ -4976,7 +5549,7 @@
         </w:tc>
         <w:tc>
           <w:tcPr>
-            <w:tcW w:type="dxa" w:w="5960"/>
+            <w:tcW w:type="dxa" w:w="5760"/>
             <w:tcBorders>
               <w:top w:val="single" w:color="DDDDDD" w:sz="1"/>
               <w:left w:val="single" w:color="DDDDDD" w:sz="1"/>
@@ -5007,7 +5580,7 @@
       <w:tr>
         <w:tc>
           <w:tcPr>
-            <w:tcW w:type="dxa" w:w="3400"/>
+            <w:tcW w:type="dxa" w:w="3600"/>
             <w:tcBorders>
               <w:top w:val="single" w:color="DDDDDD" w:sz="1"/>
               <w:left w:val="single" w:color="DDDDDD" w:sz="1"/>
@@ -5036,7 +5609,7 @@
         </w:tc>
         <w:tc>
           <w:tcPr>
-            <w:tcW w:type="dxa" w:w="5960"/>
+            <w:tcW w:type="dxa" w:w="5760"/>
             <w:tcBorders>
               <w:top w:val="single" w:color="DDDDDD" w:sz="1"/>
               <w:left w:val="single" w:color="DDDDDD" w:sz="1"/>
@@ -5067,7 +5640,7 @@
       <w:tr>
         <w:tc>
           <w:tcPr>
-            <w:tcW w:type="dxa" w:w="3400"/>
+            <w:tcW w:type="dxa" w:w="3600"/>
             <w:tcBorders>
               <w:top w:val="single" w:color="DDDDDD" w:sz="1"/>
               <w:left w:val="single" w:color="DDDDDD" w:sz="1"/>
@@ -5096,7 +5669,7 @@
         </w:tc>
         <w:tc>
           <w:tcPr>
-            <w:tcW w:type="dxa" w:w="5960"/>
+            <w:tcW w:type="dxa" w:w="5760"/>
             <w:tcBorders>
               <w:top w:val="single" w:color="DDDDDD" w:sz="1"/>
               <w:left w:val="single" w:color="DDDDDD" w:sz="1"/>
@@ -5127,7 +5700,7 @@
       <w:tr>
         <w:tc>
           <w:tcPr>
-            <w:tcW w:type="dxa" w:w="3400"/>
+            <w:tcW w:type="dxa" w:w="3600"/>
             <w:tcBorders>
               <w:top w:val="single" w:color="DDDDDD" w:sz="1"/>
               <w:left w:val="single" w:color="DDDDDD" w:sz="1"/>
@@ -5156,7 +5729,7 @@
         </w:tc>
         <w:tc>
           <w:tcPr>
-            <w:tcW w:type="dxa" w:w="5960"/>
+            <w:tcW w:type="dxa" w:w="5760"/>
             <w:tcBorders>
               <w:top w:val="single" w:color="DDDDDD" w:sz="1"/>
               <w:left w:val="single" w:color="DDDDDD" w:sz="1"/>
@@ -5187,7 +5760,7 @@
       <w:tr>
         <w:tc>
           <w:tcPr>
-            <w:tcW w:type="dxa" w:w="3400"/>
+            <w:tcW w:type="dxa" w:w="3600"/>
             <w:tcBorders>
               <w:top w:val="single" w:color="DDDDDD" w:sz="1"/>
               <w:left w:val="single" w:color="DDDDDD" w:sz="1"/>
@@ -5210,13 +5783,13 @@
                 <w:sz w:val="20"/>
                 <w:szCs w:val="20"/>
               </w:rPr>
-              <w:t xml:space="preserve">Typing indicator stuck</w:t>
-            </w:r>
-          </w:p>
-        </w:tc>
-        <w:tc>
-          <w:tcPr>
-            <w:tcW w:type="dxa" w:w="5960"/>
+              <w:t xml:space="preserve">Not seeing a channel you expect</w:t>
+            </w:r>
+          </w:p>
+        </w:tc>
+        <w:tc>
+          <w:tcPr>
+            <w:tcW w:type="dxa" w:w="5760"/>
             <w:tcBorders>
               <w:top w:val="single" w:color="DDDDDD" w:sz="1"/>
               <w:left w:val="single" w:color="DDDDDD" w:sz="1"/>
@@ -5239,7 +5812,7 @@
                 <w:sz w:val="20"/>
                 <w:szCs w:val="20"/>
               </w:rPr>
-              <w:t xml:space="preserve">It clears automatically after 2 seconds of inactivity</w:t>
+              <w:t xml:space="preserve">It may be private — ask an admin to add you</w:t>
             </w:r>
           </w:p>
         </w:tc>
@@ -5247,7 +5820,7 @@
       <w:tr>
         <w:tc>
           <w:tcPr>
-            <w:tcW w:type="dxa" w:w="3400"/>
+            <w:tcW w:type="dxa" w:w="3600"/>
             <w:tcBorders>
               <w:top w:val="single" w:color="DDDDDD" w:sz="1"/>
               <w:left w:val="single" w:color="DDDDDD" w:sz="1"/>
@@ -5270,13 +5843,13 @@
                 <w:sz w:val="20"/>
                 <w:szCs w:val="20"/>
               </w:rPr>
-              <w:t xml:space="preserve">App says "Failed to fetch"</w:t>
-            </w:r>
-          </w:p>
-        </w:tc>
-        <w:tc>
-          <w:tcPr>
-            <w:tcW w:type="dxa" w:w="5960"/>
+              <w:t xml:space="preserve">Not getting desktop notifications</w:t>
+            </w:r>
+          </w:p>
+        </w:tc>
+        <w:tc>
+          <w:tcPr>
+            <w:tcW w:type="dxa" w:w="5760"/>
             <w:tcBorders>
               <w:top w:val="single" w:color="DDDDDD" w:sz="1"/>
               <w:left w:val="single" w:color="DDDDDD" w:sz="1"/>
@@ -5299,7 +5872,7 @@
                 <w:sz w:val="20"/>
                 <w:szCs w:val="20"/>
               </w:rPr>
-              <w:t xml:space="preserve">The server may be restarting. Wait 30 seconds and refresh.</w:t>
+              <w:t xml:space="preserve">Desktop notifications only work in the desktop app, not the browser</w:t>
             </w:r>
           </w:p>
         </w:tc>
@@ -5307,7 +5880,7 @@
       <w:tr>
         <w:tc>
           <w:tcPr>
-            <w:tcW w:type="dxa" w:w="3400"/>
+            <w:tcW w:type="dxa" w:w="3600"/>
             <w:tcBorders>
               <w:top w:val="single" w:color="DDDDDD" w:sz="1"/>
               <w:left w:val="single" w:color="DDDDDD" w:sz="1"/>
@@ -5330,13 +5903,13 @@
                 <w:sz w:val="20"/>
                 <w:szCs w:val="20"/>
               </w:rPr>
-              <w:t xml:space="preserve">Desktop app won't open</w:t>
-            </w:r>
-          </w:p>
-        </w:tc>
-        <w:tc>
-          <w:tcPr>
-            <w:tcW w:type="dxa" w:w="5960"/>
+              <w:t xml:space="preserve">Status stuck on Away/Offline</w:t>
+            </w:r>
+          </w:p>
+        </w:tc>
+        <w:tc>
+          <w:tcPr>
+            <w:tcW w:type="dxa" w:w="5760"/>
             <w:tcBorders>
               <w:top w:val="single" w:color="DDDDDD" w:sz="1"/>
               <w:left w:val="single" w:color="DDDDDD" w:sz="1"/>
@@ -5359,7 +5932,7 @@
                 <w:sz w:val="20"/>
                 <w:szCs w:val="20"/>
               </w:rPr>
-              <w:t xml:space="preserve">Right-click &gt; Run as Administrator, or reinstall from the .exe</w:t>
+              <w:t xml:space="preserve">Check User Settings &gt; Status — a manual override resets at your next login</w:t>
             </w:r>
           </w:p>
         </w:tc>
@@ -5367,7 +5940,7 @@
       <w:tr>
         <w:tc>
           <w:tcPr>
-            <w:tcW w:type="dxa" w:w="3400"/>
+            <w:tcW w:type="dxa" w:w="3600"/>
             <w:tcBorders>
               <w:top w:val="single" w:color="DDDDDD" w:sz="1"/>
               <w:left w:val="single" w:color="DDDDDD" w:sz="1"/>
@@ -5390,13 +5963,133 @@
                 <w:sz w:val="20"/>
                 <w:szCs w:val="20"/>
               </w:rPr>
+              <w:t xml:space="preserve">App says "Failed to fetch"</w:t>
+            </w:r>
+          </w:p>
+        </w:tc>
+        <w:tc>
+          <w:tcPr>
+            <w:tcW w:type="dxa" w:w="5760"/>
+            <w:tcBorders>
+              <w:top w:val="single" w:color="DDDDDD" w:sz="1"/>
+              <w:left w:val="single" w:color="DDDDDD" w:sz="1"/>
+              <w:bottom w:val="single" w:color="DDDDDD" w:sz="1"/>
+              <w:right w:val="single" w:color="DDDDDD" w:sz="1"/>
+            </w:tcBorders>
+            <w:shd w:fill="F8F9FF" w:val="clear"/>
+            <w:tcMar>
+              <w:top w:type="dxa" w:w="80"/>
+              <w:left w:type="dxa" w:w="150"/>
+              <w:bottom w:type="dxa" w:w="80"/>
+              <w:right w:type="dxa" w:w="150"/>
+            </w:tcMar>
+          </w:tcPr>
+          <w:p>
+            <w:r>
+              <w:rPr>
+                <w:rFonts w:ascii="Arial" w:cs="Arial" w:eastAsia="Arial" w:hAnsi="Arial"/>
+                <w:color w:val="313338"/>
+                <w:sz w:val="20"/>
+                <w:szCs w:val="20"/>
+              </w:rPr>
+              <w:t xml:space="preserve">The server may be restarting. Wait 30 seconds and refresh.</w:t>
+            </w:r>
+          </w:p>
+        </w:tc>
+      </w:tr>
+      <w:tr>
+        <w:tc>
+          <w:tcPr>
+            <w:tcW w:type="dxa" w:w="3600"/>
+            <w:tcBorders>
+              <w:top w:val="single" w:color="DDDDDD" w:sz="1"/>
+              <w:left w:val="single" w:color="DDDDDD" w:sz="1"/>
+              <w:bottom w:val="single" w:color="DDDDDD" w:sz="1"/>
+              <w:right w:val="single" w:color="DDDDDD" w:sz="1"/>
+            </w:tcBorders>
+            <w:shd w:fill="FFFFFF" w:val="clear"/>
+            <w:tcMar>
+              <w:top w:type="dxa" w:w="80"/>
+              <w:left w:type="dxa" w:w="150"/>
+              <w:bottom w:type="dxa" w:w="80"/>
+              <w:right w:type="dxa" w:w="150"/>
+            </w:tcMar>
+          </w:tcPr>
+          <w:p>
+            <w:r>
+              <w:rPr>
+                <w:rFonts w:ascii="Arial" w:cs="Arial" w:eastAsia="Arial" w:hAnsi="Arial"/>
+                <w:color w:val="313338"/>
+                <w:sz w:val="20"/>
+                <w:szCs w:val="20"/>
+              </w:rPr>
+              <w:t xml:space="preserve">Desktop app won’t open</w:t>
+            </w:r>
+          </w:p>
+        </w:tc>
+        <w:tc>
+          <w:tcPr>
+            <w:tcW w:type="dxa" w:w="5760"/>
+            <w:tcBorders>
+              <w:top w:val="single" w:color="DDDDDD" w:sz="1"/>
+              <w:left w:val="single" w:color="DDDDDD" w:sz="1"/>
+              <w:bottom w:val="single" w:color="DDDDDD" w:sz="1"/>
+              <w:right w:val="single" w:color="DDDDDD" w:sz="1"/>
+            </w:tcBorders>
+            <w:shd w:fill="FFFFFF" w:val="clear"/>
+            <w:tcMar>
+              <w:top w:type="dxa" w:w="80"/>
+              <w:left w:type="dxa" w:w="150"/>
+              <w:bottom w:type="dxa" w:w="80"/>
+              <w:right w:type="dxa" w:w="150"/>
+            </w:tcMar>
+          </w:tcPr>
+          <w:p>
+            <w:r>
+              <w:rPr>
+                <w:rFonts w:ascii="Arial" w:cs="Arial" w:eastAsia="Arial" w:hAnsi="Arial"/>
+                <w:color w:val="313338"/>
+                <w:sz w:val="20"/>
+                <w:szCs w:val="20"/>
+              </w:rPr>
+              <w:t xml:space="preserve">Windows: Run as Administrator or reinstall. Linux: re-mark the AppImage executable.</w:t>
+            </w:r>
+          </w:p>
+        </w:tc>
+      </w:tr>
+      <w:tr>
+        <w:tc>
+          <w:tcPr>
+            <w:tcW w:type="dxa" w:w="3600"/>
+            <w:tcBorders>
+              <w:top w:val="single" w:color="DDDDDD" w:sz="1"/>
+              <w:left w:val="single" w:color="DDDDDD" w:sz="1"/>
+              <w:bottom w:val="single" w:color="DDDDDD" w:sz="1"/>
+              <w:right w:val="single" w:color="DDDDDD" w:sz="1"/>
+            </w:tcBorders>
+            <w:shd w:fill="F8F9FF" w:val="clear"/>
+            <w:tcMar>
+              <w:top w:type="dxa" w:w="80"/>
+              <w:left w:type="dxa" w:w="150"/>
+              <w:bottom w:type="dxa" w:w="80"/>
+              <w:right w:type="dxa" w:w="150"/>
+            </w:tcMar>
+          </w:tcPr>
+          <w:p>
+            <w:r>
+              <w:rPr>
+                <w:rFonts w:ascii="Arial" w:cs="Arial" w:eastAsia="Arial" w:hAnsi="Arial"/>
+                <w:color w:val="313338"/>
+                <w:sz w:val="20"/>
+                <w:szCs w:val="20"/>
+              </w:rPr>
               <w:t xml:space="preserve">Output dropdown missing</w:t>
             </w:r>
           </w:p>
         </w:tc>
         <w:tc>
           <w:tcPr>
-            <w:tcW w:type="dxa" w:w="5960"/>
+            <w:tcW w:type="dxa" w:w="5760"/>
             <w:tcBorders>
               <w:top w:val="single" w:color="DDDDDD" w:sz="1"/>
               <w:left w:val="single" w:color="DDDDDD" w:sz="1"/>
@@ -5427,7 +6120,7 @@
     </w:tbl>
     <w:p>
       <w:pPr>
-        <w:spacing w:after="200"/>
+        <w:spacing w:after="160"/>
       </w:pPr>
     </w:p>
     <w:p>
@@ -5508,7 +6201,7 @@
       <w:pBdr>
         <w:top w:val="single" w:color="DDDDDD" w:sz="2" w:space="6"/>
       </w:pBdr>
-      <w:spacing w:before="100"/>
+      <w:spacing w:before="120"/>
       <w:jc w:val="center"/>
     </w:pPr>
     <w:r>
@@ -5601,7 +6294,7 @@
       <w:pBdr>
         <w:bottom w:val="single" w:color="5865F2" w:sz="4" w:space="6"/>
       </w:pBdr>
-      <w:spacing w:after="100"/>
+      <w:spacing w:after="120"/>
     </w:pPr>
     <w:r>
       <w:rPr>
@@ -5612,7 +6305,7 @@
         <w:sz w:val="20"/>
         <w:szCs w:val="20"/>
       </w:rPr>
-      <w:t xml:space="preserve">The Crows Nest  </w:t>
+      <w:t xml:space="preserve">The Crows Nest </w:t>
     </w:r>
     <w:r>
       <w:rPr>
@@ -5955,8 +6648,8 @@
       <w:b/>
       <w:bCs/>
       <w:color w:val="1E1F22"/>
-      <w:sz w:val="30"/>
-      <w:szCs w:val="30"/>
+      <w:sz w:val="28"/>
+      <w:szCs w:val="28"/>
     </w:rPr>
   </w:style>
   <w:style w:type="paragraph" w:styleId="Heading2">
@@ -5965,7 +6658,7 @@
     <w:next w:val="Normal"/>
     <w:qFormat/>
     <w:pPr>
-      <w:spacing w:after="100" w:before="260"/>
+      <w:spacing w:after="120" w:before="280"/>
       <w:outlineLvl w:val="1"/>
     </w:pPr>
     <w:rPr>
@@ -5977,23 +6670,5 @@
       <w:szCs w:val="24"/>
     </w:rPr>
   </w:style>
-  <w:style w:type="paragraph" w:styleId="Heading3">
-    <w:name w:val="Heading 3"/>
-    <w:basedOn w:val="Normal"/>
-    <w:next w:val="Normal"/>
-    <w:qFormat/>
-    <w:pPr>
-      <w:spacing w:after="80" w:before="200"/>
-      <w:outlineLvl w:val="2"/>
-    </w:pPr>
-    <w:rPr>
-      <w:rFonts w:ascii="Arial" w:cs="Arial" w:eastAsia="Arial" w:hAnsi="Arial"/>
-      <w:b/>
-      <w:bCs/>
-      <w:color w:val="1E1F22"/>
-      <w:sz w:val="22"/>
-      <w:szCs w:val="22"/>
-    </w:rPr>
-  </w:style>
 </w:styles>
 </file>
--- a/frontend/public/CrowsNest-User-Guide.docx
+++ b/frontend/public/CrowsNest-User-Guide.docx
@@ -65,7 +65,7 @@
           <w:sz w:val="20"/>
           <w:szCs w:val="20"/>
         </w:rPr>
-        <w:t xml:space="preserve">Version 3.0  •  August 2026</w:t>
+        <w:t xml:space="preserve">Version 4.0  •  September 2026</w:t>
       </w:r>
     </w:p>
     <w:p>
@@ -1160,7 +1160,7 @@
                 <w:sz w:val="22"/>
                 <w:szCs w:val="22"/>
               </w:rPr>
-              <w:t xml:space="preserve">Messages can be up to 2,000 characters. There is no file attachment feature yet.</w:t>
+              <w:t xml:space="preserve">Messages can be up to 2,000 characters, plus optional file attachments (see Section 3.12).</w:t>
             </w:r>
           </w:p>
         </w:tc>
@@ -1555,7 +1555,7 @@
                 <w:sz w:val="22"/>
                 <w:szCs w:val="22"/>
               </w:rPr>
-              <w:t xml:space="preserve">Being @mentioned (or an @everyone) highlights the message for you, shows a red badge on that channel, pops an in-app toast, and — in the desktop app — a system notification too.</w:t>
+              <w:t xml:space="preserve">Being @mentioned (or an @everyone) highlights the message for you, shows a red badge on that channel, pops an in-app toast, and — in the desktop app, or anywhere with push notifications enabled — a system notification too.</w:t>
             </w:r>
           </w:p>
         </w:tc>
@@ -1580,7 +1580,7 @@
           <w:sz w:val="24"/>
           <w:szCs w:val="24"/>
         </w:rPr>
-        <w:t xml:space="preserve">3.7 Link Previews</w:t>
+        <w:t xml:space="preserve">3.7 Reactions</w:t>
       </w:r>
     </w:p>
     <w:p>
@@ -1594,90 +1594,13 @@
           <w:sz w:val="22"/>
           <w:szCs w:val="22"/>
         </w:rPr>
-        <w:t xml:space="preserve">Paste a link and it becomes clickable automatically. Certain links also get a rich preview underneath the message:</w:t>
-      </w:r>
-    </w:p>
-    <w:p>
-      <w:pPr>
-        <w:pStyle w:val="ListParagraph"/>
-        <w:numPr>
-          <w:ilvl w:val="0"/>
-          <w:numId w:val="3"/>
-        </w:numPr>
-        <w:spacing w:after="80"/>
-      </w:pPr>
-      <w:r>
-        <w:rPr>
-          <w:rFonts w:ascii="Arial" w:cs="Arial" w:eastAsia="Arial" w:hAnsi="Arial"/>
-          <w:color w:val="313338"/>
-          <w:sz w:val="22"/>
-          <w:szCs w:val="22"/>
-        </w:rPr>
-        <w:t xml:space="preserve">YouTube, Twitch (clips, VODs, live channels), and Vimeo — click-to-play thumbnail</w:t>
-      </w:r>
-    </w:p>
-    <w:p>
-      <w:pPr>
-        <w:pStyle w:val="ListParagraph"/>
-        <w:numPr>
-          <w:ilvl w:val="0"/>
-          <w:numId w:val="3"/>
-        </w:numPr>
-        <w:spacing w:after="80"/>
-      </w:pPr>
-      <w:r>
-        <w:rPr>
-          <w:rFonts w:ascii="Arial" w:cs="Arial" w:eastAsia="Arial" w:hAnsi="Arial"/>
-          <w:color w:val="313338"/>
-          <w:sz w:val="22"/>
-          <w:szCs w:val="22"/>
-        </w:rPr>
-        <w:t xml:space="preserve">Spotify and SoundCloud — an inline player</w:t>
-      </w:r>
-    </w:p>
-    <w:p>
-      <w:pPr>
-        <w:pStyle w:val="ListParagraph"/>
-        <w:numPr>
-          <w:ilvl w:val="0"/>
-          <w:numId w:val="3"/>
-        </w:numPr>
-        <w:spacing w:after="80"/>
-      </w:pPr>
-      <w:r>
-        <w:rPr>
-          <w:rFonts w:ascii="Arial" w:cs="Arial" w:eastAsia="Arial" w:hAnsi="Arial"/>
-          <w:color w:val="313338"/>
-          <w:sz w:val="22"/>
-          <w:szCs w:val="22"/>
-        </w:rPr>
-        <w:t xml:space="preserve">Direct image links (.png, .jpg, .gif, .webp) — an inline image preview</w:t>
-      </w:r>
-    </w:p>
-    <w:p>
-      <w:pPr>
-        <w:spacing w:after="200"/>
-      </w:pPr>
-    </w:p>
-    <w:p>
-      <w:pPr>
-        <w:pStyle w:val="Heading1"/>
-        <w:pBdr>
-          <w:bottom w:val="single" w:color="5865F2" w:sz="4" w:space="6"/>
-        </w:pBdr>
-        <w:spacing w:after="160" w:before="360"/>
-      </w:pPr>
-      <w:r>
-        <w:rPr>
-          <w:rFonts w:ascii="Arial" w:cs="Arial" w:eastAsia="Arial" w:hAnsi="Arial"/>
-          <w:b/>
-          <w:bCs/>
-          <w:color w:val="1E1F22"/>
-          <w:sz w:val="28"/>
-          <w:szCs w:val="28"/>
-        </w:rPr>
-        <w:t xml:space="preserve">4. Direct Messages</w:t>
-      </w:r>
+        <w:t xml:space="preserve">Hover over any message and click the smiley (Add reaction) icon to react with an emoji. Click an existing reaction on a message to add or remove your own — hover one to see who else reacted.</w:t>
+      </w:r>
+    </w:p>
+    <w:p>
+      <w:pPr>
+        <w:spacing w:after="160"/>
+      </w:pPr>
     </w:p>
     <w:p>
       <w:pPr>
@@ -1693,7 +1616,7 @@
           <w:sz w:val="24"/>
           <w:szCs w:val="24"/>
         </w:rPr>
-        <w:t xml:space="preserve">4.1 Starting a New Conversation</w:t>
+        <w:t xml:space="preserve">3.8 Replying to a Message</w:t>
       </w:r>
     </w:p>
     <w:p>
@@ -1711,7 +1634,7 @@
           <w:sz w:val="22"/>
           <w:szCs w:val="22"/>
         </w:rPr>
-        <w:t xml:space="preserve">Click the envelope icon in the far-left sidebar to go to Direct Messages</w:t>
+        <w:t xml:space="preserve">Hover over a message and click Reply</w:t>
       </w:r>
     </w:p>
     <w:p>
@@ -1729,7 +1652,7 @@
           <w:sz w:val="22"/>
           <w:szCs w:val="22"/>
         </w:rPr>
-        <w:t xml:space="preserve">Click the + button at the top of the DM list</w:t>
+        <w:t xml:space="preserve">Type your response — it sends attached to the original with a quoted preview above it</w:t>
       </w:r>
     </w:p>
     <w:p>
@@ -1747,7 +1670,65 @@
           <w:sz w:val="22"/>
           <w:szCs w:val="22"/>
         </w:rPr>
-        <w:t xml:space="preserve">A list of all users appears — click the person you want to message</w:t>
+        <w:t xml:space="preserve">Click that quoted preview at any time to jump straight back to the original message</w:t>
+      </w:r>
+    </w:p>
+    <w:p>
+      <w:pPr>
+        <w:spacing w:after="160"/>
+      </w:pPr>
+    </w:p>
+    <w:p>
+      <w:pPr>
+        <w:pStyle w:val="Heading2"/>
+        <w:spacing w:after="120" w:before="280"/>
+      </w:pPr>
+      <w:r>
+        <w:rPr>
+          <w:rFonts w:ascii="Arial" w:cs="Arial" w:eastAsia="Arial" w:hAnsi="Arial"/>
+          <w:b/>
+          <w:bCs/>
+          <w:color w:val="5865F2"/>
+          <w:sz w:val="24"/>
+          <w:szCs w:val="24"/>
+        </w:rPr>
+        <w:t xml:space="preserve">3.9 Pinned Messages</w:t>
+      </w:r>
+    </w:p>
+    <w:p>
+      <w:pPr>
+        <w:spacing w:after="120"/>
+      </w:pPr>
+      <w:r>
+        <w:rPr>
+          <w:rFonts w:ascii="Arial" w:cs="Arial" w:eastAsia="Arial" w:hAnsi="Arial"/>
+          <w:color w:val="313338"/>
+          <w:sz w:val="22"/>
+          <w:szCs w:val="22"/>
+        </w:rPr>
+        <w:t xml:space="preserve">Admins can pin an important message to a channel by hovering it and clicking the pin icon — click the pin icon again to unpin. Everyone can click the pinned-messages icon in the channel header to see the full list and jump to any of them.</w:t>
+      </w:r>
+    </w:p>
+    <w:p>
+      <w:pPr>
+        <w:spacing w:after="160"/>
+      </w:pPr>
+    </w:p>
+    <w:p>
+      <w:pPr>
+        <w:pStyle w:val="Heading2"/>
+        <w:spacing w:after="120" w:before="280"/>
+      </w:pPr>
+      <w:r>
+        <w:rPr>
+          <w:rFonts w:ascii="Arial" w:cs="Arial" w:eastAsia="Arial" w:hAnsi="Arial"/>
+          <w:b/>
+          <w:bCs/>
+          <w:color w:val="5865F2"/>
+          <w:sz w:val="24"/>
+          <w:szCs w:val="24"/>
+        </w:rPr>
+        <w:t xml:space="preserve">3.10 Searching Messages</w:t>
       </w:r>
     </w:p>
     <w:p>
@@ -1765,7 +1746,191 @@
           <w:sz w:val="22"/>
           <w:szCs w:val="22"/>
         </w:rPr>
-        <w:t xml:space="preserve">The conversation opens and is added to your DM list</w:t>
+        <w:t xml:space="preserve">Click the magnifying-glass (Search Messages) icon in the far-left sidebar</w:t>
+      </w:r>
+    </w:p>
+    <w:p>
+      <w:pPr>
+        <w:pStyle w:val="ListParagraph"/>
+        <w:numPr>
+          <w:ilvl w:val="0"/>
+          <w:numId w:val="2"/>
+        </w:numPr>
+        <w:spacing w:after="80"/>
+      </w:pPr>
+      <w:r>
+        <w:rPr>
+          <w:rFonts w:ascii="Arial" w:cs="Arial" w:eastAsia="Arial" w:hAnsi="Arial"/>
+          <w:sz w:val="22"/>
+          <w:szCs w:val="22"/>
+        </w:rPr>
+        <w:t xml:space="preserve">Type your search term</w:t>
+      </w:r>
+    </w:p>
+    <w:p>
+      <w:pPr>
+        <w:pStyle w:val="ListParagraph"/>
+        <w:numPr>
+          <w:ilvl w:val="0"/>
+          <w:numId w:val="2"/>
+        </w:numPr>
+        <w:spacing w:after="80"/>
+      </w:pPr>
+      <w:r>
+        <w:rPr>
+          <w:rFonts w:ascii="Arial" w:cs="Arial" w:eastAsia="Arial" w:hAnsi="Arial"/>
+          <w:sz w:val="22"/>
+          <w:szCs w:val="22"/>
+        </w:rPr>
+        <w:t xml:space="preserve">Choose a scope: Everywhere, Channels, or Direct Messages</w:t>
+      </w:r>
+    </w:p>
+    <w:p>
+      <w:pPr>
+        <w:pStyle w:val="ListParagraph"/>
+        <w:numPr>
+          <w:ilvl w:val="0"/>
+          <w:numId w:val="2"/>
+        </w:numPr>
+        <w:spacing w:after="80"/>
+      </w:pPr>
+      <w:r>
+        <w:rPr>
+          <w:rFonts w:ascii="Arial" w:cs="Arial" w:eastAsia="Arial" w:hAnsi="Arial"/>
+          <w:sz w:val="22"/>
+          <w:szCs w:val="22"/>
+        </w:rPr>
+        <w:t xml:space="preserve">Click any result to jump straight to that message</w:t>
+      </w:r>
+    </w:p>
+    <w:p>
+      <w:pPr>
+        <w:spacing w:after="160"/>
+      </w:pPr>
+    </w:p>
+    <w:p>
+      <w:pPr>
+        <w:pStyle w:val="Heading2"/>
+        <w:spacing w:after="120" w:before="280"/>
+      </w:pPr>
+      <w:r>
+        <w:rPr>
+          <w:rFonts w:ascii="Arial" w:cs="Arial" w:eastAsia="Arial" w:hAnsi="Arial"/>
+          <w:b/>
+          <w:bCs/>
+          <w:color w:val="5865F2"/>
+          <w:sz w:val="24"/>
+          <w:szCs w:val="24"/>
+        </w:rPr>
+        <w:t xml:space="preserve">3.11 Custom Server Emoji</w:t>
+      </w:r>
+    </w:p>
+    <w:p>
+      <w:pPr>
+        <w:spacing w:after="120"/>
+      </w:pPr>
+      <w:r>
+        <w:rPr>
+          <w:rFonts w:ascii="Arial" w:cs="Arial" w:eastAsia="Arial" w:hAnsi="Arial"/>
+          <w:color w:val="313338"/>
+          <w:sz w:val="22"/>
+          <w:szCs w:val="22"/>
+        </w:rPr>
+        <w:t xml:space="preserve">In addition to standard emoji, your server may have its own custom ones. Type a colon (:) followed by a few letters of the emoji’s name to see matching custom emoji, and use one the same way you would type :name: — it renders as an image both inline in your message and as a reaction option.</w:t>
+      </w:r>
+    </w:p>
+    <w:p>
+      <w:pPr>
+        <w:spacing w:after="160"/>
+      </w:pPr>
+    </w:p>
+    <w:p>
+      <w:pPr>
+        <w:pStyle w:val="Heading2"/>
+        <w:spacing w:after="120" w:before="280"/>
+      </w:pPr>
+      <w:r>
+        <w:rPr>
+          <w:rFonts w:ascii="Arial" w:cs="Arial" w:eastAsia="Arial" w:hAnsi="Arial"/>
+          <w:b/>
+          <w:bCs/>
+          <w:color w:val="5865F2"/>
+          <w:sz w:val="24"/>
+          <w:szCs w:val="24"/>
+        </w:rPr>
+        <w:t xml:space="preserve">3.12 File &amp; Image Attachments</w:t>
+      </w:r>
+    </w:p>
+    <w:p>
+      <w:pPr>
+        <w:pStyle w:val="ListParagraph"/>
+        <w:numPr>
+          <w:ilvl w:val="0"/>
+          <w:numId w:val="2"/>
+        </w:numPr>
+        <w:spacing w:after="80"/>
+      </w:pPr>
+      <w:r>
+        <w:rPr>
+          <w:rFonts w:ascii="Arial" w:cs="Arial" w:eastAsia="Arial" w:hAnsi="Arial"/>
+          <w:sz w:val="22"/>
+          <w:szCs w:val="22"/>
+        </w:rPr>
+        <w:t xml:space="preserve">Click the paperclip (Attach a file) icon next to the message box, or paste an image straight from your clipboard (Ctrl+V)</w:t>
+      </w:r>
+    </w:p>
+    <w:p>
+      <w:pPr>
+        <w:pStyle w:val="ListParagraph"/>
+        <w:numPr>
+          <w:ilvl w:val="0"/>
+          <w:numId w:val="2"/>
+        </w:numPr>
+        <w:spacing w:after="80"/>
+      </w:pPr>
+      <w:r>
+        <w:rPr>
+          <w:rFonts w:ascii="Arial" w:cs="Arial" w:eastAsia="Arial" w:hAnsi="Arial"/>
+          <w:sz w:val="22"/>
+          <w:szCs w:val="22"/>
+        </w:rPr>
+        <w:t xml:space="preserve">Your file appears staged above the message box — add more (up to 5 per message) or remove one with its ✕</w:t>
+      </w:r>
+    </w:p>
+    <w:p>
+      <w:pPr>
+        <w:pStyle w:val="ListParagraph"/>
+        <w:numPr>
+          <w:ilvl w:val="0"/>
+          <w:numId w:val="2"/>
+        </w:numPr>
+        <w:spacing w:after="80"/>
+      </w:pPr>
+      <w:r>
+        <w:rPr>
+          <w:rFonts w:ascii="Arial" w:cs="Arial" w:eastAsia="Arial" w:hAnsi="Arial"/>
+          <w:sz w:val="22"/>
+          <w:szCs w:val="22"/>
+        </w:rPr>
+        <w:t xml:space="preserve">Type an optional caption and press Enter to send</w:t>
+      </w:r>
+    </w:p>
+    <w:p>
+      <w:pPr>
+        <w:pStyle w:val="ListParagraph"/>
+        <w:numPr>
+          <w:ilvl w:val="0"/>
+          <w:numId w:val="2"/>
+        </w:numPr>
+        <w:spacing w:after="80"/>
+      </w:pPr>
+      <w:r>
+        <w:rPr>
+          <w:rFonts w:ascii="Arial" w:cs="Arial" w:eastAsia="Arial" w:hAnsi="Arial"/>
+          <w:sz w:val="22"/>
+          <w:szCs w:val="22"/>
+        </w:rPr>
+        <w:t xml:space="preserve">Click any image attachment in the chat to view it full-size</w:t>
       </w:r>
     </w:p>
     <w:p>
@@ -1828,7 +1993,7 @@
                 <w:sz w:val="22"/>
                 <w:szCs w:val="22"/>
               </w:rPr>
-              <w:t xml:space="preserve">You can also start a DM by clicking someone’s @mention or avatar anywhere in the app and hitting Message on their profile card.</w:t>
+              <w:t xml:space="preserve">Attachments share an 8MB combined limit per message. This works the same way in both channels and direct messages.</w:t>
             </w:r>
           </w:p>
         </w:tc>
@@ -1853,7 +2018,123 @@
           <w:sz w:val="24"/>
           <w:szCs w:val="24"/>
         </w:rPr>
-        <w:t xml:space="preserve">4.2 Sending a Direct Message</w:t>
+        <w:t xml:space="preserve">3.13 Drafts &amp; Sending While Offline</w:t>
+      </w:r>
+    </w:p>
+    <w:p>
+      <w:pPr>
+        <w:spacing w:after="120"/>
+      </w:pPr>
+      <w:r>
+        <w:rPr>
+          <w:rFonts w:ascii="Arial" w:cs="Arial" w:eastAsia="Arial" w:hAnsi="Arial"/>
+          <w:color w:val="313338"/>
+          <w:sz w:val="22"/>
+          <w:szCs w:val="22"/>
+        </w:rPr>
+        <w:t xml:space="preserve">Whatever you’ve typed but not sent is saved automatically per channel — switch away and come back later, even after closing the app, and it’s still there waiting in the message box.</w:t>
+      </w:r>
+    </w:p>
+    <w:p>
+      <w:pPr>
+        <w:spacing w:after="80"/>
+      </w:pPr>
+    </w:p>
+    <w:tbl>
+      <w:tblPr>
+        <w:tblW w:type="dxa" w:w="9360"/>
+        <w:tblBorders>
+          <w:top w:val="single" w:color="auto" w:sz="4"/>
+          <w:left w:val="single" w:color="auto" w:sz="4"/>
+          <w:bottom w:val="single" w:color="auto" w:sz="4"/>
+          <w:right w:val="single" w:color="auto" w:sz="4"/>
+          <w:insideH w:val="single" w:color="auto" w:sz="4"/>
+          <w:insideV w:val="single" w:color="auto" w:sz="4"/>
+        </w:tblBorders>
+      </w:tblPr>
+      <w:tblGrid>
+        <w:gridCol w:w="9360"/>
+      </w:tblGrid>
+      <w:tr>
+        <w:tc>
+          <w:tcPr>
+            <w:tcW w:type="dxa" w:w="9360"/>
+            <w:tcBorders>
+              <w:top w:val="none" w:color="FFFFFF" w:sz="0"/>
+              <w:left w:val="none" w:color="FFFFFF" w:sz="0"/>
+              <w:bottom w:val="none" w:color="FFFFFF" w:sz="0"/>
+              <w:right w:val="none" w:color="FFFFFF" w:sz="0"/>
+            </w:tcBorders>
+            <w:shd w:fill="EEF0FF" w:val="clear"/>
+            <w:tcMar>
+              <w:top w:type="dxa" w:w="120"/>
+              <w:left w:type="dxa" w:w="200"/>
+              <w:bottom w:type="dxa" w:w="120"/>
+              <w:right w:type="dxa" w:w="200"/>
+            </w:tcMar>
+          </w:tcPr>
+          <w:p>
+            <w:pPr>
+              <w:spacing w:after="0"/>
+            </w:pPr>
+            <w:r>
+              <w:rPr>
+                <w:rFonts w:ascii="Arial" w:cs="Arial" w:eastAsia="Arial" w:hAnsi="Arial"/>
+                <w:b/>
+                <w:bCs/>
+                <w:color w:val="5865F2"/>
+                <w:sz w:val="22"/>
+                <w:szCs w:val="22"/>
+              </w:rPr>
+              <w:t xml:space="preserve">NOTE: </w:t>
+            </w:r>
+            <w:r>
+              <w:rPr>
+                <w:rFonts w:ascii="Arial" w:cs="Arial" w:eastAsia="Arial" w:hAnsi="Arial"/>
+                <w:color w:val="313338"/>
+                <w:sz w:val="22"/>
+                <w:szCs w:val="22"/>
+              </w:rPr>
+              <w:t xml:space="preserve">If your connection drops right as you hit send, the message is held on your device and delivered automatically the moment you’re back online — even across a reload. A message stuck like this shows as "pending"; if it ever shows as "failed" instead, click it to retry.</w:t>
+            </w:r>
+          </w:p>
+        </w:tc>
+      </w:tr>
+    </w:tbl>
+    <w:p>
+      <w:pPr>
+        <w:spacing w:after="160"/>
+      </w:pPr>
+    </w:p>
+    <w:p>
+      <w:pPr>
+        <w:pStyle w:val="Heading2"/>
+        <w:spacing w:after="120" w:before="280"/>
+      </w:pPr>
+      <w:r>
+        <w:rPr>
+          <w:rFonts w:ascii="Arial" w:cs="Arial" w:eastAsia="Arial" w:hAnsi="Arial"/>
+          <w:b/>
+          <w:bCs/>
+          <w:color w:val="5865F2"/>
+          <w:sz w:val="24"/>
+          <w:szCs w:val="24"/>
+        </w:rPr>
+        <w:t xml:space="preserve">3.14 Link Previews</w:t>
+      </w:r>
+    </w:p>
+    <w:p>
+      <w:pPr>
+        <w:spacing w:after="120"/>
+      </w:pPr>
+      <w:r>
+        <w:rPr>
+          <w:rFonts w:ascii="Arial" w:cs="Arial" w:eastAsia="Arial" w:hAnsi="Arial"/>
+          <w:color w:val="313338"/>
+          <w:sz w:val="22"/>
+          <w:szCs w:val="22"/>
+        </w:rPr>
+        <w:t xml:space="preserve">Paste a link and it becomes clickable automatically. Certain links also get a rich preview underneath the message:</w:t>
       </w:r>
     </w:p>
     <w:p>
@@ -1872,7 +2153,7 @@
           <w:sz w:val="22"/>
           <w:szCs w:val="22"/>
         </w:rPr>
-        <w:t xml:space="preserve">Click the conversation in the DM list on the left</w:t>
+        <w:t xml:space="preserve">YouTube, Twitch (clips, VODs, live channels), and Vimeo — click-to-play thumbnail</w:t>
       </w:r>
     </w:p>
     <w:p>
@@ -1891,13 +2172,52 @@
           <w:sz w:val="22"/>
           <w:szCs w:val="22"/>
         </w:rPr>
-        <w:t xml:space="preserve">Type in the message box at the bottom and press Enter — messages are delivered in real time</w:t>
-      </w:r>
-    </w:p>
-    <w:p>
-      <w:pPr>
-        <w:spacing w:after="160"/>
-      </w:pPr>
+        <w:t xml:space="preserve">Spotify and SoundCloud — an inline player</w:t>
+      </w:r>
+    </w:p>
+    <w:p>
+      <w:pPr>
+        <w:pStyle w:val="ListParagraph"/>
+        <w:numPr>
+          <w:ilvl w:val="0"/>
+          <w:numId w:val="3"/>
+        </w:numPr>
+        <w:spacing w:after="80"/>
+      </w:pPr>
+      <w:r>
+        <w:rPr>
+          <w:rFonts w:ascii="Arial" w:cs="Arial" w:eastAsia="Arial" w:hAnsi="Arial"/>
+          <w:color w:val="313338"/>
+          <w:sz w:val="22"/>
+          <w:szCs w:val="22"/>
+        </w:rPr>
+        <w:t xml:space="preserve">Direct image links (.png, .jpg, .gif, .webp) — an inline image preview</w:t>
+      </w:r>
+    </w:p>
+    <w:p>
+      <w:pPr>
+        <w:spacing w:after="200"/>
+      </w:pPr>
+    </w:p>
+    <w:p>
+      <w:pPr>
+        <w:pStyle w:val="Heading1"/>
+        <w:pBdr>
+          <w:bottom w:val="single" w:color="5865F2" w:sz="4" w:space="6"/>
+        </w:pBdr>
+        <w:spacing w:after="160" w:before="360"/>
+      </w:pPr>
+      <w:r>
+        <w:rPr>
+          <w:rFonts w:ascii="Arial" w:cs="Arial" w:eastAsia="Arial" w:hAnsi="Arial"/>
+          <w:b/>
+          <w:bCs/>
+          <w:color w:val="1E1F22"/>
+          <w:sz w:val="28"/>
+          <w:szCs w:val="28"/>
+        </w:rPr>
+        <w:t xml:space="preserve">4. Direct Messages</w:t>
+      </w:r>
     </w:p>
     <w:p>
       <w:pPr>
@@ -1913,23 +2233,147 @@
           <w:sz w:val="24"/>
           <w:szCs w:val="24"/>
         </w:rPr>
-        <w:t xml:space="preserve">4.3 Editing and Deleting Messages</w:t>
-      </w:r>
-    </w:p>
-    <w:p>
-      <w:pPr>
-        <w:spacing w:after="120"/>
-      </w:pPr>
-      <w:r>
-        <w:rPr>
-          <w:rFonts w:ascii="Arial" w:cs="Arial" w:eastAsia="Arial" w:hAnsi="Arial"/>
-          <w:color w:val="313338"/>
-          <w:sz w:val="22"/>
-          <w:szCs w:val="22"/>
-        </w:rPr>
-        <w:t xml:space="preserve">Same as text channels — hover your message for edit and delete icons. You can only edit or delete your own DMs.</w:t>
-      </w:r>
-    </w:p>
+        <w:t xml:space="preserve">4.1 Starting a New Conversation</w:t>
+      </w:r>
+    </w:p>
+    <w:p>
+      <w:pPr>
+        <w:pStyle w:val="ListParagraph"/>
+        <w:numPr>
+          <w:ilvl w:val="0"/>
+          <w:numId w:val="2"/>
+        </w:numPr>
+        <w:spacing w:after="80"/>
+      </w:pPr>
+      <w:r>
+        <w:rPr>
+          <w:rFonts w:ascii="Arial" w:cs="Arial" w:eastAsia="Arial" w:hAnsi="Arial"/>
+          <w:sz w:val="22"/>
+          <w:szCs w:val="22"/>
+        </w:rPr>
+        <w:t xml:space="preserve">Click the envelope icon in the far-left sidebar to go to Direct Messages</w:t>
+      </w:r>
+    </w:p>
+    <w:p>
+      <w:pPr>
+        <w:pStyle w:val="ListParagraph"/>
+        <w:numPr>
+          <w:ilvl w:val="0"/>
+          <w:numId w:val="2"/>
+        </w:numPr>
+        <w:spacing w:after="80"/>
+      </w:pPr>
+      <w:r>
+        <w:rPr>
+          <w:rFonts w:ascii="Arial" w:cs="Arial" w:eastAsia="Arial" w:hAnsi="Arial"/>
+          <w:sz w:val="22"/>
+          <w:szCs w:val="22"/>
+        </w:rPr>
+        <w:t xml:space="preserve">Click the + button at the top of the DM list</w:t>
+      </w:r>
+    </w:p>
+    <w:p>
+      <w:pPr>
+        <w:pStyle w:val="ListParagraph"/>
+        <w:numPr>
+          <w:ilvl w:val="0"/>
+          <w:numId w:val="2"/>
+        </w:numPr>
+        <w:spacing w:after="80"/>
+      </w:pPr>
+      <w:r>
+        <w:rPr>
+          <w:rFonts w:ascii="Arial" w:cs="Arial" w:eastAsia="Arial" w:hAnsi="Arial"/>
+          <w:sz w:val="22"/>
+          <w:szCs w:val="22"/>
+        </w:rPr>
+        <w:t xml:space="preserve">A list of all users appears — click the person you want to message</w:t>
+      </w:r>
+    </w:p>
+    <w:p>
+      <w:pPr>
+        <w:pStyle w:val="ListParagraph"/>
+        <w:numPr>
+          <w:ilvl w:val="0"/>
+          <w:numId w:val="2"/>
+        </w:numPr>
+        <w:spacing w:after="80"/>
+      </w:pPr>
+      <w:r>
+        <w:rPr>
+          <w:rFonts w:ascii="Arial" w:cs="Arial" w:eastAsia="Arial" w:hAnsi="Arial"/>
+          <w:sz w:val="22"/>
+          <w:szCs w:val="22"/>
+        </w:rPr>
+        <w:t xml:space="preserve">The conversation opens and is added to your DM list</w:t>
+      </w:r>
+    </w:p>
+    <w:p>
+      <w:pPr>
+        <w:spacing w:after="80"/>
+      </w:pPr>
+    </w:p>
+    <w:tbl>
+      <w:tblPr>
+        <w:tblW w:type="dxa" w:w="9360"/>
+        <w:tblBorders>
+          <w:top w:val="single" w:color="auto" w:sz="4"/>
+          <w:left w:val="single" w:color="auto" w:sz="4"/>
+          <w:bottom w:val="single" w:color="auto" w:sz="4"/>
+          <w:right w:val="single" w:color="auto" w:sz="4"/>
+          <w:insideH w:val="single" w:color="auto" w:sz="4"/>
+          <w:insideV w:val="single" w:color="auto" w:sz="4"/>
+        </w:tblBorders>
+      </w:tblPr>
+      <w:tblGrid>
+        <w:gridCol w:w="9360"/>
+      </w:tblGrid>
+      <w:tr>
+        <w:tc>
+          <w:tcPr>
+            <w:tcW w:type="dxa" w:w="9360"/>
+            <w:tcBorders>
+              <w:top w:val="none" w:color="FFFFFF" w:sz="0"/>
+              <w:left w:val="none" w:color="FFFFFF" w:sz="0"/>
+              <w:bottom w:val="none" w:color="FFFFFF" w:sz="0"/>
+              <w:right w:val="none" w:color="FFFFFF" w:sz="0"/>
+            </w:tcBorders>
+            <w:shd w:fill="EEF0FF" w:val="clear"/>
+            <w:tcMar>
+              <w:top w:type="dxa" w:w="120"/>
+              <w:left w:type="dxa" w:w="200"/>
+              <w:bottom w:type="dxa" w:w="120"/>
+              <w:right w:type="dxa" w:w="200"/>
+            </w:tcMar>
+          </w:tcPr>
+          <w:p>
+            <w:pPr>
+              <w:spacing w:after="0"/>
+            </w:pPr>
+            <w:r>
+              <w:rPr>
+                <w:rFonts w:ascii="Arial" w:cs="Arial" w:eastAsia="Arial" w:hAnsi="Arial"/>
+                <w:b/>
+                <w:bCs/>
+                <w:color w:val="5865F2"/>
+                <w:sz w:val="22"/>
+                <w:szCs w:val="22"/>
+              </w:rPr>
+              <w:t xml:space="preserve">NOTE: </w:t>
+            </w:r>
+            <w:r>
+              <w:rPr>
+                <w:rFonts w:ascii="Arial" w:cs="Arial" w:eastAsia="Arial" w:hAnsi="Arial"/>
+                <w:color w:val="313338"/>
+                <w:sz w:val="22"/>
+                <w:szCs w:val="22"/>
+              </w:rPr>
+              <w:t xml:space="preserve">You can also start a DM by clicking someone’s @mention or avatar anywhere in the app and hitting Message on their profile card.</w:t>
+            </w:r>
+          </w:p>
+        </w:tc>
+      </w:tr>
+    </w:tbl>
     <w:p>
       <w:pPr>
         <w:spacing w:after="160"/>
@@ -1949,6 +2393,102 @@
           <w:sz w:val="24"/>
           <w:szCs w:val="24"/>
         </w:rPr>
+        <w:t xml:space="preserve">4.2 Sending a Direct Message</w:t>
+      </w:r>
+    </w:p>
+    <w:p>
+      <w:pPr>
+        <w:pStyle w:val="ListParagraph"/>
+        <w:numPr>
+          <w:ilvl w:val="0"/>
+          <w:numId w:val="3"/>
+        </w:numPr>
+        <w:spacing w:after="80"/>
+      </w:pPr>
+      <w:r>
+        <w:rPr>
+          <w:rFonts w:ascii="Arial" w:cs="Arial" w:eastAsia="Arial" w:hAnsi="Arial"/>
+          <w:color w:val="313338"/>
+          <w:sz w:val="22"/>
+          <w:szCs w:val="22"/>
+        </w:rPr>
+        <w:t xml:space="preserve">Click the conversation in the DM list on the left</w:t>
+      </w:r>
+    </w:p>
+    <w:p>
+      <w:pPr>
+        <w:pStyle w:val="ListParagraph"/>
+        <w:numPr>
+          <w:ilvl w:val="0"/>
+          <w:numId w:val="3"/>
+        </w:numPr>
+        <w:spacing w:after="80"/>
+      </w:pPr>
+      <w:r>
+        <w:rPr>
+          <w:rFonts w:ascii="Arial" w:cs="Arial" w:eastAsia="Arial" w:hAnsi="Arial"/>
+          <w:color w:val="313338"/>
+          <w:sz w:val="22"/>
+          <w:szCs w:val="22"/>
+        </w:rPr>
+        <w:t xml:space="preserve">Type in the message box at the bottom and press Enter — messages are delivered in real time</w:t>
+      </w:r>
+    </w:p>
+    <w:p>
+      <w:pPr>
+        <w:spacing w:after="160"/>
+      </w:pPr>
+    </w:p>
+    <w:p>
+      <w:pPr>
+        <w:pStyle w:val="Heading2"/>
+        <w:spacing w:after="120" w:before="280"/>
+      </w:pPr>
+      <w:r>
+        <w:rPr>
+          <w:rFonts w:ascii="Arial" w:cs="Arial" w:eastAsia="Arial" w:hAnsi="Arial"/>
+          <w:b/>
+          <w:bCs/>
+          <w:color w:val="5865F2"/>
+          <w:sz w:val="24"/>
+          <w:szCs w:val="24"/>
+        </w:rPr>
+        <w:t xml:space="preserve">4.3 Editing and Deleting Messages</w:t>
+      </w:r>
+    </w:p>
+    <w:p>
+      <w:pPr>
+        <w:spacing w:after="120"/>
+      </w:pPr>
+      <w:r>
+        <w:rPr>
+          <w:rFonts w:ascii="Arial" w:cs="Arial" w:eastAsia="Arial" w:hAnsi="Arial"/>
+          <w:color w:val="313338"/>
+          <w:sz w:val="22"/>
+          <w:szCs w:val="22"/>
+        </w:rPr>
+        <w:t xml:space="preserve">Same as text channels — hover your message for edit and delete icons. You can only edit or delete your own DMs.</w:t>
+      </w:r>
+    </w:p>
+    <w:p>
+      <w:pPr>
+        <w:spacing w:after="160"/>
+      </w:pPr>
+    </w:p>
+    <w:p>
+      <w:pPr>
+        <w:pStyle w:val="Heading2"/>
+        <w:spacing w:after="120" w:before="280"/>
+      </w:pPr>
+      <w:r>
+        <w:rPr>
+          <w:rFonts w:ascii="Arial" w:cs="Arial" w:eastAsia="Arial" w:hAnsi="Arial"/>
+          <w:b/>
+          <w:bCs/>
+          <w:color w:val="5865F2"/>
+          <w:sz w:val="24"/>
+          <w:szCs w:val="24"/>
+        </w:rPr>
         <w:t xml:space="preserve">4.4 Typing Indicators in DMs</w:t>
       </w:r>
     </w:p>
@@ -1966,6 +2506,148 @@
         <w:t xml:space="preserve">The same typing indicator as text channels works in DMs — when the other person is typing, you will see their name appear at the bottom of the conversation.</w:t>
       </w:r>
     </w:p>
+    <w:p>
+      <w:pPr>
+        <w:spacing w:after="160"/>
+      </w:pPr>
+    </w:p>
+    <w:p>
+      <w:pPr>
+        <w:pStyle w:val="Heading2"/>
+        <w:spacing w:after="120" w:before="280"/>
+      </w:pPr>
+      <w:r>
+        <w:rPr>
+          <w:rFonts w:ascii="Arial" w:cs="Arial" w:eastAsia="Arial" w:hAnsi="Arial"/>
+          <w:b/>
+          <w:bCs/>
+          <w:color w:val="5865F2"/>
+          <w:sz w:val="24"/>
+          <w:szCs w:val="24"/>
+        </w:rPr>
+        <w:t xml:space="preserve">4.5 Friends</w:t>
+      </w:r>
+    </w:p>
+    <w:p>
+      <w:pPr>
+        <w:pStyle w:val="ListParagraph"/>
+        <w:numPr>
+          <w:ilvl w:val="0"/>
+          <w:numId w:val="2"/>
+        </w:numPr>
+        <w:spacing w:after="80"/>
+      </w:pPr>
+      <w:r>
+        <w:rPr>
+          <w:rFonts w:ascii="Arial" w:cs="Arial" w:eastAsia="Arial" w:hAnsi="Arial"/>
+          <w:sz w:val="22"/>
+          <w:szCs w:val="22"/>
+        </w:rPr>
+        <w:t xml:space="preserve">Click the Friends icon in the far-left sidebar</w:t>
+      </w:r>
+    </w:p>
+    <w:p>
+      <w:pPr>
+        <w:pStyle w:val="ListParagraph"/>
+        <w:numPr>
+          <w:ilvl w:val="0"/>
+          <w:numId w:val="2"/>
+        </w:numPr>
+        <w:spacing w:after="80"/>
+      </w:pPr>
+      <w:r>
+        <w:rPr>
+          <w:rFonts w:ascii="Arial" w:cs="Arial" w:eastAsia="Arial" w:hAnsi="Arial"/>
+          <w:sz w:val="22"/>
+          <w:szCs w:val="22"/>
+        </w:rPr>
+        <w:t xml:space="preserve">Search for someone and click Add Friend to send a request</w:t>
+      </w:r>
+    </w:p>
+    <w:p>
+      <w:pPr>
+        <w:pStyle w:val="ListParagraph"/>
+        <w:numPr>
+          <w:ilvl w:val="0"/>
+          <w:numId w:val="2"/>
+        </w:numPr>
+        <w:spacing w:after="80"/>
+      </w:pPr>
+      <w:r>
+        <w:rPr>
+          <w:rFonts w:ascii="Arial" w:cs="Arial" w:eastAsia="Arial" w:hAnsi="Arial"/>
+          <w:sz w:val="22"/>
+          <w:szCs w:val="22"/>
+        </w:rPr>
+        <w:t xml:space="preserve">They’ll see it under Pending — Accept or Decline it there; you can also Remove an existing friend at any time</w:t>
+      </w:r>
+    </w:p>
+    <w:p>
+      <w:pPr>
+        <w:spacing w:after="80"/>
+      </w:pPr>
+    </w:p>
+    <w:tbl>
+      <w:tblPr>
+        <w:tblW w:type="dxa" w:w="9360"/>
+        <w:tblBorders>
+          <w:top w:val="single" w:color="auto" w:sz="4"/>
+          <w:left w:val="single" w:color="auto" w:sz="4"/>
+          <w:bottom w:val="single" w:color="auto" w:sz="4"/>
+          <w:right w:val="single" w:color="auto" w:sz="4"/>
+          <w:insideH w:val="single" w:color="auto" w:sz="4"/>
+          <w:insideV w:val="single" w:color="auto" w:sz="4"/>
+        </w:tblBorders>
+      </w:tblPr>
+      <w:tblGrid>
+        <w:gridCol w:w="9360"/>
+      </w:tblGrid>
+      <w:tr>
+        <w:tc>
+          <w:tcPr>
+            <w:tcW w:type="dxa" w:w="9360"/>
+            <w:tcBorders>
+              <w:top w:val="none" w:color="FFFFFF" w:sz="0"/>
+              <w:left w:val="none" w:color="FFFFFF" w:sz="0"/>
+              <w:bottom w:val="none" w:color="FFFFFF" w:sz="0"/>
+              <w:right w:val="none" w:color="FFFFFF" w:sz="0"/>
+            </w:tcBorders>
+            <w:shd w:fill="EEF0FF" w:val="clear"/>
+            <w:tcMar>
+              <w:top w:type="dxa" w:w="120"/>
+              <w:left w:type="dxa" w:w="200"/>
+              <w:bottom w:type="dxa" w:w="120"/>
+              <w:right w:type="dxa" w:w="200"/>
+            </w:tcMar>
+          </w:tcPr>
+          <w:p>
+            <w:pPr>
+              <w:spacing w:after="0"/>
+            </w:pPr>
+            <w:r>
+              <w:rPr>
+                <w:rFonts w:ascii="Arial" w:cs="Arial" w:eastAsia="Arial" w:hAnsi="Arial"/>
+                <w:b/>
+                <w:bCs/>
+                <w:color w:val="5865F2"/>
+                <w:sz w:val="22"/>
+                <w:szCs w:val="22"/>
+              </w:rPr>
+              <w:t xml:space="preserve">NOTE: </w:t>
+            </w:r>
+            <w:r>
+              <w:rPr>
+                <w:rFonts w:ascii="Arial" w:cs="Arial" w:eastAsia="Arial" w:hAnsi="Arial"/>
+                <w:color w:val="313338"/>
+                <w:sz w:val="22"/>
+                <w:szCs w:val="22"/>
+              </w:rPr>
+              <w:t xml:space="preserve">Friends are just a list for keeping track of people — you can already direct-message anyone on the server whether or not you’re friends.</w:t>
+            </w:r>
+          </w:p>
+        </w:tc>
+      </w:tr>
+    </w:tbl>
     <w:p>
       <w:pPr>
         <w:spacing w:after="200"/>
@@ -2743,7 +3425,7 @@
           <w:sz w:val="22"/>
           <w:szCs w:val="22"/>
         </w:rPr>
-        <w:t xml:space="preserve">Click the screen-share icon in the control bar</w:t>
+        <w:t xml:space="preserve">Click Share Screen in the control bar</w:t>
       </w:r>
     </w:p>
     <w:p>
@@ -2797,7 +3479,26 @@
           <w:sz w:val="22"/>
           <w:szCs w:val="22"/>
         </w:rPr>
-        <w:t xml:space="preserve">Click the icon again, or Stop Sharing, to end it</w:t>
+        <w:t xml:space="preserve">Click Stop Sharing to end it</w:t>
+      </w:r>
+    </w:p>
+    <w:p>
+      <w:pPr>
+        <w:spacing w:after="80"/>
+      </w:pPr>
+    </w:p>
+    <w:p>
+      <w:pPr>
+        <w:spacing w:after="120"/>
+      </w:pPr>
+      <w:r>
+        <w:rPr>
+          <w:rFonts w:ascii="Arial" w:cs="Arial" w:eastAsia="Arial" w:hAnsi="Arial"/>
+          <w:color w:val="313338"/>
+          <w:sz w:val="22"/>
+          <w:szCs w:val="22"/>
+        </w:rPr>
+        <w:t xml:space="preserve">Whoever is watching sees your share in its own floating window that they can drag, resize, minimize, maximize, or expand to full screen. A quality-mode toggle lets you favor Detail (sharper, for reading text) or Motion (smoother, for fast-moving video/games).</w:t>
       </w:r>
     </w:p>
     <w:p>
@@ -2899,7 +3600,7 @@
           <w:sz w:val="22"/>
           <w:szCs w:val="22"/>
         </w:rPr>
-        <w:t xml:space="preserve">When other people are in the voice channel with you, a Volume Mixer panel lets you control how loud each person sounds to you personally — a slider (up to 150%) and a mute toggle per person. It only affects your own audio.</w:t>
+        <w:t xml:space="preserve">When other people are in the voice channel with you, a Volume Mixer panel lets you control how loud each person sounds to you personally — a slider (up to 200%) and a mute toggle per person. It only affects your own audio.</w:t>
       </w:r>
     </w:p>
     <w:p>
@@ -2935,33 +3636,13 @@
           <w:sz w:val="22"/>
           <w:szCs w:val="22"/>
         </w:rPr>
-        <w:t xml:space="preserve">You’ll hear a short chime when someone joins or leaves your current voice channel. If you’re connected to voice with no keyboard/mouse activity for 4 hours, you’re automatically moved to a muted "taking-a-shit" channel to free up the room — rejoin normally whenever you’re back.</w:t>
-      </w:r>
-    </w:p>
-    <w:p>
-      <w:pPr>
-        <w:spacing w:after="200"/>
-      </w:pPr>
-    </w:p>
-    <w:p>
-      <w:pPr>
-        <w:pStyle w:val="Heading1"/>
-        <w:pBdr>
-          <w:bottom w:val="single" w:color="5865F2" w:sz="4" w:space="6"/>
-        </w:pBdr>
-        <w:spacing w:after="160" w:before="360"/>
-      </w:pPr>
-      <w:r>
-        <w:rPr>
-          <w:rFonts w:ascii="Arial" w:cs="Arial" w:eastAsia="Arial" w:hAnsi="Arial"/>
-          <w:b/>
-          <w:bCs/>
-          <w:color w:val="1E1F22"/>
-          <w:sz w:val="28"/>
-          <w:szCs w:val="28"/>
-        </w:rPr>
-        <w:t xml:space="preserve">6. Notifications</w:t>
-      </w:r>
+        <w:t xml:space="preserve">You’ll hear a short chime when someone joins or leaves your current voice channel, and a different one when you get a new direct message. If you’re connected to voice with no keyboard/mouse activity for 4 hours, you’re automatically moved to a muted "taking-a-shit" channel to free up the room — rejoin normally whenever you’re back.</w:t>
+      </w:r>
+    </w:p>
+    <w:p>
+      <w:pPr>
+        <w:spacing w:after="160"/>
+      </w:pPr>
     </w:p>
     <w:p>
       <w:pPr>
@@ -2977,233 +3658,7 @@
           <w:sz w:val="24"/>
           <w:szCs w:val="24"/>
         </w:rPr>
-        <w:t xml:space="preserve">6.1 Desktop Notifications</w:t>
-      </w:r>
-    </w:p>
-    <w:p>
-      <w:pPr>
-        <w:spacing w:after="120"/>
-      </w:pPr>
-      <w:r>
-        <w:rPr>
-          <w:rFonts w:ascii="Arial" w:cs="Arial" w:eastAsia="Arial" w:hAnsi="Arial"/>
-          <w:color w:val="313338"/>
-          <w:sz w:val="22"/>
-          <w:szCs w:val="22"/>
-        </w:rPr>
-        <w:t xml:space="preserve">In the desktop app only, you’ll get an OS-level notification for new messages, @mentions, and when someone joins or leaves a voice channel you’re in — click a notification to jump straight to it.</w:t>
-      </w:r>
-    </w:p>
-    <w:p>
-      <w:pPr>
-        <w:spacing w:after="160"/>
-      </w:pPr>
-    </w:p>
-    <w:p>
-      <w:pPr>
-        <w:pStyle w:val="Heading2"/>
-        <w:spacing w:after="120" w:before="280"/>
-      </w:pPr>
-      <w:r>
-        <w:rPr>
-          <w:rFonts w:ascii="Arial" w:cs="Arial" w:eastAsia="Arial" w:hAnsi="Arial"/>
-          <w:b/>
-          <w:bCs/>
-          <w:color w:val="5865F2"/>
-          <w:sz w:val="24"/>
-          <w:szCs w:val="24"/>
-        </w:rPr>
-        <w:t xml:space="preserve">6.2 Unread Badges</w:t>
-      </w:r>
-    </w:p>
-    <w:p>
-      <w:pPr>
-        <w:pStyle w:val="ListParagraph"/>
-        <w:numPr>
-          <w:ilvl w:val="0"/>
-          <w:numId w:val="3"/>
-        </w:numPr>
-        <w:spacing w:after="80"/>
-      </w:pPr>
-      <w:r>
-        <w:rPr>
-          <w:rFonts w:ascii="Arial" w:cs="Arial" w:eastAsia="Arial" w:hAnsi="Arial"/>
-          <w:color w:val="313338"/>
-          <w:sz w:val="22"/>
-          <w:szCs w:val="22"/>
-        </w:rPr>
-        <w:t xml:space="preserve">A channel with unread messages shows in bold with a small dot</w:t>
-      </w:r>
-    </w:p>
-    <w:p>
-      <w:pPr>
-        <w:pStyle w:val="ListParagraph"/>
-        <w:numPr>
-          <w:ilvl w:val="0"/>
-          <w:numId w:val="3"/>
-        </w:numPr>
-        <w:spacing w:after="80"/>
-      </w:pPr>
-      <w:r>
-        <w:rPr>
-          <w:rFonts w:ascii="Arial" w:cs="Arial" w:eastAsia="Arial" w:hAnsi="Arial"/>
-          <w:color w:val="313338"/>
-          <w:sz w:val="22"/>
-          <w:szCs w:val="22"/>
-        </w:rPr>
-        <w:t xml:space="preserve">A channel where you were @mentioned (or @everyone was used) shows a red badge with a count instead</w:t>
-      </w:r>
-    </w:p>
-    <w:p>
-      <w:pPr>
-        <w:pStyle w:val="ListParagraph"/>
-        <w:numPr>
-          <w:ilvl w:val="0"/>
-          <w:numId w:val="3"/>
-        </w:numPr>
-        <w:spacing w:after="80"/>
-      </w:pPr>
-      <w:r>
-        <w:rPr>
-          <w:rFonts w:ascii="Arial" w:cs="Arial" w:eastAsia="Arial" w:hAnsi="Arial"/>
-          <w:color w:val="313338"/>
-          <w:sz w:val="22"/>
-          <w:szCs w:val="22"/>
-        </w:rPr>
-        <w:t xml:space="preserve">Unread DMs show the same red count badge in the DM list</w:t>
-      </w:r>
-    </w:p>
-    <w:p>
-      <w:pPr>
-        <w:pStyle w:val="ListParagraph"/>
-        <w:numPr>
-          <w:ilvl w:val="0"/>
-          <w:numId w:val="3"/>
-        </w:numPr>
-        <w:spacing w:after="80"/>
-      </w:pPr>
-      <w:r>
-        <w:rPr>
-          <w:rFonts w:ascii="Arial" w:cs="Arial" w:eastAsia="Arial" w:hAnsi="Arial"/>
-          <w:color w:val="313338"/>
-          <w:sz w:val="22"/>
-          <w:szCs w:val="22"/>
-        </w:rPr>
-        <w:t xml:space="preserve">The DM and Server icons in the far-left sidebar get a small red dot if there’s unread activity you’re not currently looking at</w:t>
-      </w:r>
-    </w:p>
-    <w:p>
-      <w:pPr>
-        <w:spacing w:after="160"/>
-      </w:pPr>
-    </w:p>
-    <w:p>
-      <w:pPr>
-        <w:pStyle w:val="Heading2"/>
-        <w:spacing w:after="120" w:before="280"/>
-      </w:pPr>
-      <w:r>
-        <w:rPr>
-          <w:rFonts w:ascii="Arial" w:cs="Arial" w:eastAsia="Arial" w:hAnsi="Arial"/>
-          <w:b/>
-          <w:bCs/>
-          <w:color w:val="5865F2"/>
-          <w:sz w:val="24"/>
-          <w:szCs w:val="24"/>
-        </w:rPr>
-        <w:t xml:space="preserve">6.3 In-App Toast Alerts</w:t>
-      </w:r>
-    </w:p>
-    <w:p>
-      <w:pPr>
-        <w:spacing w:after="120"/>
-      </w:pPr>
-      <w:r>
-        <w:rPr>
-          <w:rFonts w:ascii="Arial" w:cs="Arial" w:eastAsia="Arial" w:hAnsi="Arial"/>
-          <w:color w:val="313338"/>
-          <w:sz w:val="22"/>
-          <w:szCs w:val="22"/>
-        </w:rPr>
-        <w:t xml:space="preserve">A dismissible pop-up appears in the bottom-right for new DMs and channel @mentions, in both the browser and desktop app — click it to jump straight to that conversation.</w:t>
-      </w:r>
-    </w:p>
-    <w:p>
-      <w:pPr>
-        <w:spacing w:after="200"/>
-      </w:pPr>
-    </w:p>
-    <w:p>
-      <w:pPr>
-        <w:pStyle w:val="Heading1"/>
-        <w:pBdr>
-          <w:bottom w:val="single" w:color="5865F2" w:sz="4" w:space="6"/>
-        </w:pBdr>
-        <w:spacing w:after="160" w:before="360"/>
-      </w:pPr>
-      <w:r>
-        <w:rPr>
-          <w:rFonts w:ascii="Arial" w:cs="Arial" w:eastAsia="Arial" w:hAnsi="Arial"/>
-          <w:b/>
-          <w:bCs/>
-          <w:color w:val="1E1F22"/>
-          <w:sz w:val="28"/>
-          <w:szCs w:val="28"/>
-        </w:rPr>
-        <w:t xml:space="preserve">7. Your Status</w:t>
-      </w:r>
-    </w:p>
-    <w:p>
-      <w:pPr>
-        <w:pStyle w:val="Heading2"/>
-        <w:spacing w:after="120" w:before="280"/>
-      </w:pPr>
-      <w:r>
-        <w:rPr>
-          <w:rFonts w:ascii="Arial" w:cs="Arial" w:eastAsia="Arial" w:hAnsi="Arial"/>
-          <w:b/>
-          <w:bCs/>
-          <w:color w:val="5865F2"/>
-          <w:sz w:val="24"/>
-          <w:szCs w:val="24"/>
-        </w:rPr>
-        <w:t xml:space="preserve">7.1 Automatic Status</w:t>
-      </w:r>
-    </w:p>
-    <w:p>
-      <w:pPr>
-        <w:spacing w:after="120"/>
-      </w:pPr>
-      <w:r>
-        <w:rPr>
-          <w:rFonts w:ascii="Arial" w:cs="Arial" w:eastAsia="Arial" w:hAnsi="Arial"/>
-          <w:color w:val="313338"/>
-          <w:sz w:val="22"/>
-          <w:szCs w:val="22"/>
-        </w:rPr>
-        <w:t xml:space="preserve">You show as Online while active, and automatically switch to Away after 30 minutes with no mouse or keyboard activity anywhere in the app.</w:t>
-      </w:r>
-    </w:p>
-    <w:p>
-      <w:pPr>
-        <w:spacing w:after="160"/>
-      </w:pPr>
-    </w:p>
-    <w:p>
-      <w:pPr>
-        <w:pStyle w:val="Heading2"/>
-        <w:spacing w:after="120" w:before="280"/>
-      </w:pPr>
-      <w:r>
-        <w:rPr>
-          <w:rFonts w:ascii="Arial" w:cs="Arial" w:eastAsia="Arial" w:hAnsi="Arial"/>
-          <w:b/>
-          <w:bCs/>
-          <w:color w:val="5865F2"/>
-          <w:sz w:val="24"/>
-          <w:szCs w:val="24"/>
-        </w:rPr>
-        <w:t xml:space="preserve">7.2 Manually Setting Your Status</w:t>
+        <w:t xml:space="preserve">5.8 Voice Effects</w:t>
       </w:r>
     </w:p>
     <w:p>
@@ -3221,7 +3676,7 @@
           <w:sz w:val="22"/>
           <w:szCs w:val="22"/>
         </w:rPr>
-        <w:t xml:space="preserve">Click your avatar to open User Settings</w:t>
+        <w:t xml:space="preserve">Click the Voice Effects icon in the control bar</w:t>
       </w:r>
     </w:p>
     <w:p>
@@ -3239,7 +3694,7 @@
           <w:sz w:val="22"/>
           <w:szCs w:val="22"/>
         </w:rPr>
-        <w:t xml:space="preserve">Go to the Status tab</w:t>
+        <w:t xml:space="preserve">Pick an effect — Robot, Alien, Chipmunk, Helium, Deep Voice, Demon, Echo, Reverb, Telephone, Radio, Broken Radio, Underwater, Whisper, or Megaphone</w:t>
       </w:r>
     </w:p>
     <w:p>
@@ -3257,7 +3712,7 @@
           <w:sz w:val="22"/>
           <w:szCs w:val="22"/>
         </w:rPr>
-        <w:t xml:space="preserve">Pick Online, Away, or Offline (appear offline while still fully connected)</w:t>
+        <w:t xml:space="preserve">Click 🎧 Hear Yourself to preview it privately before committing — only you hear the preview</w:t>
       </w:r>
     </w:p>
     <w:p>
@@ -3320,7 +3775,7 @@
                 <w:sz w:val="22"/>
                 <w:szCs w:val="22"/>
               </w:rPr>
-              <w:t xml:space="preserve">A manual status overrides automatic detection for the rest of your session and resets back to automatic the next time you sign in.</w:t>
+              <w:t xml:space="preserve">Everyone else in the channel hears the effect applied to your live voice the moment you pick it; switch or turn it off mid-call any time.</w:t>
             </w:r>
           </w:p>
         </w:tc>
@@ -3328,46 +3783,7 @@
     </w:tbl>
     <w:p>
       <w:pPr>
-        <w:spacing w:after="200"/>
-      </w:pPr>
-    </w:p>
-    <w:p>
-      <w:pPr>
-        <w:pStyle w:val="Heading1"/>
-        <w:pBdr>
-          <w:bottom w:val="single" w:color="5865F2" w:sz="4" w:space="6"/>
-        </w:pBdr>
-        <w:spacing w:after="160" w:before="360"/>
-      </w:pPr>
-      <w:r>
-        <w:rPr>
-          <w:rFonts w:ascii="Arial" w:cs="Arial" w:eastAsia="Arial" w:hAnsi="Arial"/>
-          <w:b/>
-          <w:bCs/>
-          <w:color w:val="1E1F22"/>
-          <w:sz w:val="28"/>
-          <w:szCs w:val="28"/>
-        </w:rPr>
-        <w:t xml:space="preserve">8. User Settings &amp; Audio Devices</w:t>
-      </w:r>
-    </w:p>
-    <w:p>
-      <w:pPr>
-        <w:spacing w:after="120"/>
-      </w:pPr>
-      <w:r>
-        <w:rPr>
-          <w:rFonts w:ascii="Arial" w:cs="Arial" w:eastAsia="Arial" w:hAnsi="Arial"/>
-          <w:color w:val="313338"/>
-          <w:sz w:val="22"/>
-          <w:szCs w:val="22"/>
-        </w:rPr>
-        <w:t xml:space="preserve">Click your avatar (bottom of the far-left sidebar) to open User Settings.</w:t>
-      </w:r>
-    </w:p>
-    <w:p>
-      <w:pPr>
-        <w:spacing w:after="80"/>
+        <w:spacing w:after="160"/>
       </w:pPr>
     </w:p>
     <w:p>
@@ -3384,7 +3800,7 @@
           <w:sz w:val="24"/>
           <w:szCs w:val="24"/>
         </w:rPr>
-        <w:t xml:space="preserve">8.1 Switching Your Microphone</w:t>
+        <w:t xml:space="preserve">5.9 Soundboard</w:t>
       </w:r>
     </w:p>
     <w:p>
@@ -3402,7 +3818,7 @@
           <w:sz w:val="22"/>
           <w:szCs w:val="22"/>
         </w:rPr>
-        <w:t xml:space="preserve">Open User Settings, under Input Device (Microphone) click the dropdown</w:t>
+        <w:t xml:space="preserve">Click Soundboard in the control bar to open the panel</w:t>
       </w:r>
     </w:p>
     <w:p>
@@ -3420,7 +3836,7 @@
           <w:sz w:val="22"/>
           <w:szCs w:val="22"/>
         </w:rPr>
-        <w:t xml:space="preserve">Select your preferred microphone</w:t>
+        <w:t xml:space="preserve">Click a clip to play it for everyone in the channel, or use its preview button to hear it privately first</w:t>
       </w:r>
     </w:p>
     <w:p>
@@ -3438,25 +3854,7 @@
           <w:sz w:val="22"/>
           <w:szCs w:val="22"/>
         </w:rPr>
-        <w:t xml:space="preserve">Click Test Microphone to verify it is working (records for 3 seconds)</w:t>
-      </w:r>
-    </w:p>
-    <w:p>
-      <w:pPr>
-        <w:pStyle w:val="ListParagraph"/>
-        <w:numPr>
-          <w:ilvl w:val="0"/>
-          <w:numId w:val="2"/>
-        </w:numPr>
-        <w:spacing w:after="80"/>
-      </w:pPr>
-      <w:r>
-        <w:rPr>
-          <w:rFonts w:ascii="Arial" w:cs="Arial" w:eastAsia="Arial" w:hAnsi="Arial"/>
-          <w:sz w:val="22"/>
-          <w:szCs w:val="22"/>
-        </w:rPr>
-        <w:t xml:space="preserve">Click Save Changes</w:t>
+        <w:t xml:space="preserve">Adjust each clip’s own volume slider to taste — this only affects how loud it plays for you</w:t>
       </w:r>
     </w:p>
     <w:p>
@@ -3489,7 +3887,7 @@
               <w:bottom w:val="none" w:color="FFFFFF" w:sz="0"/>
               <w:right w:val="none" w:color="FFFFFF" w:sz="0"/>
             </w:tcBorders>
-            <w:shd w:fill="EEF0FF" w:val="clear"/>
+            <w:shd w:fill="FFF8E1" w:val="clear"/>
             <w:tcMar>
               <w:top w:type="dxa" w:w="120"/>
               <w:left w:type="dxa" w:w="200"/>
@@ -3506,11 +3904,11 @@
                 <w:rFonts w:ascii="Arial" w:cs="Arial" w:eastAsia="Arial" w:hAnsi="Arial"/>
                 <w:b/>
                 <w:bCs/>
-                <w:color w:val="5865F2"/>
+                <w:color w:val="F57C00"/>
                 <w:sz w:val="22"/>
                 <w:szCs w:val="22"/>
               </w:rPr>
-              <w:t xml:space="preserve">NOTE: </w:t>
+              <w:t xml:space="preserve">TIP: </w:t>
             </w:r>
             <w:r>
               <w:rPr>
@@ -3519,7 +3917,7 @@
                 <w:sz w:val="22"/>
                 <w:szCs w:val="22"/>
               </w:rPr>
-              <w:t xml:space="preserve">Your selection is saved in your browser and automatically used the next time you join a voice channel.</w:t>
+              <w:t xml:space="preserve">Not every browser can broadcast soundboard clips to others — if yours can’t, clips still play, just only for you.</w:t>
             </w:r>
           </w:p>
         </w:tc>
@@ -3544,7 +3942,7 @@
           <w:sz w:val="24"/>
           <w:szCs w:val="24"/>
         </w:rPr>
-        <w:t xml:space="preserve">8.2 Switching Your Speaker or Headphones</w:t>
+        <w:t xml:space="preserve">5.10 Choosing How Your Mic Activates</w:t>
       </w:r>
     </w:p>
     <w:p>
@@ -3558,7 +3956,331 @@
           <w:sz w:val="22"/>
           <w:szCs w:val="22"/>
         </w:rPr>
-        <w:t xml:space="preserve">In User Settings, find Output Device (Speakers / Headphones), pick your device, and Save Changes.</w:t>
+        <w:t xml:space="preserve">In User Settings &gt; Audio, pick how your microphone turns on:</w:t>
+      </w:r>
+    </w:p>
+    <w:p>
+      <w:pPr>
+        <w:pStyle w:val="ListParagraph"/>
+        <w:numPr>
+          <w:ilvl w:val="0"/>
+          <w:numId w:val="3"/>
+        </w:numPr>
+        <w:spacing w:after="80"/>
+      </w:pPr>
+      <w:r>
+        <w:rPr>
+          <w:rFonts w:ascii="Arial" w:cs="Arial" w:eastAsia="Arial" w:hAnsi="Arial"/>
+          <w:color w:val="313338"/>
+          <w:sz w:val="22"/>
+          <w:szCs w:val="22"/>
+        </w:rPr>
+        <w:t xml:space="preserve">Open Mic — always transmitting unless you manually mute</w:t>
+      </w:r>
+    </w:p>
+    <w:p>
+      <w:pPr>
+        <w:pStyle w:val="ListParagraph"/>
+        <w:numPr>
+          <w:ilvl w:val="0"/>
+          <w:numId w:val="3"/>
+        </w:numPr>
+        <w:spacing w:after="80"/>
+      </w:pPr>
+      <w:r>
+        <w:rPr>
+          <w:rFonts w:ascii="Arial" w:cs="Arial" w:eastAsia="Arial" w:hAnsi="Arial"/>
+          <w:color w:val="313338"/>
+          <w:sz w:val="22"/>
+          <w:szCs w:val="22"/>
+        </w:rPr>
+        <w:t xml:space="preserve">Push to Talk — hold a key (Space by default; rebindable under Shortcuts) to transmit, muted otherwise</w:t>
+      </w:r>
+    </w:p>
+    <w:p>
+      <w:pPr>
+        <w:pStyle w:val="ListParagraph"/>
+        <w:numPr>
+          <w:ilvl w:val="0"/>
+          <w:numId w:val="3"/>
+        </w:numPr>
+        <w:spacing w:after="80"/>
+      </w:pPr>
+      <w:r>
+        <w:rPr>
+          <w:rFonts w:ascii="Arial" w:cs="Arial" w:eastAsia="Arial" w:hAnsi="Arial"/>
+          <w:color w:val="313338"/>
+          <w:sz w:val="22"/>
+          <w:szCs w:val="22"/>
+        </w:rPr>
+        <w:t xml:space="preserve">Voice Activity — transmits automatically whenever you’re actually speaking, with an adjustable sensitivity</w:t>
+      </w:r>
+    </w:p>
+    <w:p>
+      <w:pPr>
+        <w:spacing w:after="200"/>
+      </w:pPr>
+    </w:p>
+    <w:p>
+      <w:pPr>
+        <w:pStyle w:val="Heading1"/>
+        <w:pBdr>
+          <w:bottom w:val="single" w:color="5865F2" w:sz="4" w:space="6"/>
+        </w:pBdr>
+        <w:spacing w:after="160" w:before="360"/>
+      </w:pPr>
+      <w:r>
+        <w:rPr>
+          <w:rFonts w:ascii="Arial" w:cs="Arial" w:eastAsia="Arial" w:hAnsi="Arial"/>
+          <w:b/>
+          <w:bCs/>
+          <w:color w:val="1E1F22"/>
+          <w:sz w:val="28"/>
+          <w:szCs w:val="28"/>
+        </w:rPr>
+        <w:t xml:space="preserve">6. Notifications</w:t>
+      </w:r>
+    </w:p>
+    <w:p>
+      <w:pPr>
+        <w:pStyle w:val="Heading2"/>
+        <w:spacing w:after="120" w:before="280"/>
+      </w:pPr>
+      <w:r>
+        <w:rPr>
+          <w:rFonts w:ascii="Arial" w:cs="Arial" w:eastAsia="Arial" w:hAnsi="Arial"/>
+          <w:b/>
+          <w:bCs/>
+          <w:color w:val="5865F2"/>
+          <w:sz w:val="24"/>
+          <w:szCs w:val="24"/>
+        </w:rPr>
+        <w:t xml:space="preserve">6.1 Desktop Notifications</w:t>
+      </w:r>
+    </w:p>
+    <w:p>
+      <w:pPr>
+        <w:spacing w:after="120"/>
+      </w:pPr>
+      <w:r>
+        <w:rPr>
+          <w:rFonts w:ascii="Arial" w:cs="Arial" w:eastAsia="Arial" w:hAnsi="Arial"/>
+          <w:color w:val="313338"/>
+          <w:sz w:val="22"/>
+          <w:szCs w:val="22"/>
+        </w:rPr>
+        <w:t xml:space="preserve">In the desktop app only, you’ll get an OS-level notification for new messages, @mentions, and when someone joins or leaves a voice channel you’re in — click a notification to jump straight to it.</w:t>
+      </w:r>
+    </w:p>
+    <w:p>
+      <w:pPr>
+        <w:spacing w:after="160"/>
+      </w:pPr>
+    </w:p>
+    <w:p>
+      <w:pPr>
+        <w:pStyle w:val="Heading2"/>
+        <w:spacing w:after="120" w:before="280"/>
+      </w:pPr>
+      <w:r>
+        <w:rPr>
+          <w:rFonts w:ascii="Arial" w:cs="Arial" w:eastAsia="Arial" w:hAnsi="Arial"/>
+          <w:b/>
+          <w:bCs/>
+          <w:color w:val="5865F2"/>
+          <w:sz w:val="24"/>
+          <w:szCs w:val="24"/>
+        </w:rPr>
+        <w:t xml:space="preserve">6.2 Unread Badges</w:t>
+      </w:r>
+    </w:p>
+    <w:p>
+      <w:pPr>
+        <w:pStyle w:val="ListParagraph"/>
+        <w:numPr>
+          <w:ilvl w:val="0"/>
+          <w:numId w:val="3"/>
+        </w:numPr>
+        <w:spacing w:after="80"/>
+      </w:pPr>
+      <w:r>
+        <w:rPr>
+          <w:rFonts w:ascii="Arial" w:cs="Arial" w:eastAsia="Arial" w:hAnsi="Arial"/>
+          <w:color w:val="313338"/>
+          <w:sz w:val="22"/>
+          <w:szCs w:val="22"/>
+        </w:rPr>
+        <w:t xml:space="preserve">A channel with unread messages shows in bold with a small dot</w:t>
+      </w:r>
+    </w:p>
+    <w:p>
+      <w:pPr>
+        <w:pStyle w:val="ListParagraph"/>
+        <w:numPr>
+          <w:ilvl w:val="0"/>
+          <w:numId w:val="3"/>
+        </w:numPr>
+        <w:spacing w:after="80"/>
+      </w:pPr>
+      <w:r>
+        <w:rPr>
+          <w:rFonts w:ascii="Arial" w:cs="Arial" w:eastAsia="Arial" w:hAnsi="Arial"/>
+          <w:color w:val="313338"/>
+          <w:sz w:val="22"/>
+          <w:szCs w:val="22"/>
+        </w:rPr>
+        <w:t xml:space="preserve">A channel where you were @mentioned (or @everyone was used) shows a red badge with a count instead</w:t>
+      </w:r>
+    </w:p>
+    <w:p>
+      <w:pPr>
+        <w:pStyle w:val="ListParagraph"/>
+        <w:numPr>
+          <w:ilvl w:val="0"/>
+          <w:numId w:val="3"/>
+        </w:numPr>
+        <w:spacing w:after="80"/>
+      </w:pPr>
+      <w:r>
+        <w:rPr>
+          <w:rFonts w:ascii="Arial" w:cs="Arial" w:eastAsia="Arial" w:hAnsi="Arial"/>
+          <w:color w:val="313338"/>
+          <w:sz w:val="22"/>
+          <w:szCs w:val="22"/>
+        </w:rPr>
+        <w:t xml:space="preserve">Unread DMs show the same red count badge in the DM list</w:t>
+      </w:r>
+    </w:p>
+    <w:p>
+      <w:pPr>
+        <w:pStyle w:val="ListParagraph"/>
+        <w:numPr>
+          <w:ilvl w:val="0"/>
+          <w:numId w:val="3"/>
+        </w:numPr>
+        <w:spacing w:after="80"/>
+      </w:pPr>
+      <w:r>
+        <w:rPr>
+          <w:rFonts w:ascii="Arial" w:cs="Arial" w:eastAsia="Arial" w:hAnsi="Arial"/>
+          <w:color w:val="313338"/>
+          <w:sz w:val="22"/>
+          <w:szCs w:val="22"/>
+        </w:rPr>
+        <w:t xml:space="preserve">The DM and Server icons in the far-left sidebar get a small red dot if there’s unread activity you’re not currently looking at</w:t>
+      </w:r>
+    </w:p>
+    <w:p>
+      <w:pPr>
+        <w:spacing w:after="160"/>
+      </w:pPr>
+    </w:p>
+    <w:p>
+      <w:pPr>
+        <w:pStyle w:val="Heading2"/>
+        <w:spacing w:after="120" w:before="280"/>
+      </w:pPr>
+      <w:r>
+        <w:rPr>
+          <w:rFonts w:ascii="Arial" w:cs="Arial" w:eastAsia="Arial" w:hAnsi="Arial"/>
+          <w:b/>
+          <w:bCs/>
+          <w:color w:val="5865F2"/>
+          <w:sz w:val="24"/>
+          <w:szCs w:val="24"/>
+        </w:rPr>
+        <w:t xml:space="preserve">6.3 In-App Toast Alerts</w:t>
+      </w:r>
+    </w:p>
+    <w:p>
+      <w:pPr>
+        <w:spacing w:after="120"/>
+      </w:pPr>
+      <w:r>
+        <w:rPr>
+          <w:rFonts w:ascii="Arial" w:cs="Arial" w:eastAsia="Arial" w:hAnsi="Arial"/>
+          <w:color w:val="313338"/>
+          <w:sz w:val="22"/>
+          <w:szCs w:val="22"/>
+        </w:rPr>
+        <w:t xml:space="preserve">A dismissible pop-up appears in the bottom-right for new DMs and channel @mentions, in both the browser and desktop app — click it to jump straight to that conversation.</w:t>
+      </w:r>
+    </w:p>
+    <w:p>
+      <w:pPr>
+        <w:spacing w:after="160"/>
+      </w:pPr>
+    </w:p>
+    <w:p>
+      <w:pPr>
+        <w:pStyle w:val="Heading2"/>
+        <w:spacing w:after="120" w:before="280"/>
+      </w:pPr>
+      <w:r>
+        <w:rPr>
+          <w:rFonts w:ascii="Arial" w:cs="Arial" w:eastAsia="Arial" w:hAnsi="Arial"/>
+          <w:b/>
+          <w:bCs/>
+          <w:color w:val="5865F2"/>
+          <w:sz w:val="24"/>
+          <w:szCs w:val="24"/>
+        </w:rPr>
+        <w:t xml:space="preserve">6.4 Push Notifications (Even With the App Closed)</w:t>
+      </w:r>
+    </w:p>
+    <w:p>
+      <w:pPr>
+        <w:pStyle w:val="ListParagraph"/>
+        <w:numPr>
+          <w:ilvl w:val="0"/>
+          <w:numId w:val="2"/>
+        </w:numPr>
+        <w:spacing w:after="80"/>
+      </w:pPr>
+      <w:r>
+        <w:rPr>
+          <w:rFonts w:ascii="Arial" w:cs="Arial" w:eastAsia="Arial" w:hAnsi="Arial"/>
+          <w:sz w:val="22"/>
+          <w:szCs w:val="22"/>
+        </w:rPr>
+        <w:t xml:space="preserve">Open User Settings and turn on notifications when prompted by your browser</w:t>
+      </w:r>
+    </w:p>
+    <w:p>
+      <w:pPr>
+        <w:pStyle w:val="ListParagraph"/>
+        <w:numPr>
+          <w:ilvl w:val="0"/>
+          <w:numId w:val="2"/>
+        </w:numPr>
+        <w:spacing w:after="80"/>
+      </w:pPr>
+      <w:r>
+        <w:rPr>
+          <w:rFonts w:ascii="Arial" w:cs="Arial" w:eastAsia="Arial" w:hAnsi="Arial"/>
+          <w:sz w:val="22"/>
+          <w:szCs w:val="22"/>
+        </w:rPr>
+        <w:t xml:space="preserve">Accept the browser’s permission prompt (this only needs to happen once per device)</w:t>
+      </w:r>
+    </w:p>
+    <w:p>
+      <w:pPr>
+        <w:spacing w:after="80"/>
+      </w:pPr>
+    </w:p>
+    <w:p>
+      <w:pPr>
+        <w:spacing w:after="120"/>
+      </w:pPr>
+      <w:r>
+        <w:rPr>
+          <w:rFonts w:ascii="Arial" w:cs="Arial" w:eastAsia="Arial" w:hAnsi="Arial"/>
+          <w:color w:val="313338"/>
+          <w:sz w:val="22"/>
+          <w:szCs w:val="22"/>
+        </w:rPr>
+        <w:t xml:space="preserve">From then on, a new direct message or an @mention reaches you as a real notification even if you’ve fully closed the tab or app — tapping it opens straight to that conversation. Only DMs and mentions ever send a push notification; regular channel activity you’re not tagged in never will.</w:t>
       </w:r>
     </w:p>
     <w:p>
@@ -3591,7 +4313,7 @@
               <w:bottom w:val="none" w:color="FFFFFF" w:sz="0"/>
               <w:right w:val="none" w:color="FFFFFF" w:sz="0"/>
             </w:tcBorders>
-            <w:shd w:fill="FFF8E1" w:val="clear"/>
+            <w:shd w:fill="EEF0FF" w:val="clear"/>
             <w:tcMar>
               <w:top w:type="dxa" w:w="120"/>
               <w:left w:type="dxa" w:w="200"/>
@@ -3608,11 +4330,11 @@
                 <w:rFonts w:ascii="Arial" w:cs="Arial" w:eastAsia="Arial" w:hAnsi="Arial"/>
                 <w:b/>
                 <w:bCs/>
-                <w:color w:val="F57C00"/>
+                <w:color w:val="5865F2"/>
                 <w:sz w:val="22"/>
                 <w:szCs w:val="22"/>
               </w:rPr>
-              <w:t xml:space="preserve">TIP: </w:t>
+              <w:t xml:space="preserve">NOTE: </w:t>
             </w:r>
             <w:r>
               <w:rPr>
@@ -3621,7 +4343,7 @@
                 <w:sz w:val="22"/>
                 <w:szCs w:val="22"/>
               </w:rPr>
-              <w:t xml:space="preserve">Output device switching requires Chrome or Edge. Firefox does not support this feature.</w:t>
+              <w:t xml:space="preserve">This works on desktop browsers and, once installed to your phone’s home screen (Section 11.2), on an iPhone or Android too.</w:t>
             </w:r>
           </w:p>
         </w:tc>
@@ -3629,8 +4351,28 @@
     </w:tbl>
     <w:p>
       <w:pPr>
-        <w:spacing w:after="160"/>
-      </w:pPr>
+        <w:spacing w:after="200"/>
+      </w:pPr>
+    </w:p>
+    <w:p>
+      <w:pPr>
+        <w:pStyle w:val="Heading1"/>
+        <w:pBdr>
+          <w:bottom w:val="single" w:color="5865F2" w:sz="4" w:space="6"/>
+        </w:pBdr>
+        <w:spacing w:after="160" w:before="360"/>
+      </w:pPr>
+      <w:r>
+        <w:rPr>
+          <w:rFonts w:ascii="Arial" w:cs="Arial" w:eastAsia="Arial" w:hAnsi="Arial"/>
+          <w:b/>
+          <w:bCs/>
+          <w:color w:val="1E1F22"/>
+          <w:sz w:val="28"/>
+          <w:szCs w:val="28"/>
+        </w:rPr>
+        <w:t xml:space="preserve">7. Your Status</w:t>
+      </w:r>
     </w:p>
     <w:p>
       <w:pPr>
@@ -3646,7 +4388,7 @@
           <w:sz w:val="24"/>
           <w:szCs w:val="24"/>
         </w:rPr>
-        <w:t xml:space="preserve">8.3 Changing Your Profile Picture</w:t>
+        <w:t xml:space="preserve">7.1 Automatic Status</w:t>
       </w:r>
     </w:p>
     <w:p>
@@ -3660,129 +4402,12 @@
           <w:sz w:val="22"/>
           <w:szCs w:val="22"/>
         </w:rPr>
-        <w:t xml:space="preserve">Click your avatar in User Settings (or in the header) and choose Change Photo to upload a new picture, or Remove to go back to your colored-initial avatar.</w:t>
-      </w:r>
-    </w:p>
-    <w:p>
-      <w:pPr>
-        <w:spacing w:after="200"/>
-      </w:pPr>
-    </w:p>
-    <w:p>
-      <w:pPr>
-        <w:pStyle w:val="Heading1"/>
-        <w:pBdr>
-          <w:bottom w:val="single" w:color="5865F2" w:sz="4" w:space="6"/>
-        </w:pBdr>
-        <w:spacing w:after="160" w:before="360"/>
-      </w:pPr>
-      <w:r>
-        <w:rPr>
-          <w:rFonts w:ascii="Arial" w:cs="Arial" w:eastAsia="Arial" w:hAnsi="Arial"/>
-          <w:b/>
-          <w:bCs/>
-          <w:color w:val="1E1F22"/>
-          <w:sz w:val="28"/>
-          <w:szCs w:val="28"/>
-        </w:rPr>
-        <w:t xml:space="preserve">9. Private Channels</w:t>
-      </w:r>
-    </w:p>
-    <w:p>
-      <w:pPr>
-        <w:spacing w:after="120"/>
-      </w:pPr>
-      <w:r>
-        <w:rPr>
-          <w:rFonts w:ascii="Arial" w:cs="Arial" w:eastAsia="Arial" w:hAnsi="Arial"/>
-          <w:color w:val="313338"/>
-          <w:sz w:val="22"/>
-          <w:szCs w:val="22"/>
-        </w:rPr>
-        <w:t xml:space="preserve">Some channels may be marked private by an admin — visible and usable only to a specific group of people. If you can’t find a channel you were expecting, ask an admin to add you to it; you won’t be able to tell a private channel exists unless you already have access.</w:t>
-      </w:r>
-    </w:p>
-    <w:p>
-      <w:pPr>
-        <w:spacing w:after="200"/>
-      </w:pPr>
-    </w:p>
-    <w:p>
-      <w:pPr>
-        <w:pStyle w:val="Heading1"/>
-        <w:pBdr>
-          <w:bottom w:val="single" w:color="5865F2" w:sz="4" w:space="6"/>
-        </w:pBdr>
-        <w:spacing w:after="160" w:before="360"/>
-      </w:pPr>
-      <w:r>
-        <w:rPr>
-          <w:rFonts w:ascii="Arial" w:cs="Arial" w:eastAsia="Arial" w:hAnsi="Arial"/>
-          <w:b/>
-          <w:bCs/>
-          <w:color w:val="1E1F22"/>
-          <w:sz w:val="28"/>
-          <w:szCs w:val="28"/>
-        </w:rPr>
-        <w:t xml:space="preserve">10. Game Update Notifications (PatchBot)</w:t>
-      </w:r>
-    </w:p>
-    <w:p>
-      <w:pPr>
-        <w:spacing w:after="120"/>
-      </w:pPr>
-      <w:r>
-        <w:rPr>
-          <w:rFonts w:ascii="Arial" w:cs="Arial" w:eastAsia="Arial" w:hAnsi="Arial"/>
-          <w:color w:val="313338"/>
-          <w:sz w:val="22"/>
-          <w:szCs w:val="22"/>
-        </w:rPr>
-        <w:t xml:space="preserve">If an admin has set it up, a channel may automatically post Steam update / patch notes for specific games — these show up as regular messages from a PatchBot account, complete with a summary and a link to the full post. Click the controller icon in a text channel’s header to see which games are tracked there.</w:t>
-      </w:r>
-    </w:p>
-    <w:p>
-      <w:pPr>
-        <w:spacing w:after="200"/>
-      </w:pPr>
-    </w:p>
-    <w:p>
-      <w:pPr>
-        <w:pStyle w:val="Heading1"/>
-        <w:pBdr>
-          <w:bottom w:val="single" w:color="5865F2" w:sz="4" w:space="6"/>
-        </w:pBdr>
-        <w:spacing w:after="160" w:before="360"/>
-      </w:pPr>
-      <w:r>
-        <w:rPr>
-          <w:rFonts w:ascii="Arial" w:cs="Arial" w:eastAsia="Arial" w:hAnsi="Arial"/>
-          <w:b/>
-          <w:bCs/>
-          <w:color w:val="1E1F22"/>
-          <w:sz w:val="28"/>
-          <w:szCs w:val="28"/>
-        </w:rPr>
-        <w:t xml:space="preserve">11. Desktop App (Windows &amp; Linux)</w:t>
-      </w:r>
-    </w:p>
-    <w:p>
-      <w:pPr>
-        <w:spacing w:after="120"/>
-      </w:pPr>
-      <w:r>
-        <w:rPr>
-          <w:rFonts w:ascii="Arial" w:cs="Arial" w:eastAsia="Arial" w:hAnsi="Arial"/>
-          <w:color w:val="313338"/>
-          <w:sz w:val="22"/>
-          <w:szCs w:val="22"/>
-        </w:rPr>
-        <w:t xml:space="preserve">You can install The Crows Nest as a full desktop application — download it from the login page, which has both a Windows and a Linux installer.</w:t>
-      </w:r>
-    </w:p>
-    <w:p>
-      <w:pPr>
-        <w:spacing w:after="80"/>
+        <w:t xml:space="preserve">You show as Online while active, and automatically switch to Away after 30 minutes with no mouse or keyboard activity anywhere in the app.</w:t>
+      </w:r>
+    </w:p>
+    <w:p>
+      <w:pPr>
+        <w:spacing w:after="160"/>
       </w:pPr>
     </w:p>
     <w:p>
@@ -3799,7 +4424,7 @@
           <w:sz w:val="24"/>
           <w:szCs w:val="24"/>
         </w:rPr>
-        <w:t xml:space="preserve">11.1 Installing the Desktop App</w:t>
+        <w:t xml:space="preserve">7.2 Manually Setting Your Status</w:t>
       </w:r>
     </w:p>
     <w:p>
@@ -3817,7 +4442,7 @@
           <w:sz w:val="22"/>
           <w:szCs w:val="22"/>
         </w:rPr>
-        <w:t xml:space="preserve">Download the Windows (.exe) or Linux (.AppImage) installer from the login page</w:t>
+        <w:t xml:space="preserve">Click your avatar to open User Settings</w:t>
       </w:r>
     </w:p>
     <w:p>
@@ -3835,7 +4460,7 @@
           <w:sz w:val="22"/>
           <w:szCs w:val="22"/>
         </w:rPr>
-        <w:t xml:space="preserve">Windows: double-click Setup.exe and click through the installer. Linux: mark the AppImage executable and run it</w:t>
+        <w:t xml:space="preserve">Go to the Status tab</w:t>
       </w:r>
     </w:p>
     <w:p>
@@ -3853,25 +4478,7 @@
           <w:sz w:val="22"/>
           <w:szCs w:val="22"/>
         </w:rPr>
-        <w:t xml:space="preserve">Once installed, The Crows Nest appears in your Start menu / app launcher and on your desktop</w:t>
-      </w:r>
-    </w:p>
-    <w:p>
-      <w:pPr>
-        <w:pStyle w:val="ListParagraph"/>
-        <w:numPr>
-          <w:ilvl w:val="0"/>
-          <w:numId w:val="2"/>
-        </w:numPr>
-        <w:spacing w:after="80"/>
-      </w:pPr>
-      <w:r>
-        <w:rPr>
-          <w:rFonts w:ascii="Arial" w:cs="Arial" w:eastAsia="Arial" w:hAnsi="Arial"/>
-          <w:sz w:val="22"/>
-          <w:szCs w:val="22"/>
-        </w:rPr>
-        <w:t xml:space="preserve">Open it — it loads directly to The Crows Nest</w:t>
+        <w:t xml:space="preserve">Pick Online, Away, or Offline (appear offline while still fully connected)</w:t>
       </w:r>
     </w:p>
     <w:p>
@@ -3934,7 +4541,7 @@
                 <w:sz w:val="22"/>
                 <w:szCs w:val="22"/>
               </w:rPr>
-              <w:t xml:space="preserve">The app checks for updates automatically in the background and installs them the next time you restart it.</w:t>
+              <w:t xml:space="preserve">A manual status overrides automatic detection for the rest of your session and resets back to automatic the next time you sign in.</w:t>
             </w:r>
           </w:p>
         </w:tc>
@@ -3942,7 +4549,46 @@
     </w:tbl>
     <w:p>
       <w:pPr>
-        <w:spacing w:after="160"/>
+        <w:spacing w:after="200"/>
+      </w:pPr>
+    </w:p>
+    <w:p>
+      <w:pPr>
+        <w:pStyle w:val="Heading1"/>
+        <w:pBdr>
+          <w:bottom w:val="single" w:color="5865F2" w:sz="4" w:space="6"/>
+        </w:pBdr>
+        <w:spacing w:after="160" w:before="360"/>
+      </w:pPr>
+      <w:r>
+        <w:rPr>
+          <w:rFonts w:ascii="Arial" w:cs="Arial" w:eastAsia="Arial" w:hAnsi="Arial"/>
+          <w:b/>
+          <w:bCs/>
+          <w:color w:val="1E1F22"/>
+          <w:sz w:val="28"/>
+          <w:szCs w:val="28"/>
+        </w:rPr>
+        <w:t xml:space="preserve">8. User Settings &amp; Audio Devices</w:t>
+      </w:r>
+    </w:p>
+    <w:p>
+      <w:pPr>
+        <w:spacing w:after="120"/>
+      </w:pPr>
+      <w:r>
+        <w:rPr>
+          <w:rFonts w:ascii="Arial" w:cs="Arial" w:eastAsia="Arial" w:hAnsi="Arial"/>
+          <w:color w:val="313338"/>
+          <w:sz w:val="22"/>
+          <w:szCs w:val="22"/>
+        </w:rPr>
+        <w:t xml:space="preserve">Click your avatar (bottom of the far-left sidebar) to open User Settings.</w:t>
+      </w:r>
+    </w:p>
+    <w:p>
+      <w:pPr>
+        <w:spacing w:after="80"/>
       </w:pPr>
     </w:p>
     <w:p>
@@ -3959,7 +4605,758 @@
           <w:sz w:val="24"/>
           <w:szCs w:val="24"/>
         </w:rPr>
-        <w:t xml:space="preserve">11.2 Desktop vs Browser</w:t>
+        <w:t xml:space="preserve">8.1 Switching Your Microphone</w:t>
+      </w:r>
+    </w:p>
+    <w:p>
+      <w:pPr>
+        <w:pStyle w:val="ListParagraph"/>
+        <w:numPr>
+          <w:ilvl w:val="0"/>
+          <w:numId w:val="2"/>
+        </w:numPr>
+        <w:spacing w:after="80"/>
+      </w:pPr>
+      <w:r>
+        <w:rPr>
+          <w:rFonts w:ascii="Arial" w:cs="Arial" w:eastAsia="Arial" w:hAnsi="Arial"/>
+          <w:sz w:val="22"/>
+          <w:szCs w:val="22"/>
+        </w:rPr>
+        <w:t xml:space="preserve">Open User Settings, under Input Device (Microphone) click the dropdown</w:t>
+      </w:r>
+    </w:p>
+    <w:p>
+      <w:pPr>
+        <w:pStyle w:val="ListParagraph"/>
+        <w:numPr>
+          <w:ilvl w:val="0"/>
+          <w:numId w:val="2"/>
+        </w:numPr>
+        <w:spacing w:after="80"/>
+      </w:pPr>
+      <w:r>
+        <w:rPr>
+          <w:rFonts w:ascii="Arial" w:cs="Arial" w:eastAsia="Arial" w:hAnsi="Arial"/>
+          <w:sz w:val="22"/>
+          <w:szCs w:val="22"/>
+        </w:rPr>
+        <w:t xml:space="preserve">Select your preferred microphone</w:t>
+      </w:r>
+    </w:p>
+    <w:p>
+      <w:pPr>
+        <w:pStyle w:val="ListParagraph"/>
+        <w:numPr>
+          <w:ilvl w:val="0"/>
+          <w:numId w:val="2"/>
+        </w:numPr>
+        <w:spacing w:after="80"/>
+      </w:pPr>
+      <w:r>
+        <w:rPr>
+          <w:rFonts w:ascii="Arial" w:cs="Arial" w:eastAsia="Arial" w:hAnsi="Arial"/>
+          <w:sz w:val="22"/>
+          <w:szCs w:val="22"/>
+        </w:rPr>
+        <w:t xml:space="preserve">Click Test Microphone to verify it is working (records for 3 seconds)</w:t>
+      </w:r>
+    </w:p>
+    <w:p>
+      <w:pPr>
+        <w:pStyle w:val="ListParagraph"/>
+        <w:numPr>
+          <w:ilvl w:val="0"/>
+          <w:numId w:val="2"/>
+        </w:numPr>
+        <w:spacing w:after="80"/>
+      </w:pPr>
+      <w:r>
+        <w:rPr>
+          <w:rFonts w:ascii="Arial" w:cs="Arial" w:eastAsia="Arial" w:hAnsi="Arial"/>
+          <w:sz w:val="22"/>
+          <w:szCs w:val="22"/>
+        </w:rPr>
+        <w:t xml:space="preserve">Click Save Changes</w:t>
+      </w:r>
+    </w:p>
+    <w:p>
+      <w:pPr>
+        <w:spacing w:after="80"/>
+      </w:pPr>
+    </w:p>
+    <w:tbl>
+      <w:tblPr>
+        <w:tblW w:type="dxa" w:w="9360"/>
+        <w:tblBorders>
+          <w:top w:val="single" w:color="auto" w:sz="4"/>
+          <w:left w:val="single" w:color="auto" w:sz="4"/>
+          <w:bottom w:val="single" w:color="auto" w:sz="4"/>
+          <w:right w:val="single" w:color="auto" w:sz="4"/>
+          <w:insideH w:val="single" w:color="auto" w:sz="4"/>
+          <w:insideV w:val="single" w:color="auto" w:sz="4"/>
+        </w:tblBorders>
+      </w:tblPr>
+      <w:tblGrid>
+        <w:gridCol w:w="9360"/>
+      </w:tblGrid>
+      <w:tr>
+        <w:tc>
+          <w:tcPr>
+            <w:tcW w:type="dxa" w:w="9360"/>
+            <w:tcBorders>
+              <w:top w:val="none" w:color="FFFFFF" w:sz="0"/>
+              <w:left w:val="none" w:color="FFFFFF" w:sz="0"/>
+              <w:bottom w:val="none" w:color="FFFFFF" w:sz="0"/>
+              <w:right w:val="none" w:color="FFFFFF" w:sz="0"/>
+            </w:tcBorders>
+            <w:shd w:fill="EEF0FF" w:val="clear"/>
+            <w:tcMar>
+              <w:top w:type="dxa" w:w="120"/>
+              <w:left w:type="dxa" w:w="200"/>
+              <w:bottom w:type="dxa" w:w="120"/>
+              <w:right w:type="dxa" w:w="200"/>
+            </w:tcMar>
+          </w:tcPr>
+          <w:p>
+            <w:pPr>
+              <w:spacing w:after="0"/>
+            </w:pPr>
+            <w:r>
+              <w:rPr>
+                <w:rFonts w:ascii="Arial" w:cs="Arial" w:eastAsia="Arial" w:hAnsi="Arial"/>
+                <w:b/>
+                <w:bCs/>
+                <w:color w:val="5865F2"/>
+                <w:sz w:val="22"/>
+                <w:szCs w:val="22"/>
+              </w:rPr>
+              <w:t xml:space="preserve">NOTE: </w:t>
+            </w:r>
+            <w:r>
+              <w:rPr>
+                <w:rFonts w:ascii="Arial" w:cs="Arial" w:eastAsia="Arial" w:hAnsi="Arial"/>
+                <w:color w:val="313338"/>
+                <w:sz w:val="22"/>
+                <w:szCs w:val="22"/>
+              </w:rPr>
+              <w:t xml:space="preserve">Your selection is saved in your browser and automatically used the next time you join a voice channel.</w:t>
+            </w:r>
+          </w:p>
+        </w:tc>
+      </w:tr>
+    </w:tbl>
+    <w:p>
+      <w:pPr>
+        <w:spacing w:after="160"/>
+      </w:pPr>
+    </w:p>
+    <w:p>
+      <w:pPr>
+        <w:pStyle w:val="Heading2"/>
+        <w:spacing w:after="120" w:before="280"/>
+      </w:pPr>
+      <w:r>
+        <w:rPr>
+          <w:rFonts w:ascii="Arial" w:cs="Arial" w:eastAsia="Arial" w:hAnsi="Arial"/>
+          <w:b/>
+          <w:bCs/>
+          <w:color w:val="5865F2"/>
+          <w:sz w:val="24"/>
+          <w:szCs w:val="24"/>
+        </w:rPr>
+        <w:t xml:space="preserve">8.2 Switching Your Speaker or Headphones</w:t>
+      </w:r>
+    </w:p>
+    <w:p>
+      <w:pPr>
+        <w:spacing w:after="120"/>
+      </w:pPr>
+      <w:r>
+        <w:rPr>
+          <w:rFonts w:ascii="Arial" w:cs="Arial" w:eastAsia="Arial" w:hAnsi="Arial"/>
+          <w:color w:val="313338"/>
+          <w:sz w:val="22"/>
+          <w:szCs w:val="22"/>
+        </w:rPr>
+        <w:t xml:space="preserve">In User Settings, find Output Device (Speakers / Headphones), pick your device, and Save Changes.</w:t>
+      </w:r>
+    </w:p>
+    <w:p>
+      <w:pPr>
+        <w:spacing w:after="80"/>
+      </w:pPr>
+    </w:p>
+    <w:tbl>
+      <w:tblPr>
+        <w:tblW w:type="dxa" w:w="9360"/>
+        <w:tblBorders>
+          <w:top w:val="single" w:color="auto" w:sz="4"/>
+          <w:left w:val="single" w:color="auto" w:sz="4"/>
+          <w:bottom w:val="single" w:color="auto" w:sz="4"/>
+          <w:right w:val="single" w:color="auto" w:sz="4"/>
+          <w:insideH w:val="single" w:color="auto" w:sz="4"/>
+          <w:insideV w:val="single" w:color="auto" w:sz="4"/>
+        </w:tblBorders>
+      </w:tblPr>
+      <w:tblGrid>
+        <w:gridCol w:w="9360"/>
+      </w:tblGrid>
+      <w:tr>
+        <w:tc>
+          <w:tcPr>
+            <w:tcW w:type="dxa" w:w="9360"/>
+            <w:tcBorders>
+              <w:top w:val="none" w:color="FFFFFF" w:sz="0"/>
+              <w:left w:val="none" w:color="FFFFFF" w:sz="0"/>
+              <w:bottom w:val="none" w:color="FFFFFF" w:sz="0"/>
+              <w:right w:val="none" w:color="FFFFFF" w:sz="0"/>
+            </w:tcBorders>
+            <w:shd w:fill="FFF8E1" w:val="clear"/>
+            <w:tcMar>
+              <w:top w:type="dxa" w:w="120"/>
+              <w:left w:type="dxa" w:w="200"/>
+              <w:bottom w:type="dxa" w:w="120"/>
+              <w:right w:type="dxa" w:w="200"/>
+            </w:tcMar>
+          </w:tcPr>
+          <w:p>
+            <w:pPr>
+              <w:spacing w:after="0"/>
+            </w:pPr>
+            <w:r>
+              <w:rPr>
+                <w:rFonts w:ascii="Arial" w:cs="Arial" w:eastAsia="Arial" w:hAnsi="Arial"/>
+                <w:b/>
+                <w:bCs/>
+                <w:color w:val="F57C00"/>
+                <w:sz w:val="22"/>
+                <w:szCs w:val="22"/>
+              </w:rPr>
+              <w:t xml:space="preserve">TIP: </w:t>
+            </w:r>
+            <w:r>
+              <w:rPr>
+                <w:rFonts w:ascii="Arial" w:cs="Arial" w:eastAsia="Arial" w:hAnsi="Arial"/>
+                <w:color w:val="313338"/>
+                <w:sz w:val="22"/>
+                <w:szCs w:val="22"/>
+              </w:rPr>
+              <w:t xml:space="preserve">Output device switching requires Chrome or Edge. Firefox does not support this feature.</w:t>
+            </w:r>
+          </w:p>
+        </w:tc>
+      </w:tr>
+    </w:tbl>
+    <w:p>
+      <w:pPr>
+        <w:spacing w:after="160"/>
+      </w:pPr>
+    </w:p>
+    <w:p>
+      <w:pPr>
+        <w:pStyle w:val="Heading2"/>
+        <w:spacing w:after="120" w:before="280"/>
+      </w:pPr>
+      <w:r>
+        <w:rPr>
+          <w:rFonts w:ascii="Arial" w:cs="Arial" w:eastAsia="Arial" w:hAnsi="Arial"/>
+          <w:b/>
+          <w:bCs/>
+          <w:color w:val="5865F2"/>
+          <w:sz w:val="24"/>
+          <w:szCs w:val="24"/>
+        </w:rPr>
+        <w:t xml:space="preserve">8.3 Changing Your Profile Picture</w:t>
+      </w:r>
+    </w:p>
+    <w:p>
+      <w:pPr>
+        <w:spacing w:after="120"/>
+      </w:pPr>
+      <w:r>
+        <w:rPr>
+          <w:rFonts w:ascii="Arial" w:cs="Arial" w:eastAsia="Arial" w:hAnsi="Arial"/>
+          <w:color w:val="313338"/>
+          <w:sz w:val="22"/>
+          <w:szCs w:val="22"/>
+        </w:rPr>
+        <w:t xml:space="preserve">Click your avatar in User Settings (or in the header) and choose Change Photo to upload a new picture, or Remove to go back to your colored-initial avatar.</w:t>
+      </w:r>
+    </w:p>
+    <w:p>
+      <w:pPr>
+        <w:spacing w:after="160"/>
+      </w:pPr>
+    </w:p>
+    <w:p>
+      <w:pPr>
+        <w:pStyle w:val="Heading2"/>
+        <w:spacing w:after="120" w:before="280"/>
+      </w:pPr>
+      <w:r>
+        <w:rPr>
+          <w:rFonts w:ascii="Arial" w:cs="Arial" w:eastAsia="Arial" w:hAnsi="Arial"/>
+          <w:b/>
+          <w:bCs/>
+          <w:color w:val="5865F2"/>
+          <w:sz w:val="24"/>
+          <w:szCs w:val="24"/>
+        </w:rPr>
+        <w:t xml:space="preserve">8.4 Light / Dark Theme</w:t>
+      </w:r>
+    </w:p>
+    <w:p>
+      <w:pPr>
+        <w:spacing w:after="120"/>
+      </w:pPr>
+      <w:r>
+        <w:rPr>
+          <w:rFonts w:ascii="Arial" w:cs="Arial" w:eastAsia="Arial" w:hAnsi="Arial"/>
+          <w:color w:val="313338"/>
+          <w:sz w:val="22"/>
+          <w:szCs w:val="22"/>
+        </w:rPr>
+        <w:t xml:space="preserve">In User Settings &gt; Appearance, switch between light and dark theme any time — it applies immediately and is remembered on that device.</w:t>
+      </w:r>
+    </w:p>
+    <w:p>
+      <w:pPr>
+        <w:spacing w:after="200"/>
+      </w:pPr>
+    </w:p>
+    <w:p>
+      <w:pPr>
+        <w:pStyle w:val="Heading1"/>
+        <w:pBdr>
+          <w:bottom w:val="single" w:color="5865F2" w:sz="4" w:space="6"/>
+        </w:pBdr>
+        <w:spacing w:after="160" w:before="360"/>
+      </w:pPr>
+      <w:r>
+        <w:rPr>
+          <w:rFonts w:ascii="Arial" w:cs="Arial" w:eastAsia="Arial" w:hAnsi="Arial"/>
+          <w:b/>
+          <w:bCs/>
+          <w:color w:val="1E1F22"/>
+          <w:sz w:val="28"/>
+          <w:szCs w:val="28"/>
+        </w:rPr>
+        <w:t xml:space="preserve">9. Private Channels</w:t>
+      </w:r>
+    </w:p>
+    <w:p>
+      <w:pPr>
+        <w:spacing w:after="120"/>
+      </w:pPr>
+      <w:r>
+        <w:rPr>
+          <w:rFonts w:ascii="Arial" w:cs="Arial" w:eastAsia="Arial" w:hAnsi="Arial"/>
+          <w:color w:val="313338"/>
+          <w:sz w:val="22"/>
+          <w:szCs w:val="22"/>
+        </w:rPr>
+        <w:t xml:space="preserve">Some channels may be marked private by an admin — visible and usable only to a specific group of people. If you can’t find a channel you were expecting, ask an admin to add you to it; you won’t be able to tell a private channel exists unless you already have access.</w:t>
+      </w:r>
+    </w:p>
+    <w:p>
+      <w:pPr>
+        <w:spacing w:after="200"/>
+      </w:pPr>
+    </w:p>
+    <w:p>
+      <w:pPr>
+        <w:pStyle w:val="Heading1"/>
+        <w:pBdr>
+          <w:bottom w:val="single" w:color="5865F2" w:sz="4" w:space="6"/>
+        </w:pBdr>
+        <w:spacing w:after="160" w:before="360"/>
+      </w:pPr>
+      <w:r>
+        <w:rPr>
+          <w:rFonts w:ascii="Arial" w:cs="Arial" w:eastAsia="Arial" w:hAnsi="Arial"/>
+          <w:b/>
+          <w:bCs/>
+          <w:color w:val="1E1F22"/>
+          <w:sz w:val="28"/>
+          <w:szCs w:val="28"/>
+        </w:rPr>
+        <w:t xml:space="preserve">10. Game Update Notifications (PatchBot)</w:t>
+      </w:r>
+    </w:p>
+    <w:p>
+      <w:pPr>
+        <w:spacing w:after="120"/>
+      </w:pPr>
+      <w:r>
+        <w:rPr>
+          <w:rFonts w:ascii="Arial" w:cs="Arial" w:eastAsia="Arial" w:hAnsi="Arial"/>
+          <w:color w:val="313338"/>
+          <w:sz w:val="22"/>
+          <w:szCs w:val="22"/>
+        </w:rPr>
+        <w:t xml:space="preserve">If an admin has set it up, a channel may automatically post Steam update / patch notes for specific games — these show up as regular messages from a PatchBot account, complete with a summary and a link to the full post. Click the controller icon in a text channel’s header to see which games are tracked there.</w:t>
+      </w:r>
+    </w:p>
+    <w:p>
+      <w:pPr>
+        <w:spacing w:after="200"/>
+      </w:pPr>
+    </w:p>
+    <w:p>
+      <w:pPr>
+        <w:pStyle w:val="Heading1"/>
+        <w:pBdr>
+          <w:bottom w:val="single" w:color="5865F2" w:sz="4" w:space="6"/>
+        </w:pBdr>
+        <w:spacing w:after="160" w:before="360"/>
+      </w:pPr>
+      <w:r>
+        <w:rPr>
+          <w:rFonts w:ascii="Arial" w:cs="Arial" w:eastAsia="Arial" w:hAnsi="Arial"/>
+          <w:b/>
+          <w:bCs/>
+          <w:color w:val="1E1F22"/>
+          <w:sz w:val="28"/>
+          <w:szCs w:val="28"/>
+        </w:rPr>
+        <w:t xml:space="preserve">11. Desktop App (Windows &amp; Linux)</w:t>
+      </w:r>
+    </w:p>
+    <w:p>
+      <w:pPr>
+        <w:spacing w:after="120"/>
+      </w:pPr>
+      <w:r>
+        <w:rPr>
+          <w:rFonts w:ascii="Arial" w:cs="Arial" w:eastAsia="Arial" w:hAnsi="Arial"/>
+          <w:color w:val="313338"/>
+          <w:sz w:val="22"/>
+          <w:szCs w:val="22"/>
+        </w:rPr>
+        <w:t xml:space="preserve">You can install The Crows Nest as a full desktop application — download it from the login page, which has both a Windows and a Linux installer.</w:t>
+      </w:r>
+    </w:p>
+    <w:p>
+      <w:pPr>
+        <w:spacing w:after="80"/>
+      </w:pPr>
+    </w:p>
+    <w:p>
+      <w:pPr>
+        <w:pStyle w:val="Heading2"/>
+        <w:spacing w:after="120" w:before="280"/>
+      </w:pPr>
+      <w:r>
+        <w:rPr>
+          <w:rFonts w:ascii="Arial" w:cs="Arial" w:eastAsia="Arial" w:hAnsi="Arial"/>
+          <w:b/>
+          <w:bCs/>
+          <w:color w:val="5865F2"/>
+          <w:sz w:val="24"/>
+          <w:szCs w:val="24"/>
+        </w:rPr>
+        <w:t xml:space="preserve">11.1 Installing the Desktop App</w:t>
+      </w:r>
+    </w:p>
+    <w:p>
+      <w:pPr>
+        <w:pStyle w:val="ListParagraph"/>
+        <w:numPr>
+          <w:ilvl w:val="0"/>
+          <w:numId w:val="2"/>
+        </w:numPr>
+        <w:spacing w:after="80"/>
+      </w:pPr>
+      <w:r>
+        <w:rPr>
+          <w:rFonts w:ascii="Arial" w:cs="Arial" w:eastAsia="Arial" w:hAnsi="Arial"/>
+          <w:sz w:val="22"/>
+          <w:szCs w:val="22"/>
+        </w:rPr>
+        <w:t xml:space="preserve">Download the Windows (.exe) or Linux (.AppImage) installer from the login page</w:t>
+      </w:r>
+    </w:p>
+    <w:p>
+      <w:pPr>
+        <w:pStyle w:val="ListParagraph"/>
+        <w:numPr>
+          <w:ilvl w:val="0"/>
+          <w:numId w:val="2"/>
+        </w:numPr>
+        <w:spacing w:after="80"/>
+      </w:pPr>
+      <w:r>
+        <w:rPr>
+          <w:rFonts w:ascii="Arial" w:cs="Arial" w:eastAsia="Arial" w:hAnsi="Arial"/>
+          <w:sz w:val="22"/>
+          <w:szCs w:val="22"/>
+        </w:rPr>
+        <w:t xml:space="preserve">Windows: double-click Setup.exe and click through the installer. Linux: mark the AppImage executable and run it</w:t>
+      </w:r>
+    </w:p>
+    <w:p>
+      <w:pPr>
+        <w:pStyle w:val="ListParagraph"/>
+        <w:numPr>
+          <w:ilvl w:val="0"/>
+          <w:numId w:val="2"/>
+        </w:numPr>
+        <w:spacing w:after="80"/>
+      </w:pPr>
+      <w:r>
+        <w:rPr>
+          <w:rFonts w:ascii="Arial" w:cs="Arial" w:eastAsia="Arial" w:hAnsi="Arial"/>
+          <w:sz w:val="22"/>
+          <w:szCs w:val="22"/>
+        </w:rPr>
+        <w:t xml:space="preserve">Once installed, The Crows Nest appears in your Start menu / app launcher and on your desktop</w:t>
+      </w:r>
+    </w:p>
+    <w:p>
+      <w:pPr>
+        <w:pStyle w:val="ListParagraph"/>
+        <w:numPr>
+          <w:ilvl w:val="0"/>
+          <w:numId w:val="2"/>
+        </w:numPr>
+        <w:spacing w:after="80"/>
+      </w:pPr>
+      <w:r>
+        <w:rPr>
+          <w:rFonts w:ascii="Arial" w:cs="Arial" w:eastAsia="Arial" w:hAnsi="Arial"/>
+          <w:sz w:val="22"/>
+          <w:szCs w:val="22"/>
+        </w:rPr>
+        <w:t xml:space="preserve">Open it — it loads directly to The Crows Nest</w:t>
+      </w:r>
+    </w:p>
+    <w:p>
+      <w:pPr>
+        <w:spacing w:after="80"/>
+      </w:pPr>
+    </w:p>
+    <w:tbl>
+      <w:tblPr>
+        <w:tblW w:type="dxa" w:w="9360"/>
+        <w:tblBorders>
+          <w:top w:val="single" w:color="auto" w:sz="4"/>
+          <w:left w:val="single" w:color="auto" w:sz="4"/>
+          <w:bottom w:val="single" w:color="auto" w:sz="4"/>
+          <w:right w:val="single" w:color="auto" w:sz="4"/>
+          <w:insideH w:val="single" w:color="auto" w:sz="4"/>
+          <w:insideV w:val="single" w:color="auto" w:sz="4"/>
+        </w:tblBorders>
+      </w:tblPr>
+      <w:tblGrid>
+        <w:gridCol w:w="9360"/>
+      </w:tblGrid>
+      <w:tr>
+        <w:tc>
+          <w:tcPr>
+            <w:tcW w:type="dxa" w:w="9360"/>
+            <w:tcBorders>
+              <w:top w:val="none" w:color="FFFFFF" w:sz="0"/>
+              <w:left w:val="none" w:color="FFFFFF" w:sz="0"/>
+              <w:bottom w:val="none" w:color="FFFFFF" w:sz="0"/>
+              <w:right w:val="none" w:color="FFFFFF" w:sz="0"/>
+            </w:tcBorders>
+            <w:shd w:fill="EEF0FF" w:val="clear"/>
+            <w:tcMar>
+              <w:top w:type="dxa" w:w="120"/>
+              <w:left w:type="dxa" w:w="200"/>
+              <w:bottom w:type="dxa" w:w="120"/>
+              <w:right w:type="dxa" w:w="200"/>
+            </w:tcMar>
+          </w:tcPr>
+          <w:p>
+            <w:pPr>
+              <w:spacing w:after="0"/>
+            </w:pPr>
+            <w:r>
+              <w:rPr>
+                <w:rFonts w:ascii="Arial" w:cs="Arial" w:eastAsia="Arial" w:hAnsi="Arial"/>
+                <w:b/>
+                <w:bCs/>
+                <w:color w:val="5865F2"/>
+                <w:sz w:val="22"/>
+                <w:szCs w:val="22"/>
+              </w:rPr>
+              <w:t xml:space="preserve">NOTE: </w:t>
+            </w:r>
+            <w:r>
+              <w:rPr>
+                <w:rFonts w:ascii="Arial" w:cs="Arial" w:eastAsia="Arial" w:hAnsi="Arial"/>
+                <w:color w:val="313338"/>
+                <w:sz w:val="22"/>
+                <w:szCs w:val="22"/>
+              </w:rPr>
+              <w:t xml:space="preserve">The app checks for updates automatically in the background and installs them the next time you restart it. A macOS build isn’t published yet — Mac users should use the browser or the installable web app below in the meantime.</w:t>
+            </w:r>
+          </w:p>
+        </w:tc>
+      </w:tr>
+    </w:tbl>
+    <w:p>
+      <w:pPr>
+        <w:spacing w:after="160"/>
+      </w:pPr>
+    </w:p>
+    <w:p>
+      <w:pPr>
+        <w:pStyle w:val="Heading2"/>
+        <w:spacing w:after="120" w:before="280"/>
+      </w:pPr>
+      <w:r>
+        <w:rPr>
+          <w:rFonts w:ascii="Arial" w:cs="Arial" w:eastAsia="Arial" w:hAnsi="Arial"/>
+          <w:b/>
+          <w:bCs/>
+          <w:color w:val="5865F2"/>
+          <w:sz w:val="24"/>
+          <w:szCs w:val="24"/>
+        </w:rPr>
+        <w:t xml:space="preserve">11.2 Installing as a Web App (No Download Required)</w:t>
+      </w:r>
+    </w:p>
+    <w:p>
+      <w:pPr>
+        <w:spacing w:after="120"/>
+      </w:pPr>
+      <w:r>
+        <w:rPr>
+          <w:rFonts w:ascii="Arial" w:cs="Arial" w:eastAsia="Arial" w:hAnsi="Arial"/>
+          <w:color w:val="313338"/>
+          <w:sz w:val="22"/>
+          <w:szCs w:val="22"/>
+        </w:rPr>
+        <w:t xml:space="preserve">The Crows Nest can also be installed straight from your browser, on a phone or a computer, without downloading anything from the login page:</w:t>
+      </w:r>
+    </w:p>
+    <w:p>
+      <w:pPr>
+        <w:pStyle w:val="ListParagraph"/>
+        <w:numPr>
+          <w:ilvl w:val="0"/>
+          <w:numId w:val="3"/>
+        </w:numPr>
+        <w:spacing w:after="80"/>
+      </w:pPr>
+      <w:r>
+        <w:rPr>
+          <w:rFonts w:ascii="Arial" w:cs="Arial" w:eastAsia="Arial" w:hAnsi="Arial"/>
+          <w:color w:val="313338"/>
+          <w:sz w:val="22"/>
+          <w:szCs w:val="22"/>
+        </w:rPr>
+        <w:t xml:space="preserve">Phone (iOS/Android): open the site in your browser, then use the browser’s Share/menu &gt; Add to Home Screen (or click the Install App icon in the sidebar if your browser shows one) — it then opens full-screen like a normal app</w:t>
+      </w:r>
+    </w:p>
+    <w:p>
+      <w:pPr>
+        <w:pStyle w:val="ListParagraph"/>
+        <w:numPr>
+          <w:ilvl w:val="0"/>
+          <w:numId w:val="3"/>
+        </w:numPr>
+        <w:spacing w:after="80"/>
+      </w:pPr>
+      <w:r>
+        <w:rPr>
+          <w:rFonts w:ascii="Arial" w:cs="Arial" w:eastAsia="Arial" w:hAnsi="Arial"/>
+          <w:color w:val="313338"/>
+          <w:sz w:val="22"/>
+          <w:szCs w:val="22"/>
+        </w:rPr>
+        <w:t xml:space="preserve">Desktop browser (Chrome/Edge): click the Install App icon in the far-left sidebar, or the install icon in the address bar</w:t>
+      </w:r>
+    </w:p>
+    <w:p>
+      <w:pPr>
+        <w:spacing w:after="80"/>
+      </w:pPr>
+    </w:p>
+    <w:tbl>
+      <w:tblPr>
+        <w:tblW w:type="dxa" w:w="9360"/>
+        <w:tblBorders>
+          <w:top w:val="single" w:color="auto" w:sz="4"/>
+          <w:left w:val="single" w:color="auto" w:sz="4"/>
+          <w:bottom w:val="single" w:color="auto" w:sz="4"/>
+          <w:right w:val="single" w:color="auto" w:sz="4"/>
+          <w:insideH w:val="single" w:color="auto" w:sz="4"/>
+          <w:insideV w:val="single" w:color="auto" w:sz="4"/>
+        </w:tblBorders>
+      </w:tblPr>
+      <w:tblGrid>
+        <w:gridCol w:w="9360"/>
+      </w:tblGrid>
+      <w:tr>
+        <w:tc>
+          <w:tcPr>
+            <w:tcW w:type="dxa" w:w="9360"/>
+            <w:tcBorders>
+              <w:top w:val="none" w:color="FFFFFF" w:sz="0"/>
+              <w:left w:val="none" w:color="FFFFFF" w:sz="0"/>
+              <w:bottom w:val="none" w:color="FFFFFF" w:sz="0"/>
+              <w:right w:val="none" w:color="FFFFFF" w:sz="0"/>
+            </w:tcBorders>
+            <w:shd w:fill="EEF0FF" w:val="clear"/>
+            <w:tcMar>
+              <w:top w:type="dxa" w:w="120"/>
+              <w:left w:type="dxa" w:w="200"/>
+              <w:bottom w:type="dxa" w:w="120"/>
+              <w:right w:type="dxa" w:w="200"/>
+            </w:tcMar>
+          </w:tcPr>
+          <w:p>
+            <w:pPr>
+              <w:spacing w:after="0"/>
+            </w:pPr>
+            <w:r>
+              <w:rPr>
+                <w:rFonts w:ascii="Arial" w:cs="Arial" w:eastAsia="Arial" w:hAnsi="Arial"/>
+                <w:b/>
+                <w:bCs/>
+                <w:color w:val="5865F2"/>
+                <w:sz w:val="22"/>
+                <w:szCs w:val="22"/>
+              </w:rPr>
+              <w:t xml:space="preserve">NOTE: </w:t>
+            </w:r>
+            <w:r>
+              <w:rPr>
+                <w:rFonts w:ascii="Arial" w:cs="Arial" w:eastAsia="Arial" w:hAnsi="Arial"/>
+                <w:color w:val="313338"/>
+                <w:sz w:val="22"/>
+                <w:szCs w:val="22"/>
+              </w:rPr>
+              <w:t xml:space="preserve">This is the easiest way to get push notifications and a real app icon on a phone, and works even where a native installer isn’t available (Mac, Chromebook, etc.).</w:t>
+            </w:r>
+          </w:p>
+        </w:tc>
+      </w:tr>
+    </w:tbl>
+    <w:p>
+      <w:pPr>
+        <w:spacing w:after="160"/>
+      </w:pPr>
+    </w:p>
+    <w:p>
+      <w:pPr>
+        <w:pStyle w:val="Heading2"/>
+        <w:spacing w:after="120" w:before="280"/>
+      </w:pPr>
+      <w:r>
+        <w:rPr>
+          <w:rFonts w:ascii="Arial" w:cs="Arial" w:eastAsia="Arial" w:hAnsi="Arial"/>
+          <w:b/>
+          <w:bCs/>
+          <w:color w:val="5865F2"/>
+          <w:sz w:val="24"/>
+          <w:szCs w:val="24"/>
+        </w:rPr>
+        <w:t xml:space="preserve">11.3 Desktop vs Browser</w:t>
       </w:r>
     </w:p>
     <w:tbl>
@@ -5400,6 +6797,246 @@
           </w:p>
         </w:tc>
       </w:tr>
+      <w:tr>
+        <w:tc>
+          <w:tcPr>
+            <w:tcW w:type="dxa" w:w="3400"/>
+            <w:tcBorders>
+              <w:top w:val="single" w:color="DDDDDD" w:sz="1"/>
+              <w:left w:val="single" w:color="DDDDDD" w:sz="1"/>
+              <w:bottom w:val="single" w:color="DDDDDD" w:sz="1"/>
+              <w:right w:val="single" w:color="DDDDDD" w:sz="1"/>
+            </w:tcBorders>
+            <w:shd w:fill="F8F9FF" w:val="clear"/>
+            <w:tcMar>
+              <w:top w:type="dxa" w:w="80"/>
+              <w:left w:type="dxa" w:w="150"/>
+              <w:bottom w:type="dxa" w:w="80"/>
+              <w:right w:type="dxa" w:w="150"/>
+            </w:tcMar>
+          </w:tcPr>
+          <w:p>
+            <w:r>
+              <w:rPr>
+                <w:rFonts w:ascii="Arial" w:cs="Arial" w:eastAsia="Arial" w:hAnsi="Arial"/>
+                <w:color w:val="313338"/>
+                <w:sz w:val="20"/>
+                <w:szCs w:val="20"/>
+              </w:rPr>
+              <w:t xml:space="preserve">Paste an image to share it</w:t>
+            </w:r>
+          </w:p>
+        </w:tc>
+        <w:tc>
+          <w:tcPr>
+            <w:tcW w:type="dxa" w:w="5960"/>
+            <w:tcBorders>
+              <w:top w:val="single" w:color="DDDDDD" w:sz="1"/>
+              <w:left w:val="single" w:color="DDDDDD" w:sz="1"/>
+              <w:bottom w:val="single" w:color="DDDDDD" w:sz="1"/>
+              <w:right w:val="single" w:color="DDDDDD" w:sz="1"/>
+            </w:tcBorders>
+            <w:shd w:fill="F8F9FF" w:val="clear"/>
+            <w:tcMar>
+              <w:top w:type="dxa" w:w="80"/>
+              <w:left w:type="dxa" w:w="150"/>
+              <w:bottom w:type="dxa" w:w="80"/>
+              <w:right w:type="dxa" w:w="150"/>
+            </w:tcMar>
+          </w:tcPr>
+          <w:p>
+            <w:r>
+              <w:rPr>
+                <w:rFonts w:ascii="Arial" w:cs="Arial" w:eastAsia="Arial" w:hAnsi="Arial"/>
+                <w:color w:val="313338"/>
+                <w:sz w:val="20"/>
+                <w:szCs w:val="20"/>
+              </w:rPr>
+              <w:t xml:space="preserve">Ctrl+V in the message box works instead of using the attach button</w:t>
+            </w:r>
+          </w:p>
+        </w:tc>
+      </w:tr>
+      <w:tr>
+        <w:tc>
+          <w:tcPr>
+            <w:tcW w:type="dxa" w:w="3400"/>
+            <w:tcBorders>
+              <w:top w:val="single" w:color="DDDDDD" w:sz="1"/>
+              <w:left w:val="single" w:color="DDDDDD" w:sz="1"/>
+              <w:bottom w:val="single" w:color="DDDDDD" w:sz="1"/>
+              <w:right w:val="single" w:color="DDDDDD" w:sz="1"/>
+            </w:tcBorders>
+            <w:shd w:fill="FFFFFF" w:val="clear"/>
+            <w:tcMar>
+              <w:top w:type="dxa" w:w="80"/>
+              <w:left w:type="dxa" w:w="150"/>
+              <w:bottom w:type="dxa" w:w="80"/>
+              <w:right w:type="dxa" w:w="150"/>
+            </w:tcMar>
+          </w:tcPr>
+          <w:p>
+            <w:r>
+              <w:rPr>
+                <w:rFonts w:ascii="Arial" w:cs="Arial" w:eastAsia="Arial" w:hAnsi="Arial"/>
+                <w:color w:val="313338"/>
+                <w:sz w:val="20"/>
+                <w:szCs w:val="20"/>
+              </w:rPr>
+              <w:t xml:space="preserve">Sent something during a drop?</w:t>
+            </w:r>
+          </w:p>
+        </w:tc>
+        <w:tc>
+          <w:tcPr>
+            <w:tcW w:type="dxa" w:w="5960"/>
+            <w:tcBorders>
+              <w:top w:val="single" w:color="DDDDDD" w:sz="1"/>
+              <w:left w:val="single" w:color="DDDDDD" w:sz="1"/>
+              <w:bottom w:val="single" w:color="DDDDDD" w:sz="1"/>
+              <w:right w:val="single" w:color="DDDDDD" w:sz="1"/>
+            </w:tcBorders>
+            <w:shd w:fill="FFFFFF" w:val="clear"/>
+            <w:tcMar>
+              <w:top w:type="dxa" w:w="80"/>
+              <w:left w:type="dxa" w:w="150"/>
+              <w:bottom w:type="dxa" w:w="80"/>
+              <w:right w:type="dxa" w:w="150"/>
+            </w:tcMar>
+          </w:tcPr>
+          <w:p>
+            <w:r>
+              <w:rPr>
+                <w:rFonts w:ascii="Arial" w:cs="Arial" w:eastAsia="Arial" w:hAnsi="Arial"/>
+                <w:color w:val="313338"/>
+                <w:sz w:val="20"/>
+                <w:szCs w:val="20"/>
+              </w:rPr>
+              <w:t xml:space="preserve">It’s held on your device and sent automatically once you’re back online</w:t>
+            </w:r>
+          </w:p>
+        </w:tc>
+      </w:tr>
+      <w:tr>
+        <w:tc>
+          <w:tcPr>
+            <w:tcW w:type="dxa" w:w="3400"/>
+            <w:tcBorders>
+              <w:top w:val="single" w:color="DDDDDD" w:sz="1"/>
+              <w:left w:val="single" w:color="DDDDDD" w:sz="1"/>
+              <w:bottom w:val="single" w:color="DDDDDD" w:sz="1"/>
+              <w:right w:val="single" w:color="DDDDDD" w:sz="1"/>
+            </w:tcBorders>
+            <w:shd w:fill="F8F9FF" w:val="clear"/>
+            <w:tcMar>
+              <w:top w:type="dxa" w:w="80"/>
+              <w:left w:type="dxa" w:w="150"/>
+              <w:bottom w:type="dxa" w:w="80"/>
+              <w:right w:type="dxa" w:w="150"/>
+            </w:tcMar>
+          </w:tcPr>
+          <w:p>
+            <w:r>
+              <w:rPr>
+                <w:rFonts w:ascii="Arial" w:cs="Arial" w:eastAsia="Arial" w:hAnsi="Arial"/>
+                <w:color w:val="313338"/>
+                <w:sz w:val="20"/>
+                <w:szCs w:val="20"/>
+              </w:rPr>
+              <w:t xml:space="preserve">Find an old message fast</w:t>
+            </w:r>
+          </w:p>
+        </w:tc>
+        <w:tc>
+          <w:tcPr>
+            <w:tcW w:type="dxa" w:w="5960"/>
+            <w:tcBorders>
+              <w:top w:val="single" w:color="DDDDDD" w:sz="1"/>
+              <w:left w:val="single" w:color="DDDDDD" w:sz="1"/>
+              <w:bottom w:val="single" w:color="DDDDDD" w:sz="1"/>
+              <w:right w:val="single" w:color="DDDDDD" w:sz="1"/>
+            </w:tcBorders>
+            <w:shd w:fill="F8F9FF" w:val="clear"/>
+            <w:tcMar>
+              <w:top w:type="dxa" w:w="80"/>
+              <w:left w:type="dxa" w:w="150"/>
+              <w:bottom w:type="dxa" w:w="80"/>
+              <w:right w:type="dxa" w:w="150"/>
+            </w:tcMar>
+          </w:tcPr>
+          <w:p>
+            <w:r>
+              <w:rPr>
+                <w:rFonts w:ascii="Arial" w:cs="Arial" w:eastAsia="Arial" w:hAnsi="Arial"/>
+                <w:color w:val="313338"/>
+                <w:sz w:val="20"/>
+                <w:szCs w:val="20"/>
+              </w:rPr>
+              <w:t xml:space="preserve">Click the search icon in the sidebar instead of scrolling</w:t>
+            </w:r>
+          </w:p>
+        </w:tc>
+      </w:tr>
+      <w:tr>
+        <w:tc>
+          <w:tcPr>
+            <w:tcW w:type="dxa" w:w="3400"/>
+            <w:tcBorders>
+              <w:top w:val="single" w:color="DDDDDD" w:sz="1"/>
+              <w:left w:val="single" w:color="DDDDDD" w:sz="1"/>
+              <w:bottom w:val="single" w:color="DDDDDD" w:sz="1"/>
+              <w:right w:val="single" w:color="DDDDDD" w:sz="1"/>
+            </w:tcBorders>
+            <w:shd w:fill="FFFFFF" w:val="clear"/>
+            <w:tcMar>
+              <w:top w:type="dxa" w:w="80"/>
+              <w:left w:type="dxa" w:w="150"/>
+              <w:bottom w:type="dxa" w:w="80"/>
+              <w:right w:type="dxa" w:w="150"/>
+            </w:tcMar>
+          </w:tcPr>
+          <w:p>
+            <w:r>
+              <w:rPr>
+                <w:rFonts w:ascii="Arial" w:cs="Arial" w:eastAsia="Arial" w:hAnsi="Arial"/>
+                <w:color w:val="313338"/>
+                <w:sz w:val="20"/>
+                <w:szCs w:val="20"/>
+              </w:rPr>
+              <w:t xml:space="preserve">Preview a voice effect first</w:t>
+            </w:r>
+          </w:p>
+        </w:tc>
+        <w:tc>
+          <w:tcPr>
+            <w:tcW w:type="dxa" w:w="5960"/>
+            <w:tcBorders>
+              <w:top w:val="single" w:color="DDDDDD" w:sz="1"/>
+              <w:left w:val="single" w:color="DDDDDD" w:sz="1"/>
+              <w:bottom w:val="single" w:color="DDDDDD" w:sz="1"/>
+              <w:right w:val="single" w:color="DDDDDD" w:sz="1"/>
+            </w:tcBorders>
+            <w:shd w:fill="FFFFFF" w:val="clear"/>
+            <w:tcMar>
+              <w:top w:type="dxa" w:w="80"/>
+              <w:left w:type="dxa" w:w="150"/>
+              <w:bottom w:type="dxa" w:w="80"/>
+              <w:right w:type="dxa" w:w="150"/>
+            </w:tcMar>
+          </w:tcPr>
+          <w:p>
+            <w:r>
+              <w:rPr>
+                <w:rFonts w:ascii="Arial" w:cs="Arial" w:eastAsia="Arial" w:hAnsi="Arial"/>
+                <w:color w:val="313338"/>
+                <w:sz w:val="20"/>
+                <w:szCs w:val="20"/>
+              </w:rPr>
+              <w:t xml:space="preserve">🎧 Hear Yourself in Voice Effects before switching for the whole call</w:t>
+            </w:r>
+          </w:p>
+        </w:tc>
+      </w:tr>
     </w:tbl>
     <w:p>
       <w:pPr>
@@ -6113,6 +7750,186 @@
                 <w:szCs w:val="20"/>
               </w:rPr>
               <w:t xml:space="preserve">Output device switching requires Chrome or Edge, not Firefox</w:t>
+            </w:r>
+          </w:p>
+        </w:tc>
+      </w:tr>
+      <w:tr>
+        <w:tc>
+          <w:tcPr>
+            <w:tcW w:type="dxa" w:w="3600"/>
+            <w:tcBorders>
+              <w:top w:val="single" w:color="DDDDDD" w:sz="1"/>
+              <w:left w:val="single" w:color="DDDDDD" w:sz="1"/>
+              <w:bottom w:val="single" w:color="DDDDDD" w:sz="1"/>
+              <w:right w:val="single" w:color="DDDDDD" w:sz="1"/>
+            </w:tcBorders>
+            <w:shd w:fill="FFFFFF" w:val="clear"/>
+            <w:tcMar>
+              <w:top w:type="dxa" w:w="80"/>
+              <w:left w:type="dxa" w:w="150"/>
+              <w:bottom w:type="dxa" w:w="80"/>
+              <w:right w:type="dxa" w:w="150"/>
+            </w:tcMar>
+          </w:tcPr>
+          <w:p>
+            <w:r>
+              <w:rPr>
+                <w:rFonts w:ascii="Arial" w:cs="Arial" w:eastAsia="Arial" w:hAnsi="Arial"/>
+                <w:color w:val="313338"/>
+                <w:sz w:val="20"/>
+                <w:szCs w:val="20"/>
+              </w:rPr>
+              <w:t xml:space="preserve">"Message too large" on send</w:t>
+            </w:r>
+          </w:p>
+        </w:tc>
+        <w:tc>
+          <w:tcPr>
+            <w:tcW w:type="dxa" w:w="5760"/>
+            <w:tcBorders>
+              <w:top w:val="single" w:color="DDDDDD" w:sz="1"/>
+              <w:left w:val="single" w:color="DDDDDD" w:sz="1"/>
+              <w:bottom w:val="single" w:color="DDDDDD" w:sz="1"/>
+              <w:right w:val="single" w:color="DDDDDD" w:sz="1"/>
+            </w:tcBorders>
+            <w:shd w:fill="FFFFFF" w:val="clear"/>
+            <w:tcMar>
+              <w:top w:type="dxa" w:w="80"/>
+              <w:left w:type="dxa" w:w="150"/>
+              <w:bottom w:type="dxa" w:w="80"/>
+              <w:right w:type="dxa" w:w="150"/>
+            </w:tcMar>
+          </w:tcPr>
+          <w:p>
+            <w:r>
+              <w:rPr>
+                <w:rFonts w:ascii="Arial" w:cs="Arial" w:eastAsia="Arial" w:hAnsi="Arial"/>
+                <w:color w:val="313338"/>
+                <w:sz w:val="20"/>
+                <w:szCs w:val="20"/>
+              </w:rPr>
+              <w:t xml:space="preserve">Attachments share an 8MB combined limit per message — split into two messages</w:t>
+            </w:r>
+          </w:p>
+        </w:tc>
+      </w:tr>
+      <w:tr>
+        <w:tc>
+          <w:tcPr>
+            <w:tcW w:type="dxa" w:w="3600"/>
+            <w:tcBorders>
+              <w:top w:val="single" w:color="DDDDDD" w:sz="1"/>
+              <w:left w:val="single" w:color="DDDDDD" w:sz="1"/>
+              <w:bottom w:val="single" w:color="DDDDDD" w:sz="1"/>
+              <w:right w:val="single" w:color="DDDDDD" w:sz="1"/>
+            </w:tcBorders>
+            <w:shd w:fill="F8F9FF" w:val="clear"/>
+            <w:tcMar>
+              <w:top w:type="dxa" w:w="80"/>
+              <w:left w:type="dxa" w:w="150"/>
+              <w:bottom w:type="dxa" w:w="80"/>
+              <w:right w:type="dxa" w:w="150"/>
+            </w:tcMar>
+          </w:tcPr>
+          <w:p>
+            <w:r>
+              <w:rPr>
+                <w:rFonts w:ascii="Arial" w:cs="Arial" w:eastAsia="Arial" w:hAnsi="Arial"/>
+                <w:color w:val="313338"/>
+                <w:sz w:val="20"/>
+                <w:szCs w:val="20"/>
+              </w:rPr>
+              <w:t xml:space="preserve">Not getting push notifications</w:t>
+            </w:r>
+          </w:p>
+        </w:tc>
+        <w:tc>
+          <w:tcPr>
+            <w:tcW w:type="dxa" w:w="5760"/>
+            <w:tcBorders>
+              <w:top w:val="single" w:color="DDDDDD" w:sz="1"/>
+              <w:left w:val="single" w:color="DDDDDD" w:sz="1"/>
+              <w:bottom w:val="single" w:color="DDDDDD" w:sz="1"/>
+              <w:right w:val="single" w:color="DDDDDD" w:sz="1"/>
+            </w:tcBorders>
+            <w:shd w:fill="F8F9FF" w:val="clear"/>
+            <w:tcMar>
+              <w:top w:type="dxa" w:w="80"/>
+              <w:left w:type="dxa" w:w="150"/>
+              <w:bottom w:type="dxa" w:w="80"/>
+              <w:right w:type="dxa" w:w="150"/>
+            </w:tcMar>
+          </w:tcPr>
+          <w:p>
+            <w:r>
+              <w:rPr>
+                <w:rFonts w:ascii="Arial" w:cs="Arial" w:eastAsia="Arial" w:hAnsi="Arial"/>
+                <w:color w:val="313338"/>
+                <w:sz w:val="20"/>
+                <w:szCs w:val="20"/>
+              </w:rPr>
+              <w:t xml:space="preserve">Check your browser/OS notification permission for the site; re-enable it in User Settings</w:t>
+            </w:r>
+          </w:p>
+        </w:tc>
+      </w:tr>
+      <w:tr>
+        <w:tc>
+          <w:tcPr>
+            <w:tcW w:type="dxa" w:w="3600"/>
+            <w:tcBorders>
+              <w:top w:val="single" w:color="DDDDDD" w:sz="1"/>
+              <w:left w:val="single" w:color="DDDDDD" w:sz="1"/>
+              <w:bottom w:val="single" w:color="DDDDDD" w:sz="1"/>
+              <w:right w:val="single" w:color="DDDDDD" w:sz="1"/>
+            </w:tcBorders>
+            <w:shd w:fill="FFFFFF" w:val="clear"/>
+            <w:tcMar>
+              <w:top w:type="dxa" w:w="80"/>
+              <w:left w:type="dxa" w:w="150"/>
+              <w:bottom w:type="dxa" w:w="80"/>
+              <w:right w:type="dxa" w:w="150"/>
+            </w:tcMar>
+          </w:tcPr>
+          <w:p>
+            <w:r>
+              <w:rPr>
+                <w:rFonts w:ascii="Arial" w:cs="Arial" w:eastAsia="Arial" w:hAnsi="Arial"/>
+                <w:color w:val="313338"/>
+                <w:sz w:val="20"/>
+                <w:szCs w:val="20"/>
+              </w:rPr>
+              <w:t xml:space="preserve">No Install App icon in the sidebar</w:t>
+            </w:r>
+          </w:p>
+        </w:tc>
+        <w:tc>
+          <w:tcPr>
+            <w:tcW w:type="dxa" w:w="5760"/>
+            <w:tcBorders>
+              <w:top w:val="single" w:color="DDDDDD" w:sz="1"/>
+              <w:left w:val="single" w:color="DDDDDD" w:sz="1"/>
+              <w:bottom w:val="single" w:color="DDDDDD" w:sz="1"/>
+              <w:right w:val="single" w:color="DDDDDD" w:sz="1"/>
+            </w:tcBorders>
+            <w:shd w:fill="FFFFFF" w:val="clear"/>
+            <w:tcMar>
+              <w:top w:type="dxa" w:w="80"/>
+              <w:left w:type="dxa" w:w="150"/>
+              <w:bottom w:type="dxa" w:w="80"/>
+              <w:right w:type="dxa" w:w="150"/>
+            </w:tcMar>
+          </w:tcPr>
+          <w:p>
+            <w:r>
+              <w:rPr>
+                <w:rFonts w:ascii="Arial" w:cs="Arial" w:eastAsia="Arial" w:hAnsi="Arial"/>
+                <w:color w:val="313338"/>
+                <w:sz w:val="20"/>
+                <w:szCs w:val="20"/>
+              </w:rPr>
+              <w:t xml:space="preserve">Your browser may not support installable apps, or it’s already installed — check your browser or home screen</w:t>
             </w:r>
           </w:p>
         </w:tc>
